--- a/Memoire_AFI-DOCS_INTEGRAL.docx
+++ b/Memoire_AFI-DOCS_INTEGRAL.docx
@@ -592,6 +592,7 @@
                     <w:t xml:space="preserve"> </w:t>
                   </w:r>
                   <w:proofErr w:type="spellStart"/>
+                  <w:proofErr w:type="gramStart"/>
                   <w:r>
                     <w:rPr>
                       <w:b/>
@@ -611,6 +612,7 @@
                     </w:rPr>
                     <w:t> :</w:t>
                   </w:r>
+                  <w:proofErr w:type="gramEnd"/>
                 </w:p>
                 <w:p>
                   <w:pPr>
@@ -995,15 +997,16 @@
           <w:b/>
           <w:lang w:eastAsia="fr-FR"/>
         </w:rPr>
-        <w:t xml:space="preserve"> à AFI-L’UE</w:t>
-      </w:r>
+        <w:t xml:space="preserve"> à AFI-</w:t>
+      </w:r>
+      <w:proofErr w:type="gramStart"/>
       <w:r>
         <w:rPr>
           <w:rFonts w:eastAsia="Times New Roman"/>
           <w:b/>
           <w:lang w:eastAsia="fr-FR"/>
         </w:rPr>
-        <w:t>,</w:t>
+        <w:t>L’UE</w:t>
       </w:r>
       <w:r>
         <w:rPr>
@@ -1011,7 +1014,7 @@
           <w:b/>
           <w:lang w:eastAsia="fr-FR"/>
         </w:rPr>
-        <w:t xml:space="preserve">  </w:t>
+        <w:t>,</w:t>
       </w:r>
       <w:r>
         <w:rPr>
@@ -1019,7 +1022,24 @@
           <w:b/>
           <w:lang w:eastAsia="fr-FR"/>
         </w:rPr>
-        <w:t>Co-</w:t>
+        <w:t xml:space="preserve">  </w:t>
+      </w:r>
+      <w:r>
+        <w:rPr>
+          <w:rFonts w:eastAsia="Times New Roman"/>
+          <w:b/>
+          <w:lang w:eastAsia="fr-FR"/>
+        </w:rPr>
+        <w:t>Co</w:t>
+      </w:r>
+      <w:proofErr w:type="gramEnd"/>
+      <w:r>
+        <w:rPr>
+          <w:rFonts w:eastAsia="Times New Roman"/>
+          <w:b/>
+          <w:lang w:eastAsia="fr-FR"/>
+        </w:rPr>
+        <w:t>-</w:t>
       </w:r>
       <w:proofErr w:type="spellStart"/>
       <w:r>
@@ -1541,7 +1561,15 @@
       </w:r>
       <w:proofErr w:type="spellEnd"/>
       <w:r>
-        <w:t xml:space="preserve">. Merci pour </w:t>
+        <w:t xml:space="preserve">. Merci </w:t>
+      </w:r>
+      <w:proofErr w:type="gramStart"/>
+      <w:r>
+        <w:t>pour</w:t>
+      </w:r>
+      <w:proofErr w:type="gramEnd"/>
+      <w:r>
+        <w:t xml:space="preserve"> </w:t>
       </w:r>
       <w:proofErr w:type="spellStart"/>
       <w:r>
@@ -2281,7 +2309,15 @@
       </w:pPr>
       <w:r>
         <w:br/>
-        <w:t xml:space="preserve">À ma famille, je dis un immense merci : À la famille </w:t>
+        <w:t xml:space="preserve">À ma famille, je dis un immense </w:t>
+      </w:r>
+      <w:proofErr w:type="gramStart"/>
+      <w:r>
+        <w:t>merci :</w:t>
+      </w:r>
+      <w:proofErr w:type="gramEnd"/>
+      <w:r>
+        <w:t xml:space="preserve"> À la famille </w:t>
       </w:r>
       <w:r>
         <w:t>DOUNGOUS</w:t>
@@ -2666,11 +2702,529 @@
         <w:spacing w:after="120" w:line="360" w:lineRule="auto"/>
         <w:jc w:val="both"/>
       </w:pPr>
-      <w:r>
-        <w:rPr>
-          <w:color w:val="000000"/>
-        </w:rPr>
-        <w:t>La diffusion des ressources pédagogiques dans l’enseignement supérieur repose encore fréquemment sur des canaux informels, sources de dispersion, de perte d’information et d’accès inégal au savoir. Ce mémoire porte sur la conception et la réalisation d’AFI-DOCS, une plateforme web et mobile destinée à centraliser, organiser et diffuser de manière structurée les ressources pédagogiques d’AFI — L’Université de l’Entreprise, avec une consultation possible hors connexion sur l’application mobile. La démarche associe une revue conceptuelle et critique, une modélisation UML, un développement itératif selon la méthode Agile Scrum, une enquête par questionnaire auprès de la communauté AFI et une campagne de tests fonctionnels sur la plateforme déployée. Les résultats montrent qu’AFI-DOCS répond aux défaillances identifiées : centralisation pérenne, classification hiérarchique, accès restreint et pertinent par filière et niveau, et disponibilité hors connexion. Des fonctionnalités additionnelles — sécurité, notifications, espaces d’échange, évaluation des enseignants — renforcent cette finalité sans s’y substituer.</w:t>
+      <w:bookmarkStart w:id="5" w:name="abstract"/>
+      <w:r>
+        <w:rPr>
+          <w:color w:val="000000"/>
+        </w:rPr>
+        <w:t xml:space="preserve">La diffusion des </w:t>
+      </w:r>
+      <w:proofErr w:type="spellStart"/>
+      <w:r>
+        <w:rPr>
+          <w:color w:val="000000"/>
+        </w:rPr>
+        <w:t>ressources</w:t>
+      </w:r>
+      <w:proofErr w:type="spellEnd"/>
+      <w:r>
+        <w:rPr>
+          <w:color w:val="000000"/>
+        </w:rPr>
+        <w:t xml:space="preserve"> </w:t>
+      </w:r>
+      <w:proofErr w:type="spellStart"/>
+      <w:r>
+        <w:rPr>
+          <w:color w:val="000000"/>
+        </w:rPr>
+        <w:t>pédagogiques</w:t>
+      </w:r>
+      <w:proofErr w:type="spellEnd"/>
+      <w:r>
+        <w:rPr>
+          <w:color w:val="000000"/>
+        </w:rPr>
+        <w:t xml:space="preserve"> au sein des </w:t>
+      </w:r>
+      <w:proofErr w:type="spellStart"/>
+      <w:r>
+        <w:rPr>
+          <w:color w:val="000000"/>
+        </w:rPr>
+        <w:t>établissements</w:t>
+      </w:r>
+      <w:proofErr w:type="spellEnd"/>
+      <w:r>
+        <w:rPr>
+          <w:color w:val="000000"/>
+        </w:rPr>
+        <w:t xml:space="preserve"> </w:t>
+      </w:r>
+      <w:proofErr w:type="spellStart"/>
+      <w:r>
+        <w:rPr>
+          <w:color w:val="000000"/>
+        </w:rPr>
+        <w:t>d’enseignement</w:t>
+      </w:r>
+      <w:proofErr w:type="spellEnd"/>
+      <w:r>
+        <w:rPr>
+          <w:color w:val="000000"/>
+        </w:rPr>
+        <w:t xml:space="preserve"> supérieur repose encore </w:t>
+      </w:r>
+      <w:proofErr w:type="spellStart"/>
+      <w:r>
+        <w:rPr>
+          <w:color w:val="000000"/>
+        </w:rPr>
+        <w:t>fréquemment</w:t>
+      </w:r>
+      <w:proofErr w:type="spellEnd"/>
+      <w:r>
+        <w:rPr>
+          <w:color w:val="000000"/>
+        </w:rPr>
+        <w:t xml:space="preserve"> sur des </w:t>
+      </w:r>
+      <w:proofErr w:type="spellStart"/>
+      <w:r>
+        <w:rPr>
+          <w:color w:val="000000"/>
+        </w:rPr>
+        <w:t>canaux</w:t>
+      </w:r>
+      <w:proofErr w:type="spellEnd"/>
+      <w:r>
+        <w:rPr>
+          <w:color w:val="000000"/>
+        </w:rPr>
+        <w:t xml:space="preserve"> </w:t>
+      </w:r>
+      <w:proofErr w:type="spellStart"/>
+      <w:r>
+        <w:rPr>
+          <w:color w:val="000000"/>
+        </w:rPr>
+        <w:t>informels</w:t>
+      </w:r>
+      <w:proofErr w:type="spellEnd"/>
+      <w:r>
+        <w:rPr>
+          <w:color w:val="000000"/>
+        </w:rPr>
+        <w:t xml:space="preserve"> (</w:t>
+      </w:r>
+      <w:proofErr w:type="spellStart"/>
+      <w:r>
+        <w:rPr>
+          <w:color w:val="000000"/>
+        </w:rPr>
+        <w:t>groupes</w:t>
+      </w:r>
+      <w:proofErr w:type="spellEnd"/>
+      <w:r>
+        <w:rPr>
+          <w:color w:val="000000"/>
+        </w:rPr>
+        <w:t xml:space="preserve"> de </w:t>
+      </w:r>
+      <w:proofErr w:type="spellStart"/>
+      <w:r>
+        <w:rPr>
+          <w:color w:val="000000"/>
+        </w:rPr>
+        <w:t>messagerie</w:t>
+      </w:r>
+      <w:proofErr w:type="spellEnd"/>
+      <w:r>
+        <w:rPr>
+          <w:color w:val="000000"/>
+        </w:rPr>
+        <w:t xml:space="preserve"> </w:t>
+      </w:r>
+      <w:proofErr w:type="spellStart"/>
+      <w:r>
+        <w:rPr>
+          <w:color w:val="000000"/>
+        </w:rPr>
+        <w:t>instantanée</w:t>
+      </w:r>
+      <w:proofErr w:type="spellEnd"/>
+      <w:r>
+        <w:rPr>
+          <w:color w:val="000000"/>
+        </w:rPr>
+        <w:t xml:space="preserve">, </w:t>
+      </w:r>
+      <w:proofErr w:type="spellStart"/>
+      <w:r>
+        <w:rPr>
+          <w:color w:val="000000"/>
+        </w:rPr>
+        <w:t>échanges</w:t>
+      </w:r>
+      <w:proofErr w:type="spellEnd"/>
+      <w:r>
+        <w:rPr>
+          <w:color w:val="000000"/>
+        </w:rPr>
+        <w:t xml:space="preserve"> de </w:t>
+      </w:r>
+      <w:proofErr w:type="spellStart"/>
+      <w:r>
+        <w:rPr>
+          <w:color w:val="000000"/>
+        </w:rPr>
+        <w:t>fichiers</w:t>
+      </w:r>
+      <w:proofErr w:type="spellEnd"/>
+      <w:r>
+        <w:rPr>
+          <w:color w:val="000000"/>
+        </w:rPr>
+        <w:t xml:space="preserve">, </w:t>
+      </w:r>
+      <w:proofErr w:type="spellStart"/>
+      <w:r>
+        <w:rPr>
+          <w:color w:val="000000"/>
+        </w:rPr>
+        <w:t>courriels</w:t>
+      </w:r>
+      <w:proofErr w:type="spellEnd"/>
+      <w:r>
+        <w:rPr>
+          <w:color w:val="000000"/>
+        </w:rPr>
+        <w:t xml:space="preserve">) qui </w:t>
+      </w:r>
+      <w:proofErr w:type="spellStart"/>
+      <w:r>
+        <w:rPr>
+          <w:color w:val="000000"/>
+        </w:rPr>
+        <w:t>entraînent</w:t>
+      </w:r>
+      <w:proofErr w:type="spellEnd"/>
+      <w:r>
+        <w:rPr>
+          <w:color w:val="000000"/>
+        </w:rPr>
+        <w:t xml:space="preserve"> la dispersion des documents, la </w:t>
+      </w:r>
+      <w:proofErr w:type="spellStart"/>
+      <w:r>
+        <w:rPr>
+          <w:color w:val="000000"/>
+        </w:rPr>
+        <w:t>perte</w:t>
+      </w:r>
+      <w:proofErr w:type="spellEnd"/>
+      <w:r>
+        <w:rPr>
+          <w:color w:val="000000"/>
+        </w:rPr>
+        <w:t xml:space="preserve"> </w:t>
+      </w:r>
+      <w:proofErr w:type="spellStart"/>
+      <w:r>
+        <w:rPr>
+          <w:color w:val="000000"/>
+        </w:rPr>
+        <w:t>d’information</w:t>
+      </w:r>
+      <w:proofErr w:type="spellEnd"/>
+      <w:r>
+        <w:rPr>
+          <w:color w:val="000000"/>
+        </w:rPr>
+        <w:t xml:space="preserve"> et un </w:t>
+      </w:r>
+      <w:proofErr w:type="spellStart"/>
+      <w:r>
+        <w:rPr>
+          <w:color w:val="000000"/>
+        </w:rPr>
+        <w:t>accès</w:t>
+      </w:r>
+      <w:proofErr w:type="spellEnd"/>
+      <w:r>
+        <w:rPr>
+          <w:color w:val="000000"/>
+        </w:rPr>
+        <w:t xml:space="preserve"> </w:t>
+      </w:r>
+      <w:proofErr w:type="spellStart"/>
+      <w:r>
+        <w:rPr>
+          <w:color w:val="000000"/>
+        </w:rPr>
+        <w:t>inégal</w:t>
+      </w:r>
+      <w:proofErr w:type="spellEnd"/>
+      <w:r>
+        <w:rPr>
+          <w:color w:val="000000"/>
+        </w:rPr>
+        <w:t xml:space="preserve"> au savoir. Ce </w:t>
+      </w:r>
+      <w:proofErr w:type="spellStart"/>
+      <w:r>
+        <w:rPr>
+          <w:color w:val="000000"/>
+        </w:rPr>
+        <w:t>mémoire</w:t>
+      </w:r>
+      <w:proofErr w:type="spellEnd"/>
+      <w:r>
+        <w:rPr>
+          <w:color w:val="000000"/>
+        </w:rPr>
+        <w:t xml:space="preserve"> </w:t>
+      </w:r>
+      <w:proofErr w:type="spellStart"/>
+      <w:r>
+        <w:rPr>
+          <w:color w:val="000000"/>
+        </w:rPr>
+        <w:t>porte</w:t>
+      </w:r>
+      <w:proofErr w:type="spellEnd"/>
+      <w:r>
+        <w:rPr>
+          <w:color w:val="000000"/>
+        </w:rPr>
+        <w:t xml:space="preserve"> sur la conception et la </w:t>
+      </w:r>
+      <w:proofErr w:type="spellStart"/>
+      <w:r>
+        <w:rPr>
+          <w:color w:val="000000"/>
+        </w:rPr>
+        <w:t>réalisation</w:t>
+      </w:r>
+      <w:proofErr w:type="spellEnd"/>
+      <w:r>
+        <w:rPr>
+          <w:color w:val="000000"/>
+        </w:rPr>
+        <w:t xml:space="preserve"> </w:t>
+      </w:r>
+      <w:proofErr w:type="spellStart"/>
+      <w:r>
+        <w:rPr>
+          <w:color w:val="000000"/>
+        </w:rPr>
+        <w:t>d’AFI</w:t>
+      </w:r>
+      <w:proofErr w:type="spellEnd"/>
+      <w:r>
+        <w:rPr>
+          <w:color w:val="000000"/>
+        </w:rPr>
+        <w:t xml:space="preserve">-DOCS, </w:t>
+      </w:r>
+      <w:proofErr w:type="spellStart"/>
+      <w:r>
+        <w:rPr>
+          <w:color w:val="000000"/>
+        </w:rPr>
+        <w:t>une</w:t>
+      </w:r>
+      <w:proofErr w:type="spellEnd"/>
+      <w:r>
+        <w:rPr>
+          <w:color w:val="000000"/>
+        </w:rPr>
+        <w:t xml:space="preserve"> </w:t>
+      </w:r>
+      <w:proofErr w:type="spellStart"/>
+      <w:r>
+        <w:rPr>
+          <w:color w:val="000000"/>
+        </w:rPr>
+        <w:t>plateforme</w:t>
+      </w:r>
+      <w:proofErr w:type="spellEnd"/>
+      <w:r>
+        <w:rPr>
+          <w:color w:val="000000"/>
+        </w:rPr>
+        <w:t xml:space="preserve"> web et mobile </w:t>
+      </w:r>
+      <w:proofErr w:type="spellStart"/>
+      <w:r>
+        <w:rPr>
+          <w:color w:val="000000"/>
+        </w:rPr>
+        <w:t>destinée</w:t>
+      </w:r>
+      <w:proofErr w:type="spellEnd"/>
+      <w:r>
+        <w:rPr>
+          <w:color w:val="000000"/>
+        </w:rPr>
+        <w:t xml:space="preserve"> à </w:t>
+      </w:r>
+      <w:proofErr w:type="spellStart"/>
+      <w:r>
+        <w:rPr>
+          <w:b/>
+          <w:color w:val="000000"/>
+        </w:rPr>
+        <w:t>centraliser</w:t>
+      </w:r>
+      <w:proofErr w:type="spellEnd"/>
+      <w:r>
+        <w:rPr>
+          <w:b/>
+          <w:color w:val="000000"/>
+        </w:rPr>
+        <w:t xml:space="preserve">, </w:t>
+      </w:r>
+      <w:proofErr w:type="spellStart"/>
+      <w:r>
+        <w:rPr>
+          <w:b/>
+          <w:color w:val="000000"/>
+        </w:rPr>
+        <w:t>organiser</w:t>
+      </w:r>
+      <w:proofErr w:type="spellEnd"/>
+      <w:r>
+        <w:rPr>
+          <w:b/>
+          <w:color w:val="000000"/>
+        </w:rPr>
+        <w:t xml:space="preserve"> et diffuser de manière </w:t>
+      </w:r>
+      <w:proofErr w:type="spellStart"/>
+      <w:r>
+        <w:rPr>
+          <w:b/>
+          <w:color w:val="000000"/>
+        </w:rPr>
+        <w:t>structurée</w:t>
+      </w:r>
+      <w:proofErr w:type="spellEnd"/>
+      <w:r>
+        <w:rPr>
+          <w:color w:val="000000"/>
+        </w:rPr>
+        <w:t xml:space="preserve"> les </w:t>
+      </w:r>
+      <w:proofErr w:type="spellStart"/>
+      <w:r>
+        <w:rPr>
+          <w:color w:val="000000"/>
+        </w:rPr>
+        <w:t>ressources</w:t>
+      </w:r>
+      <w:proofErr w:type="spellEnd"/>
+      <w:r>
+        <w:rPr>
+          <w:color w:val="000000"/>
+        </w:rPr>
+        <w:t xml:space="preserve"> </w:t>
+      </w:r>
+      <w:proofErr w:type="spellStart"/>
+      <w:r>
+        <w:rPr>
+          <w:color w:val="000000"/>
+        </w:rPr>
+        <w:t>pédagogiques</w:t>
+      </w:r>
+      <w:proofErr w:type="spellEnd"/>
+      <w:r>
+        <w:rPr>
+          <w:color w:val="000000"/>
+        </w:rPr>
+        <w:t xml:space="preserve"> </w:t>
+      </w:r>
+      <w:proofErr w:type="spellStart"/>
+      <w:r>
+        <w:rPr>
+          <w:color w:val="000000"/>
+        </w:rPr>
+        <w:t>d’AFI</w:t>
+      </w:r>
+      <w:proofErr w:type="spellEnd"/>
+      <w:r>
+        <w:rPr>
+          <w:color w:val="000000"/>
+        </w:rPr>
+        <w:t xml:space="preserve"> — </w:t>
+      </w:r>
+      <w:proofErr w:type="spellStart"/>
+      <w:r>
+        <w:rPr>
+          <w:color w:val="000000"/>
+        </w:rPr>
+        <w:t>L’Université</w:t>
+      </w:r>
+      <w:proofErr w:type="spellEnd"/>
+      <w:r>
+        <w:rPr>
+          <w:color w:val="000000"/>
+        </w:rPr>
+        <w:t xml:space="preserve"> de </w:t>
+      </w:r>
+      <w:proofErr w:type="spellStart"/>
+      <w:r>
+        <w:rPr>
+          <w:color w:val="000000"/>
+        </w:rPr>
+        <w:t>l’Entreprise</w:t>
+      </w:r>
+      <w:proofErr w:type="spellEnd"/>
+      <w:r>
+        <w:rPr>
+          <w:color w:val="000000"/>
+        </w:rPr>
+        <w:t xml:space="preserve">, avec </w:t>
+      </w:r>
+      <w:proofErr w:type="spellStart"/>
+      <w:r>
+        <w:rPr>
+          <w:color w:val="000000"/>
+        </w:rPr>
+        <w:t>une</w:t>
+      </w:r>
+      <w:proofErr w:type="spellEnd"/>
+      <w:r>
+        <w:rPr>
+          <w:color w:val="000000"/>
+        </w:rPr>
+        <w:t xml:space="preserve"> consultation possible </w:t>
+      </w:r>
+      <w:r>
+        <w:rPr>
+          <w:b/>
+          <w:color w:val="000000"/>
+        </w:rPr>
+        <w:t xml:space="preserve">hors </w:t>
+      </w:r>
+      <w:proofErr w:type="spellStart"/>
+      <w:r>
+        <w:rPr>
+          <w:b/>
+          <w:color w:val="000000"/>
+        </w:rPr>
+        <w:t>connexion</w:t>
+      </w:r>
+      <w:proofErr w:type="spellEnd"/>
+      <w:r>
+        <w:rPr>
+          <w:color w:val="000000"/>
+        </w:rPr>
+        <w:t xml:space="preserve"> sur </w:t>
+      </w:r>
+      <w:proofErr w:type="spellStart"/>
+      <w:r>
+        <w:rPr>
+          <w:color w:val="000000"/>
+        </w:rPr>
+        <w:t>l’application</w:t>
+      </w:r>
+      <w:proofErr w:type="spellEnd"/>
+      <w:r>
+        <w:rPr>
+          <w:color w:val="000000"/>
+        </w:rPr>
+        <w:t xml:space="preserve"> mobile.</w:t>
       </w:r>
     </w:p>
     <w:p>
@@ -2681,16 +3235,825 @@
       </w:pPr>
       <w:r>
         <w:rPr>
+          <w:color w:val="000000"/>
+        </w:rPr>
+        <w:t xml:space="preserve">La démarche </w:t>
+      </w:r>
+      <w:proofErr w:type="spellStart"/>
+      <w:r>
+        <w:rPr>
+          <w:color w:val="000000"/>
+        </w:rPr>
+        <w:t>associe</w:t>
+      </w:r>
+      <w:proofErr w:type="spellEnd"/>
+      <w:r>
+        <w:rPr>
+          <w:color w:val="000000"/>
+        </w:rPr>
+        <w:t xml:space="preserve"> </w:t>
+      </w:r>
+      <w:proofErr w:type="spellStart"/>
+      <w:r>
+        <w:rPr>
+          <w:color w:val="000000"/>
+        </w:rPr>
+        <w:t>une</w:t>
+      </w:r>
+      <w:proofErr w:type="spellEnd"/>
+      <w:r>
+        <w:rPr>
+          <w:color w:val="000000"/>
+        </w:rPr>
+        <w:t xml:space="preserve"> revue </w:t>
+      </w:r>
+      <w:proofErr w:type="spellStart"/>
+      <w:r>
+        <w:rPr>
+          <w:color w:val="000000"/>
+        </w:rPr>
+        <w:t>conceptuelle</w:t>
+      </w:r>
+      <w:proofErr w:type="spellEnd"/>
+      <w:r>
+        <w:rPr>
+          <w:color w:val="000000"/>
+        </w:rPr>
+        <w:t xml:space="preserve"> et critique (</w:t>
+      </w:r>
+      <w:proofErr w:type="spellStart"/>
+      <w:r>
+        <w:rPr>
+          <w:color w:val="000000"/>
+        </w:rPr>
+        <w:t>systèmes</w:t>
+      </w:r>
+      <w:proofErr w:type="spellEnd"/>
+      <w:r>
+        <w:rPr>
+          <w:color w:val="000000"/>
+        </w:rPr>
+        <w:t xml:space="preserve"> de gestion de </w:t>
+      </w:r>
+      <w:proofErr w:type="spellStart"/>
+      <w:r>
+        <w:rPr>
+          <w:color w:val="000000"/>
+        </w:rPr>
+        <w:t>l’apprentissage</w:t>
+      </w:r>
+      <w:proofErr w:type="spellEnd"/>
+      <w:r>
+        <w:rPr>
+          <w:color w:val="000000"/>
+        </w:rPr>
+        <w:t xml:space="preserve">, </w:t>
+      </w:r>
+      <w:proofErr w:type="spellStart"/>
+      <w:r>
+        <w:rPr>
+          <w:color w:val="000000"/>
+        </w:rPr>
+        <w:t>plateformes</w:t>
+      </w:r>
+      <w:proofErr w:type="spellEnd"/>
+      <w:r>
+        <w:rPr>
+          <w:color w:val="000000"/>
+        </w:rPr>
+        <w:t xml:space="preserve"> collaboratives, architectures REST, </w:t>
+      </w:r>
+      <w:proofErr w:type="spellStart"/>
+      <w:r>
+        <w:rPr>
+          <w:color w:val="000000"/>
+        </w:rPr>
+        <w:t>approche</w:t>
+      </w:r>
+      <w:proofErr w:type="spellEnd"/>
+      <w:r>
+        <w:rPr>
+          <w:color w:val="000000"/>
+        </w:rPr>
+        <w:t xml:space="preserve"> offline-first), </w:t>
+      </w:r>
+      <w:proofErr w:type="spellStart"/>
+      <w:r>
+        <w:rPr>
+          <w:color w:val="000000"/>
+        </w:rPr>
+        <w:t>une</w:t>
+      </w:r>
+      <w:proofErr w:type="spellEnd"/>
+      <w:r>
+        <w:rPr>
+          <w:color w:val="000000"/>
+        </w:rPr>
+        <w:t xml:space="preserve"> </w:t>
+      </w:r>
+      <w:proofErr w:type="spellStart"/>
+      <w:r>
+        <w:rPr>
+          <w:color w:val="000000"/>
+        </w:rPr>
+        <w:t>modélisation</w:t>
+      </w:r>
+      <w:proofErr w:type="spellEnd"/>
+      <w:r>
+        <w:rPr>
+          <w:color w:val="000000"/>
+        </w:rPr>
+        <w:t xml:space="preserve"> UML, un </w:t>
+      </w:r>
+      <w:proofErr w:type="spellStart"/>
+      <w:r>
+        <w:rPr>
+          <w:color w:val="000000"/>
+        </w:rPr>
+        <w:t>développement</w:t>
+      </w:r>
+      <w:proofErr w:type="spellEnd"/>
+      <w:r>
+        <w:rPr>
+          <w:color w:val="000000"/>
+        </w:rPr>
+        <w:t xml:space="preserve"> </w:t>
+      </w:r>
+      <w:proofErr w:type="spellStart"/>
+      <w:r>
+        <w:rPr>
+          <w:color w:val="000000"/>
+        </w:rPr>
+        <w:t>itératif</w:t>
+      </w:r>
+      <w:proofErr w:type="spellEnd"/>
+      <w:r>
+        <w:rPr>
+          <w:color w:val="000000"/>
+        </w:rPr>
+        <w:t xml:space="preserve"> </w:t>
+      </w:r>
+      <w:proofErr w:type="spellStart"/>
+      <w:r>
+        <w:rPr>
+          <w:color w:val="000000"/>
+        </w:rPr>
+        <w:t>selon</w:t>
+      </w:r>
+      <w:proofErr w:type="spellEnd"/>
+      <w:r>
+        <w:rPr>
+          <w:color w:val="000000"/>
+        </w:rPr>
+        <w:t xml:space="preserve"> la </w:t>
+      </w:r>
+      <w:proofErr w:type="spellStart"/>
+      <w:r>
+        <w:rPr>
+          <w:color w:val="000000"/>
+        </w:rPr>
+        <w:t>méthode</w:t>
+      </w:r>
+      <w:proofErr w:type="spellEnd"/>
+      <w:r>
+        <w:rPr>
+          <w:color w:val="000000"/>
+        </w:rPr>
+        <w:t xml:space="preserve"> Agile Scrum, </w:t>
+      </w:r>
+      <w:proofErr w:type="spellStart"/>
+      <w:r>
+        <w:rPr>
+          <w:color w:val="000000"/>
+        </w:rPr>
+        <w:t>une</w:t>
+      </w:r>
+      <w:proofErr w:type="spellEnd"/>
+      <w:r>
+        <w:rPr>
+          <w:color w:val="000000"/>
+        </w:rPr>
+        <w:t xml:space="preserve"> </w:t>
+      </w:r>
+      <w:proofErr w:type="spellStart"/>
+      <w:r>
+        <w:rPr>
+          <w:color w:val="000000"/>
+        </w:rPr>
+        <w:t>enquête</w:t>
+      </w:r>
+      <w:proofErr w:type="spellEnd"/>
+      <w:r>
+        <w:rPr>
+          <w:color w:val="000000"/>
+        </w:rPr>
+        <w:t xml:space="preserve"> par questionnaire </w:t>
+      </w:r>
+      <w:proofErr w:type="spellStart"/>
+      <w:r>
+        <w:rPr>
+          <w:color w:val="000000"/>
+        </w:rPr>
+        <w:t>auprès</w:t>
+      </w:r>
+      <w:proofErr w:type="spellEnd"/>
+      <w:r>
+        <w:rPr>
+          <w:color w:val="000000"/>
+        </w:rPr>
+        <w:t xml:space="preserve"> de la </w:t>
+      </w:r>
+      <w:proofErr w:type="spellStart"/>
+      <w:r>
+        <w:rPr>
+          <w:color w:val="000000"/>
+        </w:rPr>
+        <w:t>communauté</w:t>
+      </w:r>
+      <w:proofErr w:type="spellEnd"/>
+      <w:r>
+        <w:rPr>
+          <w:color w:val="000000"/>
+        </w:rPr>
+        <w:t xml:space="preserve"> AFI et </w:t>
+      </w:r>
+      <w:proofErr w:type="spellStart"/>
+      <w:r>
+        <w:rPr>
+          <w:color w:val="000000"/>
+        </w:rPr>
+        <w:t>une</w:t>
+      </w:r>
+      <w:proofErr w:type="spellEnd"/>
+      <w:r>
+        <w:rPr>
+          <w:color w:val="000000"/>
+        </w:rPr>
+        <w:t xml:space="preserve"> </w:t>
+      </w:r>
+      <w:proofErr w:type="spellStart"/>
+      <w:r>
+        <w:rPr>
+          <w:color w:val="000000"/>
+        </w:rPr>
+        <w:t>campagne</w:t>
+      </w:r>
+      <w:proofErr w:type="spellEnd"/>
+      <w:r>
+        <w:rPr>
+          <w:color w:val="000000"/>
+        </w:rPr>
+        <w:t xml:space="preserve"> de tests </w:t>
+      </w:r>
+      <w:proofErr w:type="spellStart"/>
+      <w:r>
+        <w:rPr>
+          <w:color w:val="000000"/>
+        </w:rPr>
+        <w:t>fonctionnels</w:t>
+      </w:r>
+      <w:proofErr w:type="spellEnd"/>
+      <w:r>
+        <w:rPr>
+          <w:color w:val="000000"/>
+        </w:rPr>
+        <w:t xml:space="preserve"> sur la </w:t>
+      </w:r>
+      <w:proofErr w:type="spellStart"/>
+      <w:r>
+        <w:rPr>
+          <w:color w:val="000000"/>
+        </w:rPr>
+        <w:t>plateforme</w:t>
+      </w:r>
+      <w:proofErr w:type="spellEnd"/>
+      <w:r>
+        <w:rPr>
+          <w:color w:val="000000"/>
+        </w:rPr>
+        <w:t xml:space="preserve"> </w:t>
+      </w:r>
+      <w:proofErr w:type="spellStart"/>
+      <w:r>
+        <w:rPr>
+          <w:color w:val="000000"/>
+        </w:rPr>
+        <w:t>déployée</w:t>
+      </w:r>
+      <w:proofErr w:type="spellEnd"/>
+      <w:r>
+        <w:rPr>
+          <w:color w:val="000000"/>
+        </w:rPr>
+        <w:t xml:space="preserve">. Les </w:t>
+      </w:r>
+      <w:proofErr w:type="spellStart"/>
+      <w:r>
+        <w:rPr>
+          <w:color w:val="000000"/>
+        </w:rPr>
+        <w:t>résultats</w:t>
+      </w:r>
+      <w:proofErr w:type="spellEnd"/>
+      <w:r>
+        <w:rPr>
+          <w:color w:val="000000"/>
+        </w:rPr>
+        <w:t xml:space="preserve"> </w:t>
+      </w:r>
+      <w:proofErr w:type="spellStart"/>
+      <w:r>
+        <w:rPr>
+          <w:color w:val="000000"/>
+        </w:rPr>
+        <w:t>montrent</w:t>
+      </w:r>
+      <w:proofErr w:type="spellEnd"/>
+      <w:r>
+        <w:rPr>
+          <w:color w:val="000000"/>
+        </w:rPr>
+        <w:t xml:space="preserve"> </w:t>
+      </w:r>
+      <w:proofErr w:type="spellStart"/>
+      <w:r>
+        <w:rPr>
+          <w:color w:val="000000"/>
+        </w:rPr>
+        <w:t>qu’AFI</w:t>
+      </w:r>
+      <w:proofErr w:type="spellEnd"/>
+      <w:r>
+        <w:rPr>
+          <w:color w:val="000000"/>
+        </w:rPr>
+        <w:t xml:space="preserve">-DOCS </w:t>
+      </w:r>
+      <w:proofErr w:type="spellStart"/>
+      <w:r>
+        <w:rPr>
+          <w:color w:val="000000"/>
+        </w:rPr>
+        <w:t>répond</w:t>
+      </w:r>
+      <w:proofErr w:type="spellEnd"/>
+      <w:r>
+        <w:rPr>
+          <w:color w:val="000000"/>
+        </w:rPr>
+        <w:t xml:space="preserve"> aux </w:t>
+      </w:r>
+      <w:proofErr w:type="spellStart"/>
+      <w:r>
+        <w:rPr>
+          <w:color w:val="000000"/>
+        </w:rPr>
+        <w:t>défaillances</w:t>
+      </w:r>
+      <w:proofErr w:type="spellEnd"/>
+      <w:r>
+        <w:rPr>
+          <w:color w:val="000000"/>
+        </w:rPr>
+        <w:t xml:space="preserve"> </w:t>
+      </w:r>
+      <w:proofErr w:type="spellStart"/>
+      <w:proofErr w:type="gramStart"/>
+      <w:r>
+        <w:rPr>
+          <w:color w:val="000000"/>
+        </w:rPr>
+        <w:t>identifiées</w:t>
+      </w:r>
+      <w:proofErr w:type="spellEnd"/>
+      <w:r>
+        <w:rPr>
+          <w:color w:val="000000"/>
+        </w:rPr>
+        <w:t xml:space="preserve"> :</w:t>
+      </w:r>
+      <w:proofErr w:type="gramEnd"/>
+      <w:r>
+        <w:rPr>
+          <w:color w:val="000000"/>
+        </w:rPr>
+        <w:t xml:space="preserve"> </w:t>
+      </w:r>
+      <w:proofErr w:type="spellStart"/>
+      <w:r>
+        <w:rPr>
+          <w:color w:val="000000"/>
+        </w:rPr>
+        <w:t>centralisation</w:t>
+      </w:r>
+      <w:proofErr w:type="spellEnd"/>
+      <w:r>
+        <w:rPr>
+          <w:color w:val="000000"/>
+        </w:rPr>
+        <w:t xml:space="preserve"> </w:t>
+      </w:r>
+      <w:proofErr w:type="spellStart"/>
+      <w:r>
+        <w:rPr>
+          <w:color w:val="000000"/>
+        </w:rPr>
+        <w:t>pérenne</w:t>
+      </w:r>
+      <w:proofErr w:type="spellEnd"/>
+      <w:r>
+        <w:rPr>
+          <w:color w:val="000000"/>
+        </w:rPr>
+        <w:t xml:space="preserve">, classification </w:t>
+      </w:r>
+      <w:proofErr w:type="spellStart"/>
+      <w:r>
+        <w:rPr>
+          <w:color w:val="000000"/>
+        </w:rPr>
+        <w:t>hiérarchique</w:t>
+      </w:r>
+      <w:proofErr w:type="spellEnd"/>
+      <w:r>
+        <w:rPr>
+          <w:color w:val="000000"/>
+        </w:rPr>
+        <w:t xml:space="preserve"> (</w:t>
+      </w:r>
+      <w:proofErr w:type="spellStart"/>
+      <w:r>
+        <w:rPr>
+          <w:color w:val="000000"/>
+        </w:rPr>
+        <w:t>filière</w:t>
+      </w:r>
+      <w:proofErr w:type="spellEnd"/>
+      <w:r>
+        <w:rPr>
+          <w:color w:val="000000"/>
+        </w:rPr>
+        <w:t xml:space="preserve">, </w:t>
+      </w:r>
+      <w:proofErr w:type="spellStart"/>
+      <w:r>
+        <w:rPr>
+          <w:color w:val="000000"/>
+        </w:rPr>
+        <w:t>niveau</w:t>
+      </w:r>
+      <w:proofErr w:type="spellEnd"/>
+      <w:r>
+        <w:rPr>
+          <w:color w:val="000000"/>
+        </w:rPr>
+        <w:t xml:space="preserve">, matière, </w:t>
+      </w:r>
+      <w:proofErr w:type="spellStart"/>
+      <w:r>
+        <w:rPr>
+          <w:color w:val="000000"/>
+        </w:rPr>
+        <w:t>semestre</w:t>
+      </w:r>
+      <w:proofErr w:type="spellEnd"/>
+      <w:r>
+        <w:rPr>
+          <w:color w:val="000000"/>
+        </w:rPr>
+        <w:t xml:space="preserve">, </w:t>
+      </w:r>
+      <w:proofErr w:type="spellStart"/>
+      <w:r>
+        <w:rPr>
+          <w:color w:val="000000"/>
+        </w:rPr>
+        <w:t>année</w:t>
+      </w:r>
+      <w:proofErr w:type="spellEnd"/>
+      <w:r>
+        <w:rPr>
+          <w:color w:val="000000"/>
+        </w:rPr>
+        <w:t xml:space="preserve">), </w:t>
+      </w:r>
+      <w:proofErr w:type="spellStart"/>
+      <w:r>
+        <w:rPr>
+          <w:color w:val="000000"/>
+        </w:rPr>
+        <w:t>accès</w:t>
+      </w:r>
+      <w:proofErr w:type="spellEnd"/>
+      <w:r>
+        <w:rPr>
+          <w:color w:val="000000"/>
+        </w:rPr>
+        <w:t xml:space="preserve"> </w:t>
+      </w:r>
+      <w:proofErr w:type="spellStart"/>
+      <w:r>
+        <w:rPr>
+          <w:color w:val="000000"/>
+        </w:rPr>
+        <w:t>restreint</w:t>
+      </w:r>
+      <w:proofErr w:type="spellEnd"/>
+      <w:r>
+        <w:rPr>
+          <w:color w:val="000000"/>
+        </w:rPr>
+        <w:t xml:space="preserve"> et pertinent </w:t>
+      </w:r>
+      <w:proofErr w:type="spellStart"/>
+      <w:r>
+        <w:rPr>
+          <w:color w:val="000000"/>
+        </w:rPr>
+        <w:t>selon</w:t>
+      </w:r>
+      <w:proofErr w:type="spellEnd"/>
+      <w:r>
+        <w:rPr>
+          <w:color w:val="000000"/>
+        </w:rPr>
+        <w:t xml:space="preserve"> la </w:t>
+      </w:r>
+      <w:proofErr w:type="spellStart"/>
+      <w:r>
+        <w:rPr>
+          <w:color w:val="000000"/>
+        </w:rPr>
+        <w:t>filière</w:t>
+      </w:r>
+      <w:proofErr w:type="spellEnd"/>
+      <w:r>
+        <w:rPr>
+          <w:color w:val="000000"/>
+        </w:rPr>
+        <w:t xml:space="preserve"> et le </w:t>
+      </w:r>
+      <w:proofErr w:type="spellStart"/>
+      <w:r>
+        <w:rPr>
+          <w:color w:val="000000"/>
+        </w:rPr>
+        <w:t>niveau</w:t>
+      </w:r>
+      <w:proofErr w:type="spellEnd"/>
+      <w:r>
+        <w:rPr>
+          <w:color w:val="000000"/>
+        </w:rPr>
+        <w:t xml:space="preserve">, et </w:t>
+      </w:r>
+      <w:proofErr w:type="spellStart"/>
+      <w:r>
+        <w:rPr>
+          <w:color w:val="000000"/>
+        </w:rPr>
+        <w:t>disponibilité</w:t>
+      </w:r>
+      <w:proofErr w:type="spellEnd"/>
+      <w:r>
+        <w:rPr>
+          <w:color w:val="000000"/>
+        </w:rPr>
+        <w:t xml:space="preserve"> hors </w:t>
+      </w:r>
+      <w:proofErr w:type="spellStart"/>
+      <w:r>
+        <w:rPr>
+          <w:color w:val="000000"/>
+        </w:rPr>
+        <w:t>connexion</w:t>
+      </w:r>
+      <w:proofErr w:type="spellEnd"/>
+      <w:r>
+        <w:rPr>
+          <w:color w:val="000000"/>
+        </w:rPr>
+        <w:t xml:space="preserve">. Des </w:t>
+      </w:r>
+      <w:proofErr w:type="spellStart"/>
+      <w:r>
+        <w:rPr>
+          <w:color w:val="000000"/>
+        </w:rPr>
+        <w:t>fonctionnalités</w:t>
+      </w:r>
+      <w:proofErr w:type="spellEnd"/>
+      <w:r>
+        <w:rPr>
+          <w:color w:val="000000"/>
+        </w:rPr>
+        <w:t xml:space="preserve"> </w:t>
+      </w:r>
+      <w:proofErr w:type="spellStart"/>
+      <w:r>
+        <w:rPr>
+          <w:color w:val="000000"/>
+        </w:rPr>
+        <w:t>additionnelles</w:t>
+      </w:r>
+      <w:proofErr w:type="spellEnd"/>
+      <w:r>
+        <w:rPr>
+          <w:color w:val="000000"/>
+        </w:rPr>
+        <w:t xml:space="preserve"> </w:t>
+      </w:r>
+      <w:proofErr w:type="spellStart"/>
+      <w:r>
+        <w:rPr>
+          <w:color w:val="000000"/>
+        </w:rPr>
+        <w:t>telles</w:t>
+      </w:r>
+      <w:proofErr w:type="spellEnd"/>
+      <w:r>
+        <w:rPr>
+          <w:color w:val="000000"/>
+        </w:rPr>
+        <w:t xml:space="preserve"> </w:t>
+      </w:r>
+      <w:proofErr w:type="spellStart"/>
+      <w:r>
+        <w:rPr>
+          <w:color w:val="000000"/>
+        </w:rPr>
+        <w:t>que</w:t>
+      </w:r>
+      <w:proofErr w:type="spellEnd"/>
+      <w:r>
+        <w:rPr>
+          <w:color w:val="000000"/>
+        </w:rPr>
+        <w:t xml:space="preserve">: la sécurité </w:t>
+      </w:r>
+      <w:proofErr w:type="spellStart"/>
+      <w:r>
+        <w:rPr>
+          <w:color w:val="000000"/>
+        </w:rPr>
+        <w:t>renforcée</w:t>
+      </w:r>
+      <w:proofErr w:type="spellEnd"/>
+      <w:r>
+        <w:rPr>
+          <w:color w:val="000000"/>
+        </w:rPr>
+        <w:t xml:space="preserve">, les notifications, Des </w:t>
+      </w:r>
+      <w:proofErr w:type="spellStart"/>
+      <w:r>
+        <w:rPr>
+          <w:color w:val="000000"/>
+        </w:rPr>
+        <w:t>espaces</w:t>
+      </w:r>
+      <w:proofErr w:type="spellEnd"/>
+      <w:r>
+        <w:rPr>
+          <w:color w:val="000000"/>
+        </w:rPr>
+        <w:t xml:space="preserve"> </w:t>
+      </w:r>
+      <w:proofErr w:type="spellStart"/>
+      <w:r>
+        <w:rPr>
+          <w:color w:val="000000"/>
+        </w:rPr>
+        <w:t>d’échange</w:t>
+      </w:r>
+      <w:proofErr w:type="spellEnd"/>
+      <w:r>
+        <w:rPr>
+          <w:color w:val="000000"/>
+        </w:rPr>
+        <w:t xml:space="preserve">, </w:t>
+      </w:r>
+      <w:proofErr w:type="spellStart"/>
+      <w:r>
+        <w:rPr>
+          <w:color w:val="000000"/>
+        </w:rPr>
+        <w:t>l’évaluation</w:t>
+      </w:r>
+      <w:proofErr w:type="spellEnd"/>
+      <w:r>
+        <w:rPr>
+          <w:color w:val="000000"/>
+        </w:rPr>
+        <w:t xml:space="preserve"> des </w:t>
+      </w:r>
+      <w:proofErr w:type="spellStart"/>
+      <w:r>
+        <w:rPr>
+          <w:color w:val="000000"/>
+        </w:rPr>
+        <w:t>enseignants</w:t>
+      </w:r>
+      <w:proofErr w:type="spellEnd"/>
+      <w:r>
+        <w:rPr>
+          <w:color w:val="000000"/>
+        </w:rPr>
+        <w:t xml:space="preserve">. </w:t>
+      </w:r>
+    </w:p>
+    <w:p>
+      <w:pPr>
+        <w:pStyle w:val="Corpsdetexte"/>
+        <w:spacing w:after="120" w:line="360" w:lineRule="auto"/>
+        <w:jc w:val="both"/>
+      </w:pPr>
+      <w:r>
+        <w:rPr>
           <w:b/>
           <w:color w:val="000000"/>
         </w:rPr>
-        <w:t>Mots-clés :</w:t>
-      </w:r>
-      <w:r>
-        <w:rPr>
-          <w:color w:val="000000"/>
-        </w:rPr>
-        <w:t xml:space="preserve"> diffusion de ressources pédagogiques, plateforme web et mobile, offline-first, Laravel, React Native, enseignement supérieur.</w:t>
+        <w:t>Mots-</w:t>
+      </w:r>
+      <w:proofErr w:type="spellStart"/>
+      <w:proofErr w:type="gramStart"/>
+      <w:r>
+        <w:rPr>
+          <w:b/>
+          <w:color w:val="000000"/>
+        </w:rPr>
+        <w:t>clés</w:t>
+      </w:r>
+      <w:proofErr w:type="spellEnd"/>
+      <w:r>
+        <w:rPr>
+          <w:b/>
+          <w:color w:val="000000"/>
+        </w:rPr>
+        <w:t xml:space="preserve"> :</w:t>
+      </w:r>
+      <w:proofErr w:type="gramEnd"/>
+      <w:r>
+        <w:rPr>
+          <w:color w:val="000000"/>
+        </w:rPr>
+        <w:t xml:space="preserve"> diffusion de </w:t>
+      </w:r>
+      <w:proofErr w:type="spellStart"/>
+      <w:r>
+        <w:rPr>
+          <w:color w:val="000000"/>
+        </w:rPr>
+        <w:t>ressources</w:t>
+      </w:r>
+      <w:proofErr w:type="spellEnd"/>
+      <w:r>
+        <w:rPr>
+          <w:color w:val="000000"/>
+        </w:rPr>
+        <w:t xml:space="preserve"> </w:t>
+      </w:r>
+      <w:proofErr w:type="spellStart"/>
+      <w:r>
+        <w:rPr>
+          <w:color w:val="000000"/>
+        </w:rPr>
+        <w:t>pédagogiques</w:t>
+      </w:r>
+      <w:proofErr w:type="spellEnd"/>
+      <w:r>
+        <w:rPr>
+          <w:color w:val="000000"/>
+        </w:rPr>
+        <w:t xml:space="preserve">, </w:t>
+      </w:r>
+      <w:proofErr w:type="spellStart"/>
+      <w:r>
+        <w:rPr>
+          <w:color w:val="000000"/>
+        </w:rPr>
+        <w:t>plateforme</w:t>
+      </w:r>
+      <w:proofErr w:type="spellEnd"/>
+      <w:r>
+        <w:rPr>
+          <w:color w:val="000000"/>
+        </w:rPr>
+        <w:t xml:space="preserve"> web et mobile, offline-first, Laravel, React Native, </w:t>
+      </w:r>
+      <w:proofErr w:type="spellStart"/>
+      <w:r>
+        <w:rPr>
+          <w:color w:val="000000"/>
+        </w:rPr>
+        <w:t>enseignement</w:t>
+      </w:r>
+      <w:proofErr w:type="spellEnd"/>
+      <w:r>
+        <w:rPr>
+          <w:color w:val="000000"/>
+        </w:rPr>
+        <w:t xml:space="preserve"> supérieur.</w:t>
       </w:r>
     </w:p>
     <w:p>
@@ -2699,7 +4062,6 @@
         <w:spacing w:after="240" w:line="276" w:lineRule="auto"/>
         <w:jc w:val="center"/>
       </w:pPr>
-      <w:bookmarkStart w:id="5" w:name="abstract"/>
       <w:r>
         <w:rPr>
           <w:b/>
@@ -2712,35 +4074,639 @@
     </w:p>
     <w:p>
       <w:pPr>
-        <w:pStyle w:val="FirstParagraph"/>
-        <w:spacing w:after="120" w:line="360" w:lineRule="auto"/>
-        <w:jc w:val="both"/>
-      </w:pPr>
-      <w:r>
-        <w:rPr>
-          <w:color w:val="000000"/>
-        </w:rPr>
-        <w:t>The distribution of learning resources in higher education still frequently relies on informal channels, leading to scattered documents, information loss and unequal access to knowledge. This dissertation addresses the design and development of AFI-DOCS, a web and mobile platform intended to centralise, organise and distribute in a structured way the learning resources of AFI — L’Université de l’Entreprise, with offline consultation available on the mobile application. The approach combines a conceptual and critical review, UML modelling, iterative development following the Agile Scrum method, a questionnaire survey of the AFI community and a functional testing campaign on the deployed platform. The results show that AFI-DOCS addresses the identified shortcomings: durable centralisation, hierarchical classification, restricted and relevant access by programme and level, and offline availability. Additional features — security, notifications, discussion spaces, teacher evaluation — reinforce this purpose without replacing it.</w:t>
-      </w:r>
-    </w:p>
-    <w:p>
-      <w:pPr>
-        <w:pStyle w:val="Corpsdetexte"/>
-        <w:spacing w:after="120" w:line="360" w:lineRule="auto"/>
-        <w:jc w:val="both"/>
-      </w:pPr>
-      <w:r>
-        <w:rPr>
-          <w:b/>
-          <w:color w:val="000000"/>
+        <w:pStyle w:val="font-claude-response-body"/>
+        <w:spacing w:line="360" w:lineRule="auto"/>
+        <w:jc w:val="both"/>
+      </w:pPr>
+      <w:bookmarkStart w:id="6" w:name="X7ee176fb2a7ac3e247252fa1744115e47f03c6b"/>
+      <w:r>
+        <w:t xml:space="preserve">In </w:t>
+      </w:r>
+      <w:proofErr w:type="spellStart"/>
+      <w:r>
+        <w:t>higher</w:t>
+      </w:r>
+      <w:proofErr w:type="spellEnd"/>
+      <w:r>
+        <w:t xml:space="preserve"> </w:t>
+      </w:r>
+      <w:proofErr w:type="spellStart"/>
+      <w:r>
+        <w:t>education</w:t>
+      </w:r>
+      <w:proofErr w:type="spellEnd"/>
+      <w:r>
+        <w:t xml:space="preserve"> institutions, the distribution of </w:t>
+      </w:r>
+      <w:proofErr w:type="spellStart"/>
+      <w:r>
+        <w:t>learning</w:t>
+      </w:r>
+      <w:proofErr w:type="spellEnd"/>
+      <w:r>
+        <w:t xml:space="preserve"> </w:t>
+      </w:r>
+      <w:proofErr w:type="spellStart"/>
+      <w:r>
+        <w:t>resources</w:t>
+      </w:r>
+      <w:proofErr w:type="spellEnd"/>
+      <w:r>
+        <w:t xml:space="preserve"> </w:t>
+      </w:r>
+      <w:proofErr w:type="spellStart"/>
+      <w:r>
+        <w:t>still</w:t>
+      </w:r>
+      <w:proofErr w:type="spellEnd"/>
+      <w:r>
+        <w:t xml:space="preserve"> </w:t>
+      </w:r>
+      <w:proofErr w:type="spellStart"/>
+      <w:r>
+        <w:t>frequently</w:t>
+      </w:r>
+      <w:proofErr w:type="spellEnd"/>
+      <w:r>
+        <w:t xml:space="preserve"> relies on </w:t>
+      </w:r>
+      <w:proofErr w:type="spellStart"/>
+      <w:r>
+        <w:t>informal</w:t>
+      </w:r>
+      <w:proofErr w:type="spellEnd"/>
+      <w:r>
+        <w:t xml:space="preserve"> channels (instant-messaging groups, file exchanges, </w:t>
+      </w:r>
+      <w:proofErr w:type="gramStart"/>
+      <w:r>
+        <w:t>e-mails</w:t>
+      </w:r>
+      <w:proofErr w:type="gramEnd"/>
+      <w:r>
+        <w:t xml:space="preserve">), </w:t>
+      </w:r>
+      <w:proofErr w:type="spellStart"/>
+      <w:r>
+        <w:t>which</w:t>
+      </w:r>
+      <w:proofErr w:type="spellEnd"/>
+      <w:r>
+        <w:t xml:space="preserve"> lead to </w:t>
+      </w:r>
+      <w:proofErr w:type="spellStart"/>
+      <w:r>
+        <w:t>scattered</w:t>
+      </w:r>
+      <w:proofErr w:type="spellEnd"/>
+      <w:r>
+        <w:t xml:space="preserve"> documents, information </w:t>
+      </w:r>
+      <w:proofErr w:type="spellStart"/>
+      <w:r>
+        <w:t>loss</w:t>
+      </w:r>
+      <w:proofErr w:type="spellEnd"/>
+      <w:r>
+        <w:t xml:space="preserve"> and </w:t>
+      </w:r>
+      <w:proofErr w:type="spellStart"/>
+      <w:r>
+        <w:t>unequal</w:t>
+      </w:r>
+      <w:proofErr w:type="spellEnd"/>
+      <w:r>
+        <w:t xml:space="preserve"> </w:t>
+      </w:r>
+      <w:proofErr w:type="spellStart"/>
+      <w:r>
+        <w:t>access</w:t>
+      </w:r>
+      <w:proofErr w:type="spellEnd"/>
+      <w:r>
+        <w:t xml:space="preserve"> to </w:t>
+      </w:r>
+      <w:proofErr w:type="spellStart"/>
+      <w:r>
+        <w:t>knowledge</w:t>
+      </w:r>
+      <w:proofErr w:type="spellEnd"/>
+      <w:r>
+        <w:t xml:space="preserve">. This dissertation </w:t>
+      </w:r>
+      <w:proofErr w:type="spellStart"/>
+      <w:r>
+        <w:t>focuses</w:t>
+      </w:r>
+      <w:proofErr w:type="spellEnd"/>
+      <w:r>
+        <w:t xml:space="preserve"> on the design and </w:t>
+      </w:r>
+      <w:proofErr w:type="spellStart"/>
+      <w:r>
+        <w:t>development</w:t>
+      </w:r>
+      <w:proofErr w:type="spellEnd"/>
+      <w:r>
+        <w:t xml:space="preserve"> of AFI-DOCS, a web and mobile platform </w:t>
+      </w:r>
+      <w:proofErr w:type="spellStart"/>
+      <w:r>
+        <w:t>intended</w:t>
+      </w:r>
+      <w:proofErr w:type="spellEnd"/>
+      <w:r>
+        <w:t xml:space="preserve"> to centralise, organise and </w:t>
+      </w:r>
+      <w:proofErr w:type="spellStart"/>
+      <w:r>
+        <w:t>distribute</w:t>
+      </w:r>
+      <w:proofErr w:type="spellEnd"/>
+      <w:r>
+        <w:t xml:space="preserve"> in a </w:t>
+      </w:r>
+      <w:proofErr w:type="spellStart"/>
+      <w:r>
+        <w:t>structured</w:t>
+      </w:r>
+      <w:proofErr w:type="spellEnd"/>
+      <w:r>
+        <w:t xml:space="preserve"> </w:t>
+      </w:r>
+      <w:proofErr w:type="spellStart"/>
+      <w:r>
+        <w:t>way</w:t>
+      </w:r>
+      <w:proofErr w:type="spellEnd"/>
+      <w:r>
+        <w:t xml:space="preserve"> the </w:t>
+      </w:r>
+      <w:proofErr w:type="spellStart"/>
+      <w:r>
+        <w:t>learning</w:t>
+      </w:r>
+      <w:proofErr w:type="spellEnd"/>
+      <w:r>
+        <w:t xml:space="preserve"> </w:t>
+      </w:r>
+      <w:proofErr w:type="spellStart"/>
+      <w:r>
+        <w:t>resources</w:t>
+      </w:r>
+      <w:proofErr w:type="spellEnd"/>
+      <w:r>
+        <w:t xml:space="preserve"> of AFI — L'Université de l'Entreprise, </w:t>
+      </w:r>
+      <w:proofErr w:type="spellStart"/>
+      <w:r>
+        <w:t>with</w:t>
+      </w:r>
+      <w:proofErr w:type="spellEnd"/>
+      <w:r>
+        <w:t xml:space="preserve"> offline consultation </w:t>
+      </w:r>
+      <w:proofErr w:type="spellStart"/>
+      <w:r>
+        <w:t>available</w:t>
+      </w:r>
+      <w:proofErr w:type="spellEnd"/>
+      <w:r>
+        <w:t xml:space="preserve"> on the mobile application.</w:t>
+      </w:r>
+    </w:p>
+    <w:p>
+      <w:pPr>
+        <w:pStyle w:val="font-claude-response-body"/>
+        <w:spacing w:line="360" w:lineRule="auto"/>
+        <w:jc w:val="both"/>
+      </w:pPr>
+      <w:r>
+        <w:t xml:space="preserve">The </w:t>
+      </w:r>
+      <w:proofErr w:type="spellStart"/>
+      <w:r>
+        <w:t>approach</w:t>
+      </w:r>
+      <w:proofErr w:type="spellEnd"/>
+      <w:r>
+        <w:t xml:space="preserve"> combines a </w:t>
+      </w:r>
+      <w:proofErr w:type="spellStart"/>
+      <w:r>
+        <w:t>conceptual</w:t>
+      </w:r>
+      <w:proofErr w:type="spellEnd"/>
+      <w:r>
+        <w:t xml:space="preserve"> and </w:t>
+      </w:r>
+      <w:proofErr w:type="spellStart"/>
+      <w:r>
+        <w:t>critical</w:t>
+      </w:r>
+      <w:proofErr w:type="spellEnd"/>
+      <w:r>
+        <w:t xml:space="preserve"> </w:t>
+      </w:r>
+      <w:proofErr w:type="spellStart"/>
+      <w:r>
+        <w:t>review</w:t>
+      </w:r>
+      <w:proofErr w:type="spellEnd"/>
+      <w:r>
+        <w:t xml:space="preserve"> (</w:t>
+      </w:r>
+      <w:proofErr w:type="spellStart"/>
+      <w:r>
+        <w:t>learning</w:t>
+      </w:r>
+      <w:proofErr w:type="spellEnd"/>
+      <w:r>
+        <w:t xml:space="preserve"> management </w:t>
+      </w:r>
+      <w:proofErr w:type="spellStart"/>
+      <w:r>
+        <w:t>systems</w:t>
+      </w:r>
+      <w:proofErr w:type="spellEnd"/>
+      <w:r>
+        <w:t xml:space="preserve">, collaborative platforms, REST architectures, the offline-first </w:t>
+      </w:r>
+      <w:proofErr w:type="spellStart"/>
+      <w:r>
+        <w:t>approach</w:t>
+      </w:r>
+      <w:proofErr w:type="spellEnd"/>
+      <w:r>
+        <w:t xml:space="preserve">), UML </w:t>
+      </w:r>
+      <w:proofErr w:type="spellStart"/>
+      <w:r>
+        <w:t>modelling</w:t>
+      </w:r>
+      <w:proofErr w:type="spellEnd"/>
+      <w:r>
+        <w:t xml:space="preserve">, </w:t>
+      </w:r>
+      <w:proofErr w:type="spellStart"/>
+      <w:r>
+        <w:t>iterative</w:t>
+      </w:r>
+      <w:proofErr w:type="spellEnd"/>
+      <w:r>
+        <w:t xml:space="preserve"> </w:t>
+      </w:r>
+      <w:proofErr w:type="spellStart"/>
+      <w:r>
+        <w:t>development</w:t>
+      </w:r>
+      <w:proofErr w:type="spellEnd"/>
+      <w:r>
+        <w:t xml:space="preserve"> </w:t>
+      </w:r>
+      <w:proofErr w:type="spellStart"/>
+      <w:r>
+        <w:t>following</w:t>
+      </w:r>
+      <w:proofErr w:type="spellEnd"/>
+      <w:r>
+        <w:t xml:space="preserve"> the Agile Scrum </w:t>
+      </w:r>
+      <w:proofErr w:type="spellStart"/>
+      <w:r>
+        <w:t>method</w:t>
+      </w:r>
+      <w:proofErr w:type="spellEnd"/>
+      <w:r>
+        <w:t xml:space="preserve">, a questionnaire </w:t>
+      </w:r>
+      <w:proofErr w:type="spellStart"/>
+      <w:r>
+        <w:t>survey</w:t>
+      </w:r>
+      <w:proofErr w:type="spellEnd"/>
+      <w:r>
+        <w:t xml:space="preserve"> of the AFI </w:t>
+      </w:r>
+      <w:proofErr w:type="spellStart"/>
+      <w:r>
+        <w:t>community</w:t>
+      </w:r>
+      <w:proofErr w:type="spellEnd"/>
+      <w:r>
+        <w:t xml:space="preserve"> and a </w:t>
+      </w:r>
+      <w:proofErr w:type="spellStart"/>
+      <w:r>
+        <w:t>functional</w:t>
+      </w:r>
+      <w:proofErr w:type="spellEnd"/>
+      <w:r>
+        <w:t xml:space="preserve"> </w:t>
+      </w:r>
+      <w:proofErr w:type="spellStart"/>
+      <w:r>
+        <w:t>testing</w:t>
+      </w:r>
+      <w:proofErr w:type="spellEnd"/>
+      <w:r>
+        <w:t xml:space="preserve"> </w:t>
+      </w:r>
+      <w:proofErr w:type="spellStart"/>
+      <w:r>
+        <w:t>campaign</w:t>
+      </w:r>
+      <w:proofErr w:type="spellEnd"/>
+      <w:r>
+        <w:t xml:space="preserve"> on the </w:t>
+      </w:r>
+      <w:proofErr w:type="spellStart"/>
+      <w:r>
+        <w:t>deployed</w:t>
+      </w:r>
+      <w:proofErr w:type="spellEnd"/>
+      <w:r>
+        <w:t xml:space="preserve"> platform. The </w:t>
+      </w:r>
+      <w:proofErr w:type="spellStart"/>
+      <w:r>
+        <w:t>results</w:t>
+      </w:r>
+      <w:proofErr w:type="spellEnd"/>
+      <w:r>
+        <w:t xml:space="preserve"> show </w:t>
+      </w:r>
+      <w:proofErr w:type="spellStart"/>
+      <w:r>
+        <w:t>that</w:t>
+      </w:r>
+      <w:proofErr w:type="spellEnd"/>
+      <w:r>
+        <w:t xml:space="preserve"> AFI-DOCS </w:t>
+      </w:r>
+      <w:proofErr w:type="spellStart"/>
+      <w:r>
+        <w:t>addresses</w:t>
+      </w:r>
+      <w:proofErr w:type="spellEnd"/>
+      <w:r>
+        <w:t xml:space="preserve"> the </w:t>
+      </w:r>
+      <w:proofErr w:type="spellStart"/>
+      <w:r>
+        <w:t>identified</w:t>
+      </w:r>
+      <w:proofErr w:type="spellEnd"/>
+      <w:r>
+        <w:t xml:space="preserve"> </w:t>
+      </w:r>
+      <w:proofErr w:type="spellStart"/>
+      <w:r>
+        <w:t>shortcomings</w:t>
+      </w:r>
+      <w:proofErr w:type="spellEnd"/>
+      <w:r>
+        <w:t xml:space="preserve">: durable centralisation, </w:t>
+      </w:r>
+      <w:proofErr w:type="spellStart"/>
+      <w:r>
+        <w:t>hierarchical</w:t>
+      </w:r>
+      <w:proofErr w:type="spellEnd"/>
+      <w:r>
+        <w:t xml:space="preserve"> classification (programme, </w:t>
+      </w:r>
+      <w:proofErr w:type="spellStart"/>
+      <w:r>
+        <w:t>level</w:t>
+      </w:r>
+      <w:proofErr w:type="spellEnd"/>
+      <w:r>
+        <w:t xml:space="preserve">, </w:t>
+      </w:r>
+      <w:proofErr w:type="spellStart"/>
+      <w:r>
+        <w:t>subject</w:t>
+      </w:r>
+      <w:proofErr w:type="spellEnd"/>
+      <w:r>
+        <w:t xml:space="preserve">, </w:t>
+      </w:r>
+      <w:proofErr w:type="spellStart"/>
+      <w:r>
+        <w:t>semester</w:t>
+      </w:r>
+      <w:proofErr w:type="spellEnd"/>
+      <w:r>
+        <w:t xml:space="preserve">, </w:t>
+      </w:r>
+      <w:proofErr w:type="spellStart"/>
+      <w:r>
+        <w:t>academic</w:t>
+      </w:r>
+      <w:proofErr w:type="spellEnd"/>
+      <w:r>
+        <w:t xml:space="preserve"> </w:t>
+      </w:r>
+      <w:proofErr w:type="spellStart"/>
+      <w:r>
+        <w:t>year</w:t>
+      </w:r>
+      <w:proofErr w:type="spellEnd"/>
+      <w:r>
+        <w:t xml:space="preserve">), </w:t>
+      </w:r>
+      <w:proofErr w:type="spellStart"/>
+      <w:r>
+        <w:t>restricted</w:t>
+      </w:r>
+      <w:proofErr w:type="spellEnd"/>
+      <w:r>
+        <w:t xml:space="preserve"> and relevant </w:t>
+      </w:r>
+      <w:proofErr w:type="spellStart"/>
+      <w:r>
+        <w:t>access</w:t>
+      </w:r>
+      <w:proofErr w:type="spellEnd"/>
+      <w:r>
+        <w:t xml:space="preserve"> </w:t>
+      </w:r>
+      <w:proofErr w:type="spellStart"/>
+      <w:r>
+        <w:t>according</w:t>
+      </w:r>
+      <w:proofErr w:type="spellEnd"/>
+      <w:r>
+        <w:t xml:space="preserve"> to programme and </w:t>
+      </w:r>
+      <w:proofErr w:type="spellStart"/>
+      <w:r>
+        <w:t>level</w:t>
+      </w:r>
+      <w:proofErr w:type="spellEnd"/>
+      <w:r>
+        <w:t xml:space="preserve">, and offline </w:t>
+      </w:r>
+      <w:proofErr w:type="spellStart"/>
+      <w:r>
+        <w:t>availability</w:t>
+      </w:r>
+      <w:proofErr w:type="spellEnd"/>
+      <w:r>
+        <w:t xml:space="preserve">. </w:t>
+      </w:r>
+      <w:proofErr w:type="spellStart"/>
+      <w:r>
+        <w:t>Additional</w:t>
+      </w:r>
+      <w:proofErr w:type="spellEnd"/>
+      <w:r>
+        <w:t xml:space="preserve"> </w:t>
+      </w:r>
+      <w:proofErr w:type="spellStart"/>
+      <w:r>
+        <w:t>features</w:t>
+      </w:r>
+      <w:proofErr w:type="spellEnd"/>
+      <w:r>
+        <w:t xml:space="preserve"> — </w:t>
+      </w:r>
+      <w:proofErr w:type="spellStart"/>
+      <w:r>
+        <w:t>such</w:t>
+      </w:r>
+      <w:proofErr w:type="spellEnd"/>
+      <w:r>
+        <w:t xml:space="preserve"> as </w:t>
+      </w:r>
+      <w:proofErr w:type="spellStart"/>
+      <w:r>
+        <w:t>strengthened</w:t>
+      </w:r>
+      <w:proofErr w:type="spellEnd"/>
+      <w:r>
+        <w:t xml:space="preserve"> </w:t>
+      </w:r>
+      <w:proofErr w:type="spellStart"/>
+      <w:r>
+        <w:t>security</w:t>
+      </w:r>
+      <w:proofErr w:type="spellEnd"/>
+      <w:r>
+        <w:t xml:space="preserve">, notifications, discussion </w:t>
+      </w:r>
+      <w:proofErr w:type="spellStart"/>
+      <w:r>
+        <w:t>spaces</w:t>
+      </w:r>
+      <w:proofErr w:type="spellEnd"/>
+      <w:r>
+        <w:t xml:space="preserve"> and </w:t>
+      </w:r>
+      <w:proofErr w:type="spellStart"/>
+      <w:r>
+        <w:t>teacher</w:t>
+      </w:r>
+      <w:proofErr w:type="spellEnd"/>
+      <w:r>
+        <w:t xml:space="preserve"> </w:t>
+      </w:r>
+      <w:proofErr w:type="spellStart"/>
+      <w:r>
+        <w:t>evaluation</w:t>
+      </w:r>
+      <w:proofErr w:type="spellEnd"/>
+      <w:r>
+        <w:t xml:space="preserve"> — </w:t>
+      </w:r>
+      <w:proofErr w:type="spellStart"/>
+      <w:r>
+        <w:t>complement</w:t>
+      </w:r>
+      <w:proofErr w:type="spellEnd"/>
+      <w:r>
+        <w:t xml:space="preserve"> </w:t>
+      </w:r>
+      <w:proofErr w:type="spellStart"/>
+      <w:r>
+        <w:t>this</w:t>
+      </w:r>
+      <w:proofErr w:type="spellEnd"/>
+      <w:r>
+        <w:t xml:space="preserve"> </w:t>
+      </w:r>
+      <w:proofErr w:type="spellStart"/>
+      <w:r>
+        <w:t>core</w:t>
+      </w:r>
+      <w:proofErr w:type="spellEnd"/>
+      <w:r>
+        <w:t xml:space="preserve"> </w:t>
+      </w:r>
+      <w:proofErr w:type="spellStart"/>
+      <w:r>
+        <w:t>purpose</w:t>
+      </w:r>
+      <w:proofErr w:type="spellEnd"/>
+      <w:r>
+        <w:t>.</w:t>
+      </w:r>
+    </w:p>
+    <w:p>
+      <w:pPr>
+        <w:pStyle w:val="font-claude-response-body"/>
+        <w:spacing w:line="360" w:lineRule="auto"/>
+        <w:jc w:val="both"/>
+      </w:pPr>
+      <w:r>
+        <w:rPr>
+          <w:rStyle w:val="lev"/>
         </w:rPr>
         <w:t>Keywords:</w:t>
       </w:r>
       <w:r>
-        <w:rPr>
-          <w:color w:val="000000"/>
-        </w:rPr>
-        <w:t xml:space="preserve"> learning resources distribution, web and mobile platform, offline-first, Laravel, React Native, higher education.</w:t>
+        <w:t xml:space="preserve"> </w:t>
+      </w:r>
+      <w:proofErr w:type="spellStart"/>
+      <w:r>
+        <w:t>learning</w:t>
+      </w:r>
+      <w:proofErr w:type="spellEnd"/>
+      <w:r>
+        <w:t xml:space="preserve"> </w:t>
+      </w:r>
+      <w:proofErr w:type="spellStart"/>
+      <w:r>
+        <w:t>resources</w:t>
+      </w:r>
+      <w:proofErr w:type="spellEnd"/>
+      <w:r>
+        <w:t xml:space="preserve"> distribution, web and mobile platform, offline-first, </w:t>
+      </w:r>
+      <w:proofErr w:type="spellStart"/>
+      <w:r>
+        <w:t>Laravel</w:t>
+      </w:r>
+      <w:proofErr w:type="spellEnd"/>
+      <w:r>
+        <w:t xml:space="preserve">, React Native, </w:t>
+      </w:r>
+      <w:proofErr w:type="spellStart"/>
+      <w:r>
+        <w:t>higher</w:t>
+      </w:r>
+      <w:proofErr w:type="spellEnd"/>
+      <w:r>
+        <w:t xml:space="preserve"> </w:t>
+      </w:r>
+      <w:proofErr w:type="spellStart"/>
+      <w:r>
+        <w:t>education</w:t>
+      </w:r>
+      <w:proofErr w:type="spellEnd"/>
+      <w:r>
+        <w:t>.</w:t>
       </w:r>
     </w:p>
     <w:p>
@@ -2749,7 +4715,6 @@
         <w:spacing w:after="240" w:line="276" w:lineRule="auto"/>
         <w:jc w:val="center"/>
       </w:pPr>
-      <w:bookmarkStart w:id="6" w:name="X7ee176fb2a7ac3e247252fa1744115e47f03c6b"/>
       <w:r>
         <w:rPr>
           <w:b/>
@@ -3476,14 +5441,4645 @@
     </w:p>
     <w:p>
       <w:pPr>
+        <w:pStyle w:val="TM1"/>
+        <w:tabs>
+          <w:tab w:val="right" w:leader="dot" w:pos="9062"/>
+        </w:tabs>
+        <w:rPr>
+          <w:noProof/>
+        </w:rPr>
+      </w:pPr>
+      <w:r>
+        <w:fldChar w:fldCharType="begin"/>
+      </w:r>
+      <w:r>
+        <w:instrText xml:space="preserve"> TOC \o "1-3" \h \z \u </w:instrText>
+      </w:r>
+      <w:r>
+        <w:fldChar w:fldCharType="separate"/>
+      </w:r>
+      <w:hyperlink w:anchor="_Toc234895860" w:history="1">
+        <w:r>
+          <w:rPr>
+            <w:rStyle w:val="Lienhypertexte"/>
+            <w:noProof/>
+          </w:rPr>
+          <w:t>Introduction générale</w:t>
+        </w:r>
+        <w:r>
+          <w:rPr>
+            <w:noProof/>
+            <w:webHidden/>
+          </w:rPr>
+          <w:tab/>
+        </w:r>
+        <w:r>
+          <w:rPr>
+            <w:noProof/>
+            <w:webHidden/>
+          </w:rPr>
+          <w:fldChar w:fldCharType="begin"/>
+        </w:r>
+        <w:r>
+          <w:rPr>
+            <w:noProof/>
+            <w:webHidden/>
+          </w:rPr>
+          <w:instrText xml:space="preserve"> PAGEREF _Toc234895860 \h </w:instrText>
+        </w:r>
+        <w:r>
+          <w:rPr>
+            <w:noProof/>
+            <w:webHidden/>
+          </w:rPr>
+        </w:r>
+        <w:r>
+          <w:rPr>
+            <w:noProof/>
+            <w:webHidden/>
+          </w:rPr>
+          <w:fldChar w:fldCharType="separate"/>
+        </w:r>
+        <w:r>
+          <w:rPr>
+            <w:noProof/>
+            <w:webHidden/>
+          </w:rPr>
+          <w:t>1</w:t>
+        </w:r>
+        <w:r>
+          <w:rPr>
+            <w:noProof/>
+            <w:webHidden/>
+          </w:rPr>
+          <w:fldChar w:fldCharType="end"/>
+        </w:r>
+      </w:hyperlink>
+    </w:p>
+    <w:p>
+      <w:pPr>
+        <w:pStyle w:val="TM1"/>
+        <w:tabs>
+          <w:tab w:val="right" w:leader="dot" w:pos="9062"/>
+        </w:tabs>
+        <w:rPr>
+          <w:noProof/>
+        </w:rPr>
+      </w:pPr>
+      <w:hyperlink w:anchor="_Toc234895861" w:history="1">
+        <w:r>
+          <w:rPr>
+            <w:rStyle w:val="Lienhypertexte"/>
+            <w:noProof/>
+          </w:rPr>
+          <w:t>PREMIÈRE PARTIE — CADRE THÉORIQUE, LÉGISLATIF ET RÉGLEMENTAIRE</w:t>
+        </w:r>
+        <w:r>
+          <w:rPr>
+            <w:noProof/>
+            <w:webHidden/>
+          </w:rPr>
+          <w:tab/>
+        </w:r>
+        <w:r>
+          <w:rPr>
+            <w:noProof/>
+            <w:webHidden/>
+          </w:rPr>
+          <w:fldChar w:fldCharType="begin"/>
+        </w:r>
+        <w:r>
+          <w:rPr>
+            <w:noProof/>
+            <w:webHidden/>
+          </w:rPr>
+          <w:instrText xml:space="preserve"> PAGEREF _Toc234895861 \h </w:instrText>
+        </w:r>
+        <w:r>
+          <w:rPr>
+            <w:noProof/>
+            <w:webHidden/>
+          </w:rPr>
+        </w:r>
+        <w:r>
+          <w:rPr>
+            <w:noProof/>
+            <w:webHidden/>
+          </w:rPr>
+          <w:fldChar w:fldCharType="separate"/>
+        </w:r>
+        <w:r>
+          <w:rPr>
+            <w:noProof/>
+            <w:webHidden/>
+          </w:rPr>
+          <w:t>4</w:t>
+        </w:r>
+        <w:r>
+          <w:rPr>
+            <w:noProof/>
+            <w:webHidden/>
+          </w:rPr>
+          <w:fldChar w:fldCharType="end"/>
+        </w:r>
+      </w:hyperlink>
+    </w:p>
+    <w:p>
+      <w:pPr>
+        <w:pStyle w:val="TM1"/>
+        <w:tabs>
+          <w:tab w:val="right" w:leader="dot" w:pos="9062"/>
+        </w:tabs>
+        <w:rPr>
+          <w:noProof/>
+        </w:rPr>
+      </w:pPr>
+      <w:hyperlink w:anchor="_Toc234895862" w:history="1">
+        <w:r>
+          <w:rPr>
+            <w:rStyle w:val="Lienhypertexte"/>
+            <w:noProof/>
+          </w:rPr>
+          <w:t>CHAPITRE I — CADRE THÉORIQUE</w:t>
+        </w:r>
+        <w:r>
+          <w:rPr>
+            <w:noProof/>
+            <w:webHidden/>
+          </w:rPr>
+          <w:tab/>
+        </w:r>
+        <w:r>
+          <w:rPr>
+            <w:noProof/>
+            <w:webHidden/>
+          </w:rPr>
+          <w:fldChar w:fldCharType="begin"/>
+        </w:r>
+        <w:r>
+          <w:rPr>
+            <w:noProof/>
+            <w:webHidden/>
+          </w:rPr>
+          <w:instrText xml:space="preserve"> PAGEREF _Toc234895862 \h </w:instrText>
+        </w:r>
+        <w:r>
+          <w:rPr>
+            <w:noProof/>
+            <w:webHidden/>
+          </w:rPr>
+        </w:r>
+        <w:r>
+          <w:rPr>
+            <w:noProof/>
+            <w:webHidden/>
+          </w:rPr>
+          <w:fldChar w:fldCharType="separate"/>
+        </w:r>
+        <w:r>
+          <w:rPr>
+            <w:noProof/>
+            <w:webHidden/>
+          </w:rPr>
+          <w:t>5</w:t>
+        </w:r>
+        <w:r>
+          <w:rPr>
+            <w:noProof/>
+            <w:webHidden/>
+          </w:rPr>
+          <w:fldChar w:fldCharType="end"/>
+        </w:r>
+      </w:hyperlink>
+    </w:p>
+    <w:p>
+      <w:pPr>
+        <w:pStyle w:val="TM3"/>
+        <w:tabs>
+          <w:tab w:val="right" w:leader="dot" w:pos="9062"/>
+        </w:tabs>
+        <w:rPr>
+          <w:noProof/>
+        </w:rPr>
+      </w:pPr>
+      <w:hyperlink w:anchor="_Toc234895863" w:history="1">
+        <w:r>
+          <w:rPr>
+            <w:rStyle w:val="Lienhypertexte"/>
+            <w:noProof/>
+          </w:rPr>
+          <w:t>Introduction du chapitre</w:t>
+        </w:r>
+        <w:r>
+          <w:rPr>
+            <w:noProof/>
+            <w:webHidden/>
+          </w:rPr>
+          <w:tab/>
+        </w:r>
+        <w:r>
+          <w:rPr>
+            <w:noProof/>
+            <w:webHidden/>
+          </w:rPr>
+          <w:fldChar w:fldCharType="begin"/>
+        </w:r>
+        <w:r>
+          <w:rPr>
+            <w:noProof/>
+            <w:webHidden/>
+          </w:rPr>
+          <w:instrText xml:space="preserve"> PAGEREF _Toc234895863 \h </w:instrText>
+        </w:r>
+        <w:r>
+          <w:rPr>
+            <w:noProof/>
+            <w:webHidden/>
+          </w:rPr>
+        </w:r>
+        <w:r>
+          <w:rPr>
+            <w:noProof/>
+            <w:webHidden/>
+          </w:rPr>
+          <w:fldChar w:fldCharType="separate"/>
+        </w:r>
+        <w:r>
+          <w:rPr>
+            <w:noProof/>
+            <w:webHidden/>
+          </w:rPr>
+          <w:t>5</w:t>
+        </w:r>
+        <w:r>
+          <w:rPr>
+            <w:noProof/>
+            <w:webHidden/>
+          </w:rPr>
+          <w:fldChar w:fldCharType="end"/>
+        </w:r>
+      </w:hyperlink>
+    </w:p>
+    <w:p>
+      <w:pPr>
+        <w:pStyle w:val="TM2"/>
+        <w:tabs>
+          <w:tab w:val="right" w:leader="dot" w:pos="9062"/>
+        </w:tabs>
+        <w:rPr>
+          <w:noProof/>
+        </w:rPr>
+      </w:pPr>
+      <w:hyperlink w:anchor="_Toc234895864" w:history="1">
+        <w:r>
+          <w:rPr>
+            <w:rStyle w:val="Lienhypertexte"/>
+            <w:noProof/>
+          </w:rPr>
+          <w:t>Section 1 — Revue conceptuelle</w:t>
+        </w:r>
+        <w:r>
+          <w:rPr>
+            <w:noProof/>
+            <w:webHidden/>
+          </w:rPr>
+          <w:tab/>
+        </w:r>
+        <w:r>
+          <w:rPr>
+            <w:noProof/>
+            <w:webHidden/>
+          </w:rPr>
+          <w:fldChar w:fldCharType="begin"/>
+        </w:r>
+        <w:r>
+          <w:rPr>
+            <w:noProof/>
+            <w:webHidden/>
+          </w:rPr>
+          <w:instrText xml:space="preserve"> PAGEREF _Toc234895864 \h </w:instrText>
+        </w:r>
+        <w:r>
+          <w:rPr>
+            <w:noProof/>
+            <w:webHidden/>
+          </w:rPr>
+        </w:r>
+        <w:r>
+          <w:rPr>
+            <w:noProof/>
+            <w:webHidden/>
+          </w:rPr>
+          <w:fldChar w:fldCharType="separate"/>
+        </w:r>
+        <w:r>
+          <w:rPr>
+            <w:noProof/>
+            <w:webHidden/>
+          </w:rPr>
+          <w:t>5</w:t>
+        </w:r>
+        <w:r>
+          <w:rPr>
+            <w:noProof/>
+            <w:webHidden/>
+          </w:rPr>
+          <w:fldChar w:fldCharType="end"/>
+        </w:r>
+      </w:hyperlink>
+    </w:p>
+    <w:p>
+      <w:pPr>
+        <w:pStyle w:val="TM3"/>
+        <w:tabs>
+          <w:tab w:val="right" w:leader="dot" w:pos="9062"/>
+        </w:tabs>
+        <w:rPr>
+          <w:noProof/>
+        </w:rPr>
+      </w:pPr>
+      <w:hyperlink w:anchor="_Toc234895865" w:history="1">
+        <w:r>
+          <w:rPr>
+            <w:rStyle w:val="Lienhypertexte"/>
+            <w:noProof/>
+          </w:rPr>
+          <w:t>1.1 Les systèmes de gestion de l’apprentissage (LMS)</w:t>
+        </w:r>
+        <w:r>
+          <w:rPr>
+            <w:noProof/>
+            <w:webHidden/>
+          </w:rPr>
+          <w:tab/>
+        </w:r>
+        <w:r>
+          <w:rPr>
+            <w:noProof/>
+            <w:webHidden/>
+          </w:rPr>
+          <w:fldChar w:fldCharType="begin"/>
+        </w:r>
+        <w:r>
+          <w:rPr>
+            <w:noProof/>
+            <w:webHidden/>
+          </w:rPr>
+          <w:instrText xml:space="preserve"> PAGEREF _Toc234895865 \h </w:instrText>
+        </w:r>
+        <w:r>
+          <w:rPr>
+            <w:noProof/>
+            <w:webHidden/>
+          </w:rPr>
+        </w:r>
+        <w:r>
+          <w:rPr>
+            <w:noProof/>
+            <w:webHidden/>
+          </w:rPr>
+          <w:fldChar w:fldCharType="separate"/>
+        </w:r>
+        <w:r>
+          <w:rPr>
+            <w:noProof/>
+            <w:webHidden/>
+          </w:rPr>
+          <w:t>5</w:t>
+        </w:r>
+        <w:r>
+          <w:rPr>
+            <w:noProof/>
+            <w:webHidden/>
+          </w:rPr>
+          <w:fldChar w:fldCharType="end"/>
+        </w:r>
+      </w:hyperlink>
+    </w:p>
+    <w:p>
+      <w:pPr>
+        <w:pStyle w:val="TM3"/>
+        <w:tabs>
+          <w:tab w:val="right" w:leader="dot" w:pos="9062"/>
+        </w:tabs>
+        <w:rPr>
+          <w:noProof/>
+        </w:rPr>
+      </w:pPr>
+      <w:hyperlink w:anchor="_Toc234895866" w:history="1">
+        <w:r>
+          <w:rPr>
+            <w:rStyle w:val="Lienhypertexte"/>
+            <w:noProof/>
+          </w:rPr>
+          <w:t>1.2 Les plateformes collaboratives numériques</w:t>
+        </w:r>
+        <w:r>
+          <w:rPr>
+            <w:noProof/>
+            <w:webHidden/>
+          </w:rPr>
+          <w:tab/>
+        </w:r>
+        <w:r>
+          <w:rPr>
+            <w:noProof/>
+            <w:webHidden/>
+          </w:rPr>
+          <w:fldChar w:fldCharType="begin"/>
+        </w:r>
+        <w:r>
+          <w:rPr>
+            <w:noProof/>
+            <w:webHidden/>
+          </w:rPr>
+          <w:instrText xml:space="preserve"> PAGEREF _Toc234895866 \h </w:instrText>
+        </w:r>
+        <w:r>
+          <w:rPr>
+            <w:noProof/>
+            <w:webHidden/>
+          </w:rPr>
+        </w:r>
+        <w:r>
+          <w:rPr>
+            <w:noProof/>
+            <w:webHidden/>
+          </w:rPr>
+          <w:fldChar w:fldCharType="separate"/>
+        </w:r>
+        <w:r>
+          <w:rPr>
+            <w:noProof/>
+            <w:webHidden/>
+          </w:rPr>
+          <w:t>6</w:t>
+        </w:r>
+        <w:r>
+          <w:rPr>
+            <w:noProof/>
+            <w:webHidden/>
+          </w:rPr>
+          <w:fldChar w:fldCharType="end"/>
+        </w:r>
+      </w:hyperlink>
+    </w:p>
+    <w:p>
+      <w:pPr>
+        <w:pStyle w:val="TM3"/>
+        <w:tabs>
+          <w:tab w:val="right" w:leader="dot" w:pos="9062"/>
+        </w:tabs>
+        <w:rPr>
+          <w:noProof/>
+        </w:rPr>
+      </w:pPr>
+      <w:hyperlink w:anchor="_Toc234895867" w:history="1">
+        <w:r>
+          <w:rPr>
+            <w:rStyle w:val="Lienhypertexte"/>
+            <w:noProof/>
+          </w:rPr>
+          <w:t>1.3 Les architectures logicielles modernes (REST, API)</w:t>
+        </w:r>
+        <w:r>
+          <w:rPr>
+            <w:noProof/>
+            <w:webHidden/>
+          </w:rPr>
+          <w:tab/>
+        </w:r>
+        <w:r>
+          <w:rPr>
+            <w:noProof/>
+            <w:webHidden/>
+          </w:rPr>
+          <w:fldChar w:fldCharType="begin"/>
+        </w:r>
+        <w:r>
+          <w:rPr>
+            <w:noProof/>
+            <w:webHidden/>
+          </w:rPr>
+          <w:instrText xml:space="preserve"> PAGEREF _Toc234895867 \h </w:instrText>
+        </w:r>
+        <w:r>
+          <w:rPr>
+            <w:noProof/>
+            <w:webHidden/>
+          </w:rPr>
+        </w:r>
+        <w:r>
+          <w:rPr>
+            <w:noProof/>
+            <w:webHidden/>
+          </w:rPr>
+          <w:fldChar w:fldCharType="separate"/>
+        </w:r>
+        <w:r>
+          <w:rPr>
+            <w:noProof/>
+            <w:webHidden/>
+          </w:rPr>
+          <w:t>6</w:t>
+        </w:r>
+        <w:r>
+          <w:rPr>
+            <w:noProof/>
+            <w:webHidden/>
+          </w:rPr>
+          <w:fldChar w:fldCharType="end"/>
+        </w:r>
+      </w:hyperlink>
+    </w:p>
+    <w:p>
+      <w:pPr>
+        <w:pStyle w:val="TM3"/>
+        <w:tabs>
+          <w:tab w:val="right" w:leader="dot" w:pos="9062"/>
+        </w:tabs>
+        <w:rPr>
+          <w:noProof/>
+        </w:rPr>
+      </w:pPr>
+      <w:hyperlink w:anchor="_Toc234895868" w:history="1">
+        <w:r>
+          <w:rPr>
+            <w:rStyle w:val="Lienhypertexte"/>
+            <w:noProof/>
+          </w:rPr>
+          <w:t>1.4 L’approche « offline-first »</w:t>
+        </w:r>
+        <w:r>
+          <w:rPr>
+            <w:noProof/>
+            <w:webHidden/>
+          </w:rPr>
+          <w:tab/>
+        </w:r>
+        <w:r>
+          <w:rPr>
+            <w:noProof/>
+            <w:webHidden/>
+          </w:rPr>
+          <w:fldChar w:fldCharType="begin"/>
+        </w:r>
+        <w:r>
+          <w:rPr>
+            <w:noProof/>
+            <w:webHidden/>
+          </w:rPr>
+          <w:instrText xml:space="preserve"> PAGEREF _Toc234895868 \h </w:instrText>
+        </w:r>
+        <w:r>
+          <w:rPr>
+            <w:noProof/>
+            <w:webHidden/>
+          </w:rPr>
+        </w:r>
+        <w:r>
+          <w:rPr>
+            <w:noProof/>
+            <w:webHidden/>
+          </w:rPr>
+          <w:fldChar w:fldCharType="separate"/>
+        </w:r>
+        <w:r>
+          <w:rPr>
+            <w:noProof/>
+            <w:webHidden/>
+          </w:rPr>
+          <w:t>7</w:t>
+        </w:r>
+        <w:r>
+          <w:rPr>
+            <w:noProof/>
+            <w:webHidden/>
+          </w:rPr>
+          <w:fldChar w:fldCharType="end"/>
+        </w:r>
+      </w:hyperlink>
+    </w:p>
+    <w:p>
+      <w:pPr>
+        <w:pStyle w:val="TM2"/>
+        <w:tabs>
+          <w:tab w:val="right" w:leader="dot" w:pos="9062"/>
+        </w:tabs>
+        <w:rPr>
+          <w:noProof/>
+        </w:rPr>
+      </w:pPr>
+      <w:hyperlink w:anchor="_Toc234895869" w:history="1">
+        <w:r>
+          <w:rPr>
+            <w:rStyle w:val="Lienhypertexte"/>
+            <w:noProof/>
+          </w:rPr>
+          <w:t>Section 2 — Revue critique de la littérature</w:t>
+        </w:r>
+        <w:r>
+          <w:rPr>
+            <w:noProof/>
+            <w:webHidden/>
+          </w:rPr>
+          <w:tab/>
+        </w:r>
+        <w:r>
+          <w:rPr>
+            <w:noProof/>
+            <w:webHidden/>
+          </w:rPr>
+          <w:fldChar w:fldCharType="begin"/>
+        </w:r>
+        <w:r>
+          <w:rPr>
+            <w:noProof/>
+            <w:webHidden/>
+          </w:rPr>
+          <w:instrText xml:space="preserve"> PAGEREF _Toc234895869 \h </w:instrText>
+        </w:r>
+        <w:r>
+          <w:rPr>
+            <w:noProof/>
+            <w:webHidden/>
+          </w:rPr>
+        </w:r>
+        <w:r>
+          <w:rPr>
+            <w:noProof/>
+            <w:webHidden/>
+          </w:rPr>
+          <w:fldChar w:fldCharType="separate"/>
+        </w:r>
+        <w:r>
+          <w:rPr>
+            <w:noProof/>
+            <w:webHidden/>
+          </w:rPr>
+          <w:t>7</w:t>
+        </w:r>
+        <w:r>
+          <w:rPr>
+            <w:noProof/>
+            <w:webHidden/>
+          </w:rPr>
+          <w:fldChar w:fldCharType="end"/>
+        </w:r>
+      </w:hyperlink>
+    </w:p>
+    <w:p>
+      <w:pPr>
+        <w:pStyle w:val="TM3"/>
+        <w:tabs>
+          <w:tab w:val="right" w:leader="dot" w:pos="9062"/>
+        </w:tabs>
+        <w:rPr>
+          <w:noProof/>
+        </w:rPr>
+      </w:pPr>
+      <w:hyperlink w:anchor="_Toc234895870" w:history="1">
+        <w:r>
+          <w:rPr>
+            <w:rStyle w:val="Lienhypertexte"/>
+            <w:noProof/>
+          </w:rPr>
+          <w:t>2.1 Le socioconstructivisme — Vygotsky (1978)</w:t>
+        </w:r>
+        <w:r>
+          <w:rPr>
+            <w:noProof/>
+            <w:webHidden/>
+          </w:rPr>
+          <w:tab/>
+        </w:r>
+        <w:r>
+          <w:rPr>
+            <w:noProof/>
+            <w:webHidden/>
+          </w:rPr>
+          <w:fldChar w:fldCharType="begin"/>
+        </w:r>
+        <w:r>
+          <w:rPr>
+            <w:noProof/>
+            <w:webHidden/>
+          </w:rPr>
+          <w:instrText xml:space="preserve"> PAGEREF _Toc234895870 \h </w:instrText>
+        </w:r>
+        <w:r>
+          <w:rPr>
+            <w:noProof/>
+            <w:webHidden/>
+          </w:rPr>
+        </w:r>
+        <w:r>
+          <w:rPr>
+            <w:noProof/>
+            <w:webHidden/>
+          </w:rPr>
+          <w:fldChar w:fldCharType="separate"/>
+        </w:r>
+        <w:r>
+          <w:rPr>
+            <w:noProof/>
+            <w:webHidden/>
+          </w:rPr>
+          <w:t>7</w:t>
+        </w:r>
+        <w:r>
+          <w:rPr>
+            <w:noProof/>
+            <w:webHidden/>
+          </w:rPr>
+          <w:fldChar w:fldCharType="end"/>
+        </w:r>
+      </w:hyperlink>
+    </w:p>
+    <w:p>
+      <w:pPr>
+        <w:pStyle w:val="TM3"/>
+        <w:tabs>
+          <w:tab w:val="right" w:leader="dot" w:pos="9062"/>
+        </w:tabs>
+        <w:rPr>
+          <w:noProof/>
+        </w:rPr>
+      </w:pPr>
+      <w:hyperlink w:anchor="_Toc234895871" w:history="1">
+        <w:r>
+          <w:rPr>
+            <w:rStyle w:val="Lienhypertexte"/>
+            <w:noProof/>
+          </w:rPr>
+          <w:t>2.2 Le design centré utilisateur — Norman (2013)</w:t>
+        </w:r>
+        <w:r>
+          <w:rPr>
+            <w:noProof/>
+            <w:webHidden/>
+          </w:rPr>
+          <w:tab/>
+        </w:r>
+        <w:r>
+          <w:rPr>
+            <w:noProof/>
+            <w:webHidden/>
+          </w:rPr>
+          <w:fldChar w:fldCharType="begin"/>
+        </w:r>
+        <w:r>
+          <w:rPr>
+            <w:noProof/>
+            <w:webHidden/>
+          </w:rPr>
+          <w:instrText xml:space="preserve"> PAGEREF _Toc234895871 \h </w:instrText>
+        </w:r>
+        <w:r>
+          <w:rPr>
+            <w:noProof/>
+            <w:webHidden/>
+          </w:rPr>
+        </w:r>
+        <w:r>
+          <w:rPr>
+            <w:noProof/>
+            <w:webHidden/>
+          </w:rPr>
+          <w:fldChar w:fldCharType="separate"/>
+        </w:r>
+        <w:r>
+          <w:rPr>
+            <w:noProof/>
+            <w:webHidden/>
+          </w:rPr>
+          <w:t>8</w:t>
+        </w:r>
+        <w:r>
+          <w:rPr>
+            <w:noProof/>
+            <w:webHidden/>
+          </w:rPr>
+          <w:fldChar w:fldCharType="end"/>
+        </w:r>
+      </w:hyperlink>
+    </w:p>
+    <w:p>
+      <w:pPr>
+        <w:pStyle w:val="TM3"/>
+        <w:tabs>
+          <w:tab w:val="right" w:leader="dot" w:pos="9062"/>
+        </w:tabs>
+        <w:rPr>
+          <w:noProof/>
+        </w:rPr>
+      </w:pPr>
+      <w:hyperlink w:anchor="_Toc234895872" w:history="1">
+        <w:r>
+          <w:rPr>
+            <w:rStyle w:val="Lienhypertexte"/>
+            <w:noProof/>
+          </w:rPr>
+          <w:t>2.3 Architecture REST et monolithe structuré — Fielding (2000) et Newman (2015)</w:t>
+        </w:r>
+        <w:r>
+          <w:rPr>
+            <w:noProof/>
+            <w:webHidden/>
+          </w:rPr>
+          <w:tab/>
+        </w:r>
+        <w:r>
+          <w:rPr>
+            <w:noProof/>
+            <w:webHidden/>
+          </w:rPr>
+          <w:fldChar w:fldCharType="begin"/>
+        </w:r>
+        <w:r>
+          <w:rPr>
+            <w:noProof/>
+            <w:webHidden/>
+          </w:rPr>
+          <w:instrText xml:space="preserve"> PAGEREF _Toc234895872 \h </w:instrText>
+        </w:r>
+        <w:r>
+          <w:rPr>
+            <w:noProof/>
+            <w:webHidden/>
+          </w:rPr>
+        </w:r>
+        <w:r>
+          <w:rPr>
+            <w:noProof/>
+            <w:webHidden/>
+          </w:rPr>
+          <w:fldChar w:fldCharType="separate"/>
+        </w:r>
+        <w:r>
+          <w:rPr>
+            <w:noProof/>
+            <w:webHidden/>
+          </w:rPr>
+          <w:t>8</w:t>
+        </w:r>
+        <w:r>
+          <w:rPr>
+            <w:noProof/>
+            <w:webHidden/>
+          </w:rPr>
+          <w:fldChar w:fldCharType="end"/>
+        </w:r>
+      </w:hyperlink>
+    </w:p>
+    <w:p>
+      <w:pPr>
+        <w:pStyle w:val="TM3"/>
+        <w:tabs>
+          <w:tab w:val="right" w:leader="dot" w:pos="9062"/>
+        </w:tabs>
+        <w:rPr>
+          <w:noProof/>
+        </w:rPr>
+      </w:pPr>
+      <w:hyperlink w:anchor="_Toc234895873" w:history="1">
+        <w:r>
+          <w:rPr>
+            <w:rStyle w:val="Lienhypertexte"/>
+            <w:noProof/>
+          </w:rPr>
+          <w:t>2.4 Le paradoxe de sur-fonctionnalité — Naveh et al. (2010)</w:t>
+        </w:r>
+        <w:r>
+          <w:rPr>
+            <w:noProof/>
+            <w:webHidden/>
+          </w:rPr>
+          <w:tab/>
+        </w:r>
+        <w:r>
+          <w:rPr>
+            <w:noProof/>
+            <w:webHidden/>
+          </w:rPr>
+          <w:fldChar w:fldCharType="begin"/>
+        </w:r>
+        <w:r>
+          <w:rPr>
+            <w:noProof/>
+            <w:webHidden/>
+          </w:rPr>
+          <w:instrText xml:space="preserve"> PAGEREF _Toc234895873 \h </w:instrText>
+        </w:r>
+        <w:r>
+          <w:rPr>
+            <w:noProof/>
+            <w:webHidden/>
+          </w:rPr>
+        </w:r>
+        <w:r>
+          <w:rPr>
+            <w:noProof/>
+            <w:webHidden/>
+          </w:rPr>
+          <w:fldChar w:fldCharType="separate"/>
+        </w:r>
+        <w:r>
+          <w:rPr>
+            <w:noProof/>
+            <w:webHidden/>
+          </w:rPr>
+          <w:t>9</w:t>
+        </w:r>
+        <w:r>
+          <w:rPr>
+            <w:noProof/>
+            <w:webHidden/>
+          </w:rPr>
+          <w:fldChar w:fldCharType="end"/>
+        </w:r>
+      </w:hyperlink>
+    </w:p>
+    <w:p>
+      <w:pPr>
+        <w:pStyle w:val="TM3"/>
+        <w:tabs>
+          <w:tab w:val="right" w:leader="dot" w:pos="9062"/>
+        </w:tabs>
+        <w:rPr>
+          <w:noProof/>
+        </w:rPr>
+      </w:pPr>
+      <w:hyperlink w:anchor="_Toc234895874" w:history="1">
+        <w:r>
+          <w:rPr>
+            <w:rStyle w:val="Lienhypertexte"/>
+            <w:noProof/>
+          </w:rPr>
+          <w:t>Conclusion du chapitre</w:t>
+        </w:r>
+        <w:r>
+          <w:rPr>
+            <w:noProof/>
+            <w:webHidden/>
+          </w:rPr>
+          <w:tab/>
+        </w:r>
+        <w:r>
+          <w:rPr>
+            <w:noProof/>
+            <w:webHidden/>
+          </w:rPr>
+          <w:fldChar w:fldCharType="begin"/>
+        </w:r>
+        <w:r>
+          <w:rPr>
+            <w:noProof/>
+            <w:webHidden/>
+          </w:rPr>
+          <w:instrText xml:space="preserve"> PAGEREF _Toc234895874 \h </w:instrText>
+        </w:r>
+        <w:r>
+          <w:rPr>
+            <w:noProof/>
+            <w:webHidden/>
+          </w:rPr>
+        </w:r>
+        <w:r>
+          <w:rPr>
+            <w:noProof/>
+            <w:webHidden/>
+          </w:rPr>
+          <w:fldChar w:fldCharType="separate"/>
+        </w:r>
+        <w:r>
+          <w:rPr>
+            <w:noProof/>
+            <w:webHidden/>
+          </w:rPr>
+          <w:t>9</w:t>
+        </w:r>
+        <w:r>
+          <w:rPr>
+            <w:noProof/>
+            <w:webHidden/>
+          </w:rPr>
+          <w:fldChar w:fldCharType="end"/>
+        </w:r>
+      </w:hyperlink>
+    </w:p>
+    <w:p>
+      <w:pPr>
+        <w:pStyle w:val="TM1"/>
+        <w:tabs>
+          <w:tab w:val="right" w:leader="dot" w:pos="9062"/>
+        </w:tabs>
+        <w:rPr>
+          <w:noProof/>
+        </w:rPr>
+      </w:pPr>
+      <w:hyperlink w:anchor="_Toc234895875" w:history="1">
+        <w:r>
+          <w:rPr>
+            <w:rStyle w:val="Lienhypertexte"/>
+            <w:noProof/>
+          </w:rPr>
+          <w:t>CHAPITRE II — CONTEXTE DE L’ÉTUDE</w:t>
+        </w:r>
+        <w:r>
+          <w:rPr>
+            <w:noProof/>
+            <w:webHidden/>
+          </w:rPr>
+          <w:tab/>
+        </w:r>
+        <w:r>
+          <w:rPr>
+            <w:noProof/>
+            <w:webHidden/>
+          </w:rPr>
+          <w:fldChar w:fldCharType="begin"/>
+        </w:r>
+        <w:r>
+          <w:rPr>
+            <w:noProof/>
+            <w:webHidden/>
+          </w:rPr>
+          <w:instrText xml:space="preserve"> PAGEREF _Toc234895875 \h </w:instrText>
+        </w:r>
+        <w:r>
+          <w:rPr>
+            <w:noProof/>
+            <w:webHidden/>
+          </w:rPr>
+        </w:r>
+        <w:r>
+          <w:rPr>
+            <w:noProof/>
+            <w:webHidden/>
+          </w:rPr>
+          <w:fldChar w:fldCharType="separate"/>
+        </w:r>
+        <w:r>
+          <w:rPr>
+            <w:noProof/>
+            <w:webHidden/>
+          </w:rPr>
+          <w:t>10</w:t>
+        </w:r>
+        <w:r>
+          <w:rPr>
+            <w:noProof/>
+            <w:webHidden/>
+          </w:rPr>
+          <w:fldChar w:fldCharType="end"/>
+        </w:r>
+      </w:hyperlink>
+    </w:p>
+    <w:p>
+      <w:pPr>
+        <w:pStyle w:val="TM3"/>
+        <w:tabs>
+          <w:tab w:val="right" w:leader="dot" w:pos="9062"/>
+        </w:tabs>
+        <w:rPr>
+          <w:noProof/>
+        </w:rPr>
+      </w:pPr>
+      <w:hyperlink w:anchor="_Toc234895876" w:history="1">
+        <w:r>
+          <w:rPr>
+            <w:rStyle w:val="Lienhypertexte"/>
+            <w:noProof/>
+          </w:rPr>
+          <w:t>Introduction du chapitre</w:t>
+        </w:r>
+        <w:r>
+          <w:rPr>
+            <w:noProof/>
+            <w:webHidden/>
+          </w:rPr>
+          <w:tab/>
+        </w:r>
+        <w:r>
+          <w:rPr>
+            <w:noProof/>
+            <w:webHidden/>
+          </w:rPr>
+          <w:fldChar w:fldCharType="begin"/>
+        </w:r>
+        <w:r>
+          <w:rPr>
+            <w:noProof/>
+            <w:webHidden/>
+          </w:rPr>
+          <w:instrText xml:space="preserve"> PAGEREF _Toc234895876 \h </w:instrText>
+        </w:r>
+        <w:r>
+          <w:rPr>
+            <w:noProof/>
+            <w:webHidden/>
+          </w:rPr>
+        </w:r>
+        <w:r>
+          <w:rPr>
+            <w:noProof/>
+            <w:webHidden/>
+          </w:rPr>
+          <w:fldChar w:fldCharType="separate"/>
+        </w:r>
+        <w:r>
+          <w:rPr>
+            <w:noProof/>
+            <w:webHidden/>
+          </w:rPr>
+          <w:t>10</w:t>
+        </w:r>
+        <w:r>
+          <w:rPr>
+            <w:noProof/>
+            <w:webHidden/>
+          </w:rPr>
+          <w:fldChar w:fldCharType="end"/>
+        </w:r>
+      </w:hyperlink>
+    </w:p>
+    <w:p>
+      <w:pPr>
+        <w:pStyle w:val="TM2"/>
+        <w:tabs>
+          <w:tab w:val="right" w:leader="dot" w:pos="9062"/>
+        </w:tabs>
+        <w:rPr>
+          <w:noProof/>
+        </w:rPr>
+      </w:pPr>
+      <w:hyperlink w:anchor="_Toc234895877" w:history="1">
+        <w:r>
+          <w:rPr>
+            <w:rStyle w:val="Lienhypertexte"/>
+            <w:noProof/>
+          </w:rPr>
+          <w:t>Section 1 — Contexte général</w:t>
+        </w:r>
+        <w:r>
+          <w:rPr>
+            <w:noProof/>
+            <w:webHidden/>
+          </w:rPr>
+          <w:tab/>
+        </w:r>
+        <w:r>
+          <w:rPr>
+            <w:noProof/>
+            <w:webHidden/>
+          </w:rPr>
+          <w:fldChar w:fldCharType="begin"/>
+        </w:r>
+        <w:r>
+          <w:rPr>
+            <w:noProof/>
+            <w:webHidden/>
+          </w:rPr>
+          <w:instrText xml:space="preserve"> PAGEREF _Toc234895877 \h </w:instrText>
+        </w:r>
+        <w:r>
+          <w:rPr>
+            <w:noProof/>
+            <w:webHidden/>
+          </w:rPr>
+        </w:r>
+        <w:r>
+          <w:rPr>
+            <w:noProof/>
+            <w:webHidden/>
+          </w:rPr>
+          <w:fldChar w:fldCharType="separate"/>
+        </w:r>
+        <w:r>
+          <w:rPr>
+            <w:noProof/>
+            <w:webHidden/>
+          </w:rPr>
+          <w:t>10</w:t>
+        </w:r>
+        <w:r>
+          <w:rPr>
+            <w:noProof/>
+            <w:webHidden/>
+          </w:rPr>
+          <w:fldChar w:fldCharType="end"/>
+        </w:r>
+      </w:hyperlink>
+    </w:p>
+    <w:p>
+      <w:pPr>
+        <w:pStyle w:val="TM3"/>
+        <w:tabs>
+          <w:tab w:val="right" w:leader="dot" w:pos="9062"/>
+        </w:tabs>
+        <w:rPr>
+          <w:noProof/>
+        </w:rPr>
+      </w:pPr>
+      <w:hyperlink w:anchor="_Toc234895878" w:history="1">
+        <w:r>
+          <w:rPr>
+            <w:rStyle w:val="Lienhypertexte"/>
+            <w:noProof/>
+          </w:rPr>
+          <w:t>1.1 La numérisation de l’enseignement supérieur en Afrique</w:t>
+        </w:r>
+        <w:r>
+          <w:rPr>
+            <w:noProof/>
+            <w:webHidden/>
+          </w:rPr>
+          <w:tab/>
+        </w:r>
+        <w:r>
+          <w:rPr>
+            <w:noProof/>
+            <w:webHidden/>
+          </w:rPr>
+          <w:fldChar w:fldCharType="begin"/>
+        </w:r>
+        <w:r>
+          <w:rPr>
+            <w:noProof/>
+            <w:webHidden/>
+          </w:rPr>
+          <w:instrText xml:space="preserve"> PAGEREF _Toc234895878 \h </w:instrText>
+        </w:r>
+        <w:r>
+          <w:rPr>
+            <w:noProof/>
+            <w:webHidden/>
+          </w:rPr>
+        </w:r>
+        <w:r>
+          <w:rPr>
+            <w:noProof/>
+            <w:webHidden/>
+          </w:rPr>
+          <w:fldChar w:fldCharType="separate"/>
+        </w:r>
+        <w:r>
+          <w:rPr>
+            <w:noProof/>
+            <w:webHidden/>
+          </w:rPr>
+          <w:t>10</w:t>
+        </w:r>
+        <w:r>
+          <w:rPr>
+            <w:noProof/>
+            <w:webHidden/>
+          </w:rPr>
+          <w:fldChar w:fldCharType="end"/>
+        </w:r>
+      </w:hyperlink>
+    </w:p>
+    <w:p>
+      <w:pPr>
+        <w:pStyle w:val="TM3"/>
+        <w:tabs>
+          <w:tab w:val="right" w:leader="dot" w:pos="9062"/>
+        </w:tabs>
+        <w:rPr>
+          <w:noProof/>
+        </w:rPr>
+      </w:pPr>
+      <w:hyperlink w:anchor="_Toc234895879" w:history="1">
+        <w:r>
+          <w:rPr>
+            <w:rStyle w:val="Lienhypertexte"/>
+            <w:noProof/>
+          </w:rPr>
+          <w:t>1.2 Les enjeux pédagogiques du numérique</w:t>
+        </w:r>
+        <w:r>
+          <w:rPr>
+            <w:noProof/>
+            <w:webHidden/>
+          </w:rPr>
+          <w:tab/>
+        </w:r>
+        <w:r>
+          <w:rPr>
+            <w:noProof/>
+            <w:webHidden/>
+          </w:rPr>
+          <w:fldChar w:fldCharType="begin"/>
+        </w:r>
+        <w:r>
+          <w:rPr>
+            <w:noProof/>
+            <w:webHidden/>
+          </w:rPr>
+          <w:instrText xml:space="preserve"> PAGEREF _Toc234895879 \h </w:instrText>
+        </w:r>
+        <w:r>
+          <w:rPr>
+            <w:noProof/>
+            <w:webHidden/>
+          </w:rPr>
+        </w:r>
+        <w:r>
+          <w:rPr>
+            <w:noProof/>
+            <w:webHidden/>
+          </w:rPr>
+          <w:fldChar w:fldCharType="separate"/>
+        </w:r>
+        <w:r>
+          <w:rPr>
+            <w:noProof/>
+            <w:webHidden/>
+          </w:rPr>
+          <w:t>10</w:t>
+        </w:r>
+        <w:r>
+          <w:rPr>
+            <w:noProof/>
+            <w:webHidden/>
+          </w:rPr>
+          <w:fldChar w:fldCharType="end"/>
+        </w:r>
+      </w:hyperlink>
+    </w:p>
+    <w:p>
+      <w:pPr>
+        <w:pStyle w:val="TM2"/>
+        <w:tabs>
+          <w:tab w:val="right" w:leader="dot" w:pos="9062"/>
+        </w:tabs>
+        <w:rPr>
+          <w:noProof/>
+        </w:rPr>
+      </w:pPr>
+      <w:hyperlink w:anchor="_Toc234895880" w:history="1">
+        <w:r>
+          <w:rPr>
+            <w:rStyle w:val="Lienhypertexte"/>
+            <w:noProof/>
+          </w:rPr>
+          <w:t>Section 2 — Contexte spécifique à l’AFI</w:t>
+        </w:r>
+        <w:r>
+          <w:rPr>
+            <w:noProof/>
+            <w:webHidden/>
+          </w:rPr>
+          <w:tab/>
+        </w:r>
+        <w:r>
+          <w:rPr>
+            <w:noProof/>
+            <w:webHidden/>
+          </w:rPr>
+          <w:fldChar w:fldCharType="begin"/>
+        </w:r>
+        <w:r>
+          <w:rPr>
+            <w:noProof/>
+            <w:webHidden/>
+          </w:rPr>
+          <w:instrText xml:space="preserve"> PAGEREF _Toc234895880 \h </w:instrText>
+        </w:r>
+        <w:r>
+          <w:rPr>
+            <w:noProof/>
+            <w:webHidden/>
+          </w:rPr>
+        </w:r>
+        <w:r>
+          <w:rPr>
+            <w:noProof/>
+            <w:webHidden/>
+          </w:rPr>
+          <w:fldChar w:fldCharType="separate"/>
+        </w:r>
+        <w:r>
+          <w:rPr>
+            <w:noProof/>
+            <w:webHidden/>
+          </w:rPr>
+          <w:t>11</w:t>
+        </w:r>
+        <w:r>
+          <w:rPr>
+            <w:noProof/>
+            <w:webHidden/>
+          </w:rPr>
+          <w:fldChar w:fldCharType="end"/>
+        </w:r>
+      </w:hyperlink>
+    </w:p>
+    <w:p>
+      <w:pPr>
+        <w:pStyle w:val="TM3"/>
+        <w:tabs>
+          <w:tab w:val="right" w:leader="dot" w:pos="9062"/>
+        </w:tabs>
+        <w:rPr>
+          <w:noProof/>
+        </w:rPr>
+      </w:pPr>
+      <w:hyperlink w:anchor="_Toc234895881" w:history="1">
+        <w:r>
+          <w:rPr>
+            <w:rStyle w:val="Lienhypertexte"/>
+            <w:noProof/>
+          </w:rPr>
+          <w:t>2.1 Présentation de l’AFI</w:t>
+        </w:r>
+        <w:r>
+          <w:rPr>
+            <w:noProof/>
+            <w:webHidden/>
+          </w:rPr>
+          <w:tab/>
+        </w:r>
+        <w:r>
+          <w:rPr>
+            <w:noProof/>
+            <w:webHidden/>
+          </w:rPr>
+          <w:fldChar w:fldCharType="begin"/>
+        </w:r>
+        <w:r>
+          <w:rPr>
+            <w:noProof/>
+            <w:webHidden/>
+          </w:rPr>
+          <w:instrText xml:space="preserve"> PAGEREF _Toc234895881 \h </w:instrText>
+        </w:r>
+        <w:r>
+          <w:rPr>
+            <w:noProof/>
+            <w:webHidden/>
+          </w:rPr>
+        </w:r>
+        <w:r>
+          <w:rPr>
+            <w:noProof/>
+            <w:webHidden/>
+          </w:rPr>
+          <w:fldChar w:fldCharType="separate"/>
+        </w:r>
+        <w:r>
+          <w:rPr>
+            <w:noProof/>
+            <w:webHidden/>
+          </w:rPr>
+          <w:t>11</w:t>
+        </w:r>
+        <w:r>
+          <w:rPr>
+            <w:noProof/>
+            <w:webHidden/>
+          </w:rPr>
+          <w:fldChar w:fldCharType="end"/>
+        </w:r>
+      </w:hyperlink>
+    </w:p>
+    <w:p>
+      <w:pPr>
+        <w:pStyle w:val="TM3"/>
+        <w:tabs>
+          <w:tab w:val="right" w:leader="dot" w:pos="9062"/>
+        </w:tabs>
+        <w:rPr>
+          <w:noProof/>
+        </w:rPr>
+      </w:pPr>
+      <w:hyperlink w:anchor="_Toc234895882" w:history="1">
+        <w:r>
+          <w:rPr>
+            <w:rStyle w:val="Lienhypertexte"/>
+            <w:noProof/>
+          </w:rPr>
+          <w:t>2.2 Pratiques actuelles de partage</w:t>
+        </w:r>
+        <w:r>
+          <w:rPr>
+            <w:noProof/>
+            <w:webHidden/>
+          </w:rPr>
+          <w:tab/>
+        </w:r>
+        <w:r>
+          <w:rPr>
+            <w:noProof/>
+            <w:webHidden/>
+          </w:rPr>
+          <w:fldChar w:fldCharType="begin"/>
+        </w:r>
+        <w:r>
+          <w:rPr>
+            <w:noProof/>
+            <w:webHidden/>
+          </w:rPr>
+          <w:instrText xml:space="preserve"> PAGEREF _Toc234895882 \h </w:instrText>
+        </w:r>
+        <w:r>
+          <w:rPr>
+            <w:noProof/>
+            <w:webHidden/>
+          </w:rPr>
+        </w:r>
+        <w:r>
+          <w:rPr>
+            <w:noProof/>
+            <w:webHidden/>
+          </w:rPr>
+          <w:fldChar w:fldCharType="separate"/>
+        </w:r>
+        <w:r>
+          <w:rPr>
+            <w:noProof/>
+            <w:webHidden/>
+          </w:rPr>
+          <w:t>11</w:t>
+        </w:r>
+        <w:r>
+          <w:rPr>
+            <w:noProof/>
+            <w:webHidden/>
+          </w:rPr>
+          <w:fldChar w:fldCharType="end"/>
+        </w:r>
+      </w:hyperlink>
+    </w:p>
+    <w:p>
+      <w:pPr>
+        <w:pStyle w:val="TM3"/>
+        <w:tabs>
+          <w:tab w:val="right" w:leader="dot" w:pos="9062"/>
+        </w:tabs>
+        <w:rPr>
+          <w:noProof/>
+        </w:rPr>
+      </w:pPr>
+      <w:hyperlink w:anchor="_Toc234895883" w:history="1">
+        <w:r>
+          <w:rPr>
+            <w:rStyle w:val="Lienhypertexte"/>
+            <w:noProof/>
+          </w:rPr>
+          <w:t>2.3 Défaillances identifiées et besoins exprimés</w:t>
+        </w:r>
+        <w:r>
+          <w:rPr>
+            <w:noProof/>
+            <w:webHidden/>
+          </w:rPr>
+          <w:tab/>
+        </w:r>
+        <w:r>
+          <w:rPr>
+            <w:noProof/>
+            <w:webHidden/>
+          </w:rPr>
+          <w:fldChar w:fldCharType="begin"/>
+        </w:r>
+        <w:r>
+          <w:rPr>
+            <w:noProof/>
+            <w:webHidden/>
+          </w:rPr>
+          <w:instrText xml:space="preserve"> PAGEREF _Toc234895883 \h </w:instrText>
+        </w:r>
+        <w:r>
+          <w:rPr>
+            <w:noProof/>
+            <w:webHidden/>
+          </w:rPr>
+        </w:r>
+        <w:r>
+          <w:rPr>
+            <w:noProof/>
+            <w:webHidden/>
+          </w:rPr>
+          <w:fldChar w:fldCharType="separate"/>
+        </w:r>
+        <w:r>
+          <w:rPr>
+            <w:noProof/>
+            <w:webHidden/>
+          </w:rPr>
+          <w:t>12</w:t>
+        </w:r>
+        <w:r>
+          <w:rPr>
+            <w:noProof/>
+            <w:webHidden/>
+          </w:rPr>
+          <w:fldChar w:fldCharType="end"/>
+        </w:r>
+      </w:hyperlink>
+    </w:p>
+    <w:p>
+      <w:pPr>
+        <w:pStyle w:val="TM3"/>
+        <w:tabs>
+          <w:tab w:val="right" w:leader="dot" w:pos="9062"/>
+        </w:tabs>
+        <w:rPr>
+          <w:noProof/>
+        </w:rPr>
+      </w:pPr>
+      <w:hyperlink w:anchor="_Toc234895884" w:history="1">
+        <w:r>
+          <w:rPr>
+            <w:rStyle w:val="Lienhypertexte"/>
+            <w:noProof/>
+          </w:rPr>
+          <w:t>Conclusion du chapitre</w:t>
+        </w:r>
+        <w:r>
+          <w:rPr>
+            <w:noProof/>
+            <w:webHidden/>
+          </w:rPr>
+          <w:tab/>
+        </w:r>
+        <w:r>
+          <w:rPr>
+            <w:noProof/>
+            <w:webHidden/>
+          </w:rPr>
+          <w:fldChar w:fldCharType="begin"/>
+        </w:r>
+        <w:r>
+          <w:rPr>
+            <w:noProof/>
+            <w:webHidden/>
+          </w:rPr>
+          <w:instrText xml:space="preserve"> PAGEREF _Toc234895884 \h </w:instrText>
+        </w:r>
+        <w:r>
+          <w:rPr>
+            <w:noProof/>
+            <w:webHidden/>
+          </w:rPr>
+        </w:r>
+        <w:r>
+          <w:rPr>
+            <w:noProof/>
+            <w:webHidden/>
+          </w:rPr>
+          <w:fldChar w:fldCharType="separate"/>
+        </w:r>
+        <w:r>
+          <w:rPr>
+            <w:noProof/>
+            <w:webHidden/>
+          </w:rPr>
+          <w:t>12</w:t>
+        </w:r>
+        <w:r>
+          <w:rPr>
+            <w:noProof/>
+            <w:webHidden/>
+          </w:rPr>
+          <w:fldChar w:fldCharType="end"/>
+        </w:r>
+      </w:hyperlink>
+    </w:p>
+    <w:p>
+      <w:pPr>
+        <w:pStyle w:val="TM1"/>
+        <w:tabs>
+          <w:tab w:val="right" w:leader="dot" w:pos="9062"/>
+        </w:tabs>
+        <w:rPr>
+          <w:noProof/>
+        </w:rPr>
+      </w:pPr>
+      <w:hyperlink w:anchor="_Toc234895885" w:history="1">
+        <w:r>
+          <w:rPr>
+            <w:rStyle w:val="Lienhypertexte"/>
+            <w:noProof/>
+          </w:rPr>
+          <w:t>DEUXIÈME PARTIE — CADRE MÉTHODOLOGIQUE ET ANALYTIQUE</w:t>
+        </w:r>
+        <w:r>
+          <w:rPr>
+            <w:noProof/>
+            <w:webHidden/>
+          </w:rPr>
+          <w:tab/>
+        </w:r>
+        <w:r>
+          <w:rPr>
+            <w:noProof/>
+            <w:webHidden/>
+          </w:rPr>
+          <w:fldChar w:fldCharType="begin"/>
+        </w:r>
+        <w:r>
+          <w:rPr>
+            <w:noProof/>
+            <w:webHidden/>
+          </w:rPr>
+          <w:instrText xml:space="preserve"> PAGEREF _Toc234895885 \h </w:instrText>
+        </w:r>
+        <w:r>
+          <w:rPr>
+            <w:noProof/>
+            <w:webHidden/>
+          </w:rPr>
+        </w:r>
+        <w:r>
+          <w:rPr>
+            <w:noProof/>
+            <w:webHidden/>
+          </w:rPr>
+          <w:fldChar w:fldCharType="separate"/>
+        </w:r>
+        <w:r>
+          <w:rPr>
+            <w:noProof/>
+            <w:webHidden/>
+          </w:rPr>
+          <w:t>14</w:t>
+        </w:r>
+        <w:r>
+          <w:rPr>
+            <w:noProof/>
+            <w:webHidden/>
+          </w:rPr>
+          <w:fldChar w:fldCharType="end"/>
+        </w:r>
+      </w:hyperlink>
+    </w:p>
+    <w:p>
+      <w:pPr>
+        <w:pStyle w:val="TM1"/>
+        <w:tabs>
+          <w:tab w:val="right" w:leader="dot" w:pos="9062"/>
+        </w:tabs>
+        <w:rPr>
+          <w:noProof/>
+        </w:rPr>
+      </w:pPr>
+      <w:hyperlink w:anchor="_Toc234895886" w:history="1">
+        <w:r>
+          <w:rPr>
+            <w:rStyle w:val="Lienhypertexte"/>
+            <w:noProof/>
+          </w:rPr>
+          <w:t>CHAPITRE III — CADRE MÉTHODOLOGIQUE</w:t>
+        </w:r>
+        <w:r>
+          <w:rPr>
+            <w:noProof/>
+            <w:webHidden/>
+          </w:rPr>
+          <w:tab/>
+        </w:r>
+        <w:r>
+          <w:rPr>
+            <w:noProof/>
+            <w:webHidden/>
+          </w:rPr>
+          <w:fldChar w:fldCharType="begin"/>
+        </w:r>
+        <w:r>
+          <w:rPr>
+            <w:noProof/>
+            <w:webHidden/>
+          </w:rPr>
+          <w:instrText xml:space="preserve"> PAGEREF _Toc234895886 \h </w:instrText>
+        </w:r>
+        <w:r>
+          <w:rPr>
+            <w:noProof/>
+            <w:webHidden/>
+          </w:rPr>
+        </w:r>
+        <w:r>
+          <w:rPr>
+            <w:noProof/>
+            <w:webHidden/>
+          </w:rPr>
+          <w:fldChar w:fldCharType="separate"/>
+        </w:r>
+        <w:r>
+          <w:rPr>
+            <w:noProof/>
+            <w:webHidden/>
+          </w:rPr>
+          <w:t>15</w:t>
+        </w:r>
+        <w:r>
+          <w:rPr>
+            <w:noProof/>
+            <w:webHidden/>
+          </w:rPr>
+          <w:fldChar w:fldCharType="end"/>
+        </w:r>
+      </w:hyperlink>
+    </w:p>
+    <w:p>
+      <w:pPr>
+        <w:pStyle w:val="TM3"/>
+        <w:tabs>
+          <w:tab w:val="right" w:leader="dot" w:pos="9062"/>
+        </w:tabs>
+        <w:rPr>
+          <w:noProof/>
+        </w:rPr>
+      </w:pPr>
+      <w:hyperlink w:anchor="_Toc234895887" w:history="1">
+        <w:r>
+          <w:rPr>
+            <w:rStyle w:val="Lienhypertexte"/>
+            <w:noProof/>
+          </w:rPr>
+          <w:t>Introduction du chapitre</w:t>
+        </w:r>
+        <w:r>
+          <w:rPr>
+            <w:noProof/>
+            <w:webHidden/>
+          </w:rPr>
+          <w:tab/>
+        </w:r>
+        <w:r>
+          <w:rPr>
+            <w:noProof/>
+            <w:webHidden/>
+          </w:rPr>
+          <w:fldChar w:fldCharType="begin"/>
+        </w:r>
+        <w:r>
+          <w:rPr>
+            <w:noProof/>
+            <w:webHidden/>
+          </w:rPr>
+          <w:instrText xml:space="preserve"> PAGEREF _Toc234895887 \h </w:instrText>
+        </w:r>
+        <w:r>
+          <w:rPr>
+            <w:noProof/>
+            <w:webHidden/>
+          </w:rPr>
+        </w:r>
+        <w:r>
+          <w:rPr>
+            <w:noProof/>
+            <w:webHidden/>
+          </w:rPr>
+          <w:fldChar w:fldCharType="separate"/>
+        </w:r>
+        <w:r>
+          <w:rPr>
+            <w:noProof/>
+            <w:webHidden/>
+          </w:rPr>
+          <w:t>15</w:t>
+        </w:r>
+        <w:r>
+          <w:rPr>
+            <w:noProof/>
+            <w:webHidden/>
+          </w:rPr>
+          <w:fldChar w:fldCharType="end"/>
+        </w:r>
+      </w:hyperlink>
+    </w:p>
+    <w:p>
+      <w:pPr>
+        <w:pStyle w:val="TM2"/>
+        <w:tabs>
+          <w:tab w:val="right" w:leader="dot" w:pos="9062"/>
+        </w:tabs>
+        <w:rPr>
+          <w:noProof/>
+        </w:rPr>
+      </w:pPr>
+      <w:hyperlink w:anchor="_Toc234895888" w:history="1">
+        <w:r>
+          <w:rPr>
+            <w:rStyle w:val="Lienhypertexte"/>
+            <w:noProof/>
+          </w:rPr>
+          <w:t>Section 1 — Modélisation et implémentation</w:t>
+        </w:r>
+        <w:r>
+          <w:rPr>
+            <w:noProof/>
+            <w:webHidden/>
+          </w:rPr>
+          <w:tab/>
+        </w:r>
+        <w:r>
+          <w:rPr>
+            <w:noProof/>
+            <w:webHidden/>
+          </w:rPr>
+          <w:fldChar w:fldCharType="begin"/>
+        </w:r>
+        <w:r>
+          <w:rPr>
+            <w:noProof/>
+            <w:webHidden/>
+          </w:rPr>
+          <w:instrText xml:space="preserve"> PAGEREF _Toc234895888 \h </w:instrText>
+        </w:r>
+        <w:r>
+          <w:rPr>
+            <w:noProof/>
+            <w:webHidden/>
+          </w:rPr>
+        </w:r>
+        <w:r>
+          <w:rPr>
+            <w:noProof/>
+            <w:webHidden/>
+          </w:rPr>
+          <w:fldChar w:fldCharType="separate"/>
+        </w:r>
+        <w:r>
+          <w:rPr>
+            <w:noProof/>
+            <w:webHidden/>
+          </w:rPr>
+          <w:t>15</w:t>
+        </w:r>
+        <w:r>
+          <w:rPr>
+            <w:noProof/>
+            <w:webHidden/>
+          </w:rPr>
+          <w:fldChar w:fldCharType="end"/>
+        </w:r>
+      </w:hyperlink>
+    </w:p>
+    <w:p>
+      <w:pPr>
+        <w:pStyle w:val="TM3"/>
+        <w:tabs>
+          <w:tab w:val="right" w:leader="dot" w:pos="9062"/>
+        </w:tabs>
+        <w:rPr>
+          <w:noProof/>
+        </w:rPr>
+      </w:pPr>
+      <w:hyperlink w:anchor="_Toc234895889" w:history="1">
+        <w:r>
+          <w:rPr>
+            <w:rStyle w:val="Lienhypertexte"/>
+            <w:noProof/>
+          </w:rPr>
+          <w:t>1.1 Diagramme de classes</w:t>
+        </w:r>
+        <w:r>
+          <w:rPr>
+            <w:noProof/>
+            <w:webHidden/>
+          </w:rPr>
+          <w:tab/>
+        </w:r>
+        <w:r>
+          <w:rPr>
+            <w:noProof/>
+            <w:webHidden/>
+          </w:rPr>
+          <w:fldChar w:fldCharType="begin"/>
+        </w:r>
+        <w:r>
+          <w:rPr>
+            <w:noProof/>
+            <w:webHidden/>
+          </w:rPr>
+          <w:instrText xml:space="preserve"> PAGEREF _Toc234895889 \h </w:instrText>
+        </w:r>
+        <w:r>
+          <w:rPr>
+            <w:noProof/>
+            <w:webHidden/>
+          </w:rPr>
+        </w:r>
+        <w:r>
+          <w:rPr>
+            <w:noProof/>
+            <w:webHidden/>
+          </w:rPr>
+          <w:fldChar w:fldCharType="separate"/>
+        </w:r>
+        <w:r>
+          <w:rPr>
+            <w:noProof/>
+            <w:webHidden/>
+          </w:rPr>
+          <w:t>15</w:t>
+        </w:r>
+        <w:r>
+          <w:rPr>
+            <w:noProof/>
+            <w:webHidden/>
+          </w:rPr>
+          <w:fldChar w:fldCharType="end"/>
+        </w:r>
+      </w:hyperlink>
+    </w:p>
+    <w:p>
+      <w:pPr>
+        <w:pStyle w:val="TM3"/>
+        <w:tabs>
+          <w:tab w:val="right" w:leader="dot" w:pos="9062"/>
+        </w:tabs>
+        <w:rPr>
+          <w:noProof/>
+        </w:rPr>
+      </w:pPr>
+      <w:hyperlink w:anchor="_Toc234895890" w:history="1">
+        <w:r>
+          <w:rPr>
+            <w:rStyle w:val="Lienhypertexte"/>
+            <w:noProof/>
+          </w:rPr>
+          <w:t>1.2 Schéma de la base de données</w:t>
+        </w:r>
+        <w:r>
+          <w:rPr>
+            <w:noProof/>
+            <w:webHidden/>
+          </w:rPr>
+          <w:tab/>
+        </w:r>
+        <w:r>
+          <w:rPr>
+            <w:noProof/>
+            <w:webHidden/>
+          </w:rPr>
+          <w:fldChar w:fldCharType="begin"/>
+        </w:r>
+        <w:r>
+          <w:rPr>
+            <w:noProof/>
+            <w:webHidden/>
+          </w:rPr>
+          <w:instrText xml:space="preserve"> PAGEREF _Toc234895890 \h </w:instrText>
+        </w:r>
+        <w:r>
+          <w:rPr>
+            <w:noProof/>
+            <w:webHidden/>
+          </w:rPr>
+        </w:r>
+        <w:r>
+          <w:rPr>
+            <w:noProof/>
+            <w:webHidden/>
+          </w:rPr>
+          <w:fldChar w:fldCharType="separate"/>
+        </w:r>
+        <w:r>
+          <w:rPr>
+            <w:noProof/>
+            <w:webHidden/>
+          </w:rPr>
+          <w:t>15</w:t>
+        </w:r>
+        <w:r>
+          <w:rPr>
+            <w:noProof/>
+            <w:webHidden/>
+          </w:rPr>
+          <w:fldChar w:fldCharType="end"/>
+        </w:r>
+      </w:hyperlink>
+    </w:p>
+    <w:p>
+      <w:pPr>
+        <w:pStyle w:val="TM3"/>
+        <w:tabs>
+          <w:tab w:val="right" w:leader="dot" w:pos="9062"/>
+        </w:tabs>
+        <w:rPr>
+          <w:noProof/>
+        </w:rPr>
+      </w:pPr>
+      <w:hyperlink w:anchor="_Toc234895891" w:history="1">
+        <w:r>
+          <w:rPr>
+            <w:rStyle w:val="Lienhypertexte"/>
+            <w:noProof/>
+          </w:rPr>
+          <w:t>1.3 Diagramme de composants</w:t>
+        </w:r>
+        <w:r>
+          <w:rPr>
+            <w:noProof/>
+            <w:webHidden/>
+          </w:rPr>
+          <w:tab/>
+        </w:r>
+        <w:r>
+          <w:rPr>
+            <w:noProof/>
+            <w:webHidden/>
+          </w:rPr>
+          <w:fldChar w:fldCharType="begin"/>
+        </w:r>
+        <w:r>
+          <w:rPr>
+            <w:noProof/>
+            <w:webHidden/>
+          </w:rPr>
+          <w:instrText xml:space="preserve"> PAGEREF _Toc234895891 \h </w:instrText>
+        </w:r>
+        <w:r>
+          <w:rPr>
+            <w:noProof/>
+            <w:webHidden/>
+          </w:rPr>
+        </w:r>
+        <w:r>
+          <w:rPr>
+            <w:noProof/>
+            <w:webHidden/>
+          </w:rPr>
+          <w:fldChar w:fldCharType="separate"/>
+        </w:r>
+        <w:r>
+          <w:rPr>
+            <w:noProof/>
+            <w:webHidden/>
+          </w:rPr>
+          <w:t>16</w:t>
+        </w:r>
+        <w:r>
+          <w:rPr>
+            <w:noProof/>
+            <w:webHidden/>
+          </w:rPr>
+          <w:fldChar w:fldCharType="end"/>
+        </w:r>
+      </w:hyperlink>
+    </w:p>
+    <w:p>
+      <w:pPr>
+        <w:pStyle w:val="TM3"/>
+        <w:tabs>
+          <w:tab w:val="right" w:leader="dot" w:pos="9062"/>
+        </w:tabs>
+        <w:rPr>
+          <w:noProof/>
+        </w:rPr>
+      </w:pPr>
+      <w:hyperlink w:anchor="_Toc234895892" w:history="1">
+        <w:r>
+          <w:rPr>
+            <w:rStyle w:val="Lienhypertexte"/>
+            <w:noProof/>
+          </w:rPr>
+          <w:t>1.4 Diagramme de cas d’utilisation</w:t>
+        </w:r>
+        <w:r>
+          <w:rPr>
+            <w:noProof/>
+            <w:webHidden/>
+          </w:rPr>
+          <w:tab/>
+        </w:r>
+        <w:r>
+          <w:rPr>
+            <w:noProof/>
+            <w:webHidden/>
+          </w:rPr>
+          <w:fldChar w:fldCharType="begin"/>
+        </w:r>
+        <w:r>
+          <w:rPr>
+            <w:noProof/>
+            <w:webHidden/>
+          </w:rPr>
+          <w:instrText xml:space="preserve"> PAGEREF _Toc234895892 \h </w:instrText>
+        </w:r>
+        <w:r>
+          <w:rPr>
+            <w:noProof/>
+            <w:webHidden/>
+          </w:rPr>
+        </w:r>
+        <w:r>
+          <w:rPr>
+            <w:noProof/>
+            <w:webHidden/>
+          </w:rPr>
+          <w:fldChar w:fldCharType="separate"/>
+        </w:r>
+        <w:r>
+          <w:rPr>
+            <w:noProof/>
+            <w:webHidden/>
+          </w:rPr>
+          <w:t>16</w:t>
+        </w:r>
+        <w:r>
+          <w:rPr>
+            <w:noProof/>
+            <w:webHidden/>
+          </w:rPr>
+          <w:fldChar w:fldCharType="end"/>
+        </w:r>
+      </w:hyperlink>
+    </w:p>
+    <w:p>
+      <w:pPr>
+        <w:pStyle w:val="TM3"/>
+        <w:tabs>
+          <w:tab w:val="right" w:leader="dot" w:pos="9062"/>
+        </w:tabs>
+        <w:rPr>
+          <w:noProof/>
+        </w:rPr>
+      </w:pPr>
+      <w:hyperlink w:anchor="_Toc234895893" w:history="1">
+        <w:r>
+          <w:rPr>
+            <w:rStyle w:val="Lienhypertexte"/>
+            <w:noProof/>
+          </w:rPr>
+          <w:t>1.5 Diagramme de classes détaillé</w:t>
+        </w:r>
+        <w:r>
+          <w:rPr>
+            <w:noProof/>
+            <w:webHidden/>
+          </w:rPr>
+          <w:tab/>
+        </w:r>
+        <w:r>
+          <w:rPr>
+            <w:noProof/>
+            <w:webHidden/>
+          </w:rPr>
+          <w:fldChar w:fldCharType="begin"/>
+        </w:r>
+        <w:r>
+          <w:rPr>
+            <w:noProof/>
+            <w:webHidden/>
+          </w:rPr>
+          <w:instrText xml:space="preserve"> PAGEREF _Toc234895893 \h </w:instrText>
+        </w:r>
+        <w:r>
+          <w:rPr>
+            <w:noProof/>
+            <w:webHidden/>
+          </w:rPr>
+        </w:r>
+        <w:r>
+          <w:rPr>
+            <w:noProof/>
+            <w:webHidden/>
+          </w:rPr>
+          <w:fldChar w:fldCharType="separate"/>
+        </w:r>
+        <w:r>
+          <w:rPr>
+            <w:noProof/>
+            <w:webHidden/>
+          </w:rPr>
+          <w:t>17</w:t>
+        </w:r>
+        <w:r>
+          <w:rPr>
+            <w:noProof/>
+            <w:webHidden/>
+          </w:rPr>
+          <w:fldChar w:fldCharType="end"/>
+        </w:r>
+      </w:hyperlink>
+    </w:p>
+    <w:p>
+      <w:pPr>
+        <w:pStyle w:val="TM3"/>
+        <w:tabs>
+          <w:tab w:val="right" w:leader="dot" w:pos="9062"/>
+        </w:tabs>
+        <w:rPr>
+          <w:noProof/>
+        </w:rPr>
+      </w:pPr>
+      <w:hyperlink w:anchor="_Toc234895894" w:history="1">
+        <w:r>
+          <w:rPr>
+            <w:rStyle w:val="Lienhypertexte"/>
+            <w:noProof/>
+          </w:rPr>
+          <w:t>1.6 Diagrammes de séquence</w:t>
+        </w:r>
+        <w:r>
+          <w:rPr>
+            <w:noProof/>
+            <w:webHidden/>
+          </w:rPr>
+          <w:tab/>
+        </w:r>
+        <w:r>
+          <w:rPr>
+            <w:noProof/>
+            <w:webHidden/>
+          </w:rPr>
+          <w:fldChar w:fldCharType="begin"/>
+        </w:r>
+        <w:r>
+          <w:rPr>
+            <w:noProof/>
+            <w:webHidden/>
+          </w:rPr>
+          <w:instrText xml:space="preserve"> PAGEREF _Toc234895894 \h </w:instrText>
+        </w:r>
+        <w:r>
+          <w:rPr>
+            <w:noProof/>
+            <w:webHidden/>
+          </w:rPr>
+        </w:r>
+        <w:r>
+          <w:rPr>
+            <w:noProof/>
+            <w:webHidden/>
+          </w:rPr>
+          <w:fldChar w:fldCharType="separate"/>
+        </w:r>
+        <w:r>
+          <w:rPr>
+            <w:noProof/>
+            <w:webHidden/>
+          </w:rPr>
+          <w:t>17</w:t>
+        </w:r>
+        <w:r>
+          <w:rPr>
+            <w:noProof/>
+            <w:webHidden/>
+          </w:rPr>
+          <w:fldChar w:fldCharType="end"/>
+        </w:r>
+      </w:hyperlink>
+    </w:p>
+    <w:p>
+      <w:pPr>
+        <w:pStyle w:val="TM3"/>
+        <w:tabs>
+          <w:tab w:val="right" w:leader="dot" w:pos="9062"/>
+        </w:tabs>
+        <w:rPr>
+          <w:noProof/>
+        </w:rPr>
+      </w:pPr>
+      <w:hyperlink w:anchor="_Toc234895895" w:history="1">
+        <w:r>
+          <w:rPr>
+            <w:rStyle w:val="Lienhypertexte"/>
+            <w:noProof/>
+          </w:rPr>
+          <w:t>1.7 Maquettes et prototype d’interface</w:t>
+        </w:r>
+        <w:r>
+          <w:rPr>
+            <w:noProof/>
+            <w:webHidden/>
+          </w:rPr>
+          <w:tab/>
+        </w:r>
+        <w:r>
+          <w:rPr>
+            <w:noProof/>
+            <w:webHidden/>
+          </w:rPr>
+          <w:fldChar w:fldCharType="begin"/>
+        </w:r>
+        <w:r>
+          <w:rPr>
+            <w:noProof/>
+            <w:webHidden/>
+          </w:rPr>
+          <w:instrText xml:space="preserve"> PAGEREF _Toc234895895 \h </w:instrText>
+        </w:r>
+        <w:r>
+          <w:rPr>
+            <w:noProof/>
+            <w:webHidden/>
+          </w:rPr>
+        </w:r>
+        <w:r>
+          <w:rPr>
+            <w:noProof/>
+            <w:webHidden/>
+          </w:rPr>
+          <w:fldChar w:fldCharType="separate"/>
+        </w:r>
+        <w:r>
+          <w:rPr>
+            <w:noProof/>
+            <w:webHidden/>
+          </w:rPr>
+          <w:t>18</w:t>
+        </w:r>
+        <w:r>
+          <w:rPr>
+            <w:noProof/>
+            <w:webHidden/>
+          </w:rPr>
+          <w:fldChar w:fldCharType="end"/>
+        </w:r>
+      </w:hyperlink>
+    </w:p>
+    <w:p>
+      <w:pPr>
+        <w:pStyle w:val="TM3"/>
+        <w:tabs>
+          <w:tab w:val="right" w:leader="dot" w:pos="9062"/>
+        </w:tabs>
+        <w:rPr>
+          <w:noProof/>
+        </w:rPr>
+      </w:pPr>
+      <w:hyperlink w:anchor="_Toc234895896" w:history="1">
+        <w:r>
+          <w:rPr>
+            <w:rStyle w:val="Lienhypertexte"/>
+            <w:noProof/>
+          </w:rPr>
+          <w:t>1.8 Acteurs et matrice des droits</w:t>
+        </w:r>
+        <w:r>
+          <w:rPr>
+            <w:noProof/>
+            <w:webHidden/>
+          </w:rPr>
+          <w:tab/>
+        </w:r>
+        <w:r>
+          <w:rPr>
+            <w:noProof/>
+            <w:webHidden/>
+          </w:rPr>
+          <w:fldChar w:fldCharType="begin"/>
+        </w:r>
+        <w:r>
+          <w:rPr>
+            <w:noProof/>
+            <w:webHidden/>
+          </w:rPr>
+          <w:instrText xml:space="preserve"> PAGEREF _Toc234895896 \h </w:instrText>
+        </w:r>
+        <w:r>
+          <w:rPr>
+            <w:noProof/>
+            <w:webHidden/>
+          </w:rPr>
+        </w:r>
+        <w:r>
+          <w:rPr>
+            <w:noProof/>
+            <w:webHidden/>
+          </w:rPr>
+          <w:fldChar w:fldCharType="separate"/>
+        </w:r>
+        <w:r>
+          <w:rPr>
+            <w:noProof/>
+            <w:webHidden/>
+          </w:rPr>
+          <w:t>18</w:t>
+        </w:r>
+        <w:r>
+          <w:rPr>
+            <w:noProof/>
+            <w:webHidden/>
+          </w:rPr>
+          <w:fldChar w:fldCharType="end"/>
+        </w:r>
+      </w:hyperlink>
+    </w:p>
+    <w:p>
+      <w:pPr>
+        <w:pStyle w:val="TM2"/>
+        <w:tabs>
+          <w:tab w:val="right" w:leader="dot" w:pos="9062"/>
+        </w:tabs>
+        <w:rPr>
+          <w:noProof/>
+        </w:rPr>
+      </w:pPr>
+      <w:hyperlink w:anchor="_Toc234895897" w:history="1">
+        <w:r>
+          <w:rPr>
+            <w:rStyle w:val="Lienhypertexte"/>
+            <w:noProof/>
+          </w:rPr>
+          <w:t>Section 2 — Présentation et traitement des données</w:t>
+        </w:r>
+        <w:r>
+          <w:rPr>
+            <w:noProof/>
+            <w:webHidden/>
+          </w:rPr>
+          <w:tab/>
+        </w:r>
+        <w:r>
+          <w:rPr>
+            <w:noProof/>
+            <w:webHidden/>
+          </w:rPr>
+          <w:fldChar w:fldCharType="begin"/>
+        </w:r>
+        <w:r>
+          <w:rPr>
+            <w:noProof/>
+            <w:webHidden/>
+          </w:rPr>
+          <w:instrText xml:space="preserve"> PAGEREF _Toc234895897 \h </w:instrText>
+        </w:r>
+        <w:r>
+          <w:rPr>
+            <w:noProof/>
+            <w:webHidden/>
+          </w:rPr>
+        </w:r>
+        <w:r>
+          <w:rPr>
+            <w:noProof/>
+            <w:webHidden/>
+          </w:rPr>
+          <w:fldChar w:fldCharType="separate"/>
+        </w:r>
+        <w:r>
+          <w:rPr>
+            <w:noProof/>
+            <w:webHidden/>
+          </w:rPr>
+          <w:t>18</w:t>
+        </w:r>
+        <w:r>
+          <w:rPr>
+            <w:noProof/>
+            <w:webHidden/>
+          </w:rPr>
+          <w:fldChar w:fldCharType="end"/>
+        </w:r>
+      </w:hyperlink>
+    </w:p>
+    <w:p>
+      <w:pPr>
+        <w:pStyle w:val="TM3"/>
+        <w:tabs>
+          <w:tab w:val="right" w:leader="dot" w:pos="9062"/>
+        </w:tabs>
+        <w:rPr>
+          <w:noProof/>
+        </w:rPr>
+      </w:pPr>
+      <w:hyperlink w:anchor="_Toc234895898" w:history="1">
+        <w:r>
+          <w:rPr>
+            <w:rStyle w:val="Lienhypertexte"/>
+            <w:noProof/>
+          </w:rPr>
+          <w:t>2.1 Questionnaire utilisateurs</w:t>
+        </w:r>
+        <w:r>
+          <w:rPr>
+            <w:noProof/>
+            <w:webHidden/>
+          </w:rPr>
+          <w:tab/>
+        </w:r>
+        <w:r>
+          <w:rPr>
+            <w:noProof/>
+            <w:webHidden/>
+          </w:rPr>
+          <w:fldChar w:fldCharType="begin"/>
+        </w:r>
+        <w:r>
+          <w:rPr>
+            <w:noProof/>
+            <w:webHidden/>
+          </w:rPr>
+          <w:instrText xml:space="preserve"> PAGEREF _Toc234895898 \h </w:instrText>
+        </w:r>
+        <w:r>
+          <w:rPr>
+            <w:noProof/>
+            <w:webHidden/>
+          </w:rPr>
+        </w:r>
+        <w:r>
+          <w:rPr>
+            <w:noProof/>
+            <w:webHidden/>
+          </w:rPr>
+          <w:fldChar w:fldCharType="separate"/>
+        </w:r>
+        <w:r>
+          <w:rPr>
+            <w:noProof/>
+            <w:webHidden/>
+          </w:rPr>
+          <w:t>18</w:t>
+        </w:r>
+        <w:r>
+          <w:rPr>
+            <w:noProof/>
+            <w:webHidden/>
+          </w:rPr>
+          <w:fldChar w:fldCharType="end"/>
+        </w:r>
+      </w:hyperlink>
+    </w:p>
+    <w:p>
+      <w:pPr>
+        <w:pStyle w:val="TM3"/>
+        <w:tabs>
+          <w:tab w:val="right" w:leader="dot" w:pos="9062"/>
+        </w:tabs>
+        <w:rPr>
+          <w:noProof/>
+        </w:rPr>
+      </w:pPr>
+      <w:hyperlink w:anchor="_Toc234895899" w:history="1">
+        <w:r>
+          <w:rPr>
+            <w:rStyle w:val="Lienhypertexte"/>
+            <w:noProof/>
+          </w:rPr>
+          <w:t>2.2 Méthode Agile Scrum</w:t>
+        </w:r>
+        <w:r>
+          <w:rPr>
+            <w:noProof/>
+            <w:webHidden/>
+          </w:rPr>
+          <w:tab/>
+        </w:r>
+        <w:r>
+          <w:rPr>
+            <w:noProof/>
+            <w:webHidden/>
+          </w:rPr>
+          <w:fldChar w:fldCharType="begin"/>
+        </w:r>
+        <w:r>
+          <w:rPr>
+            <w:noProof/>
+            <w:webHidden/>
+          </w:rPr>
+          <w:instrText xml:space="preserve"> PAGEREF _Toc234895899 \h </w:instrText>
+        </w:r>
+        <w:r>
+          <w:rPr>
+            <w:noProof/>
+            <w:webHidden/>
+          </w:rPr>
+        </w:r>
+        <w:r>
+          <w:rPr>
+            <w:noProof/>
+            <w:webHidden/>
+          </w:rPr>
+          <w:fldChar w:fldCharType="separate"/>
+        </w:r>
+        <w:r>
+          <w:rPr>
+            <w:noProof/>
+            <w:webHidden/>
+          </w:rPr>
+          <w:t>19</w:t>
+        </w:r>
+        <w:r>
+          <w:rPr>
+            <w:noProof/>
+            <w:webHidden/>
+          </w:rPr>
+          <w:fldChar w:fldCharType="end"/>
+        </w:r>
+      </w:hyperlink>
+    </w:p>
+    <w:p>
+      <w:pPr>
+        <w:pStyle w:val="TM3"/>
+        <w:tabs>
+          <w:tab w:val="right" w:leader="dot" w:pos="9062"/>
+        </w:tabs>
+        <w:rPr>
+          <w:noProof/>
+        </w:rPr>
+      </w:pPr>
+      <w:hyperlink w:anchor="_Toc234895900" w:history="1">
+        <w:r>
+          <w:rPr>
+            <w:rStyle w:val="Lienhypertexte"/>
+            <w:noProof/>
+          </w:rPr>
+          <w:t>2.3 Environnement de développement et de déploiement</w:t>
+        </w:r>
+        <w:r>
+          <w:rPr>
+            <w:noProof/>
+            <w:webHidden/>
+          </w:rPr>
+          <w:tab/>
+        </w:r>
+        <w:r>
+          <w:rPr>
+            <w:noProof/>
+            <w:webHidden/>
+          </w:rPr>
+          <w:fldChar w:fldCharType="begin"/>
+        </w:r>
+        <w:r>
+          <w:rPr>
+            <w:noProof/>
+            <w:webHidden/>
+          </w:rPr>
+          <w:instrText xml:space="preserve"> PAGEREF _Toc234895900 \h </w:instrText>
+        </w:r>
+        <w:r>
+          <w:rPr>
+            <w:noProof/>
+            <w:webHidden/>
+          </w:rPr>
+        </w:r>
+        <w:r>
+          <w:rPr>
+            <w:noProof/>
+            <w:webHidden/>
+          </w:rPr>
+          <w:fldChar w:fldCharType="separate"/>
+        </w:r>
+        <w:r>
+          <w:rPr>
+            <w:noProof/>
+            <w:webHidden/>
+          </w:rPr>
+          <w:t>20</w:t>
+        </w:r>
+        <w:r>
+          <w:rPr>
+            <w:noProof/>
+            <w:webHidden/>
+          </w:rPr>
+          <w:fldChar w:fldCharType="end"/>
+        </w:r>
+      </w:hyperlink>
+    </w:p>
+    <w:p>
+      <w:pPr>
+        <w:pStyle w:val="TM3"/>
+        <w:tabs>
+          <w:tab w:val="right" w:leader="dot" w:pos="9062"/>
+        </w:tabs>
+        <w:rPr>
+          <w:noProof/>
+        </w:rPr>
+      </w:pPr>
+      <w:hyperlink w:anchor="_Toc234895901" w:history="1">
+        <w:r>
+          <w:rPr>
+            <w:rStyle w:val="Lienhypertexte"/>
+            <w:noProof/>
+          </w:rPr>
+          <w:t>Conclusion du chapitre</w:t>
+        </w:r>
+        <w:r>
+          <w:rPr>
+            <w:noProof/>
+            <w:webHidden/>
+          </w:rPr>
+          <w:tab/>
+        </w:r>
+        <w:r>
+          <w:rPr>
+            <w:noProof/>
+            <w:webHidden/>
+          </w:rPr>
+          <w:fldChar w:fldCharType="begin"/>
+        </w:r>
+        <w:r>
+          <w:rPr>
+            <w:noProof/>
+            <w:webHidden/>
+          </w:rPr>
+          <w:instrText xml:space="preserve"> PAGEREF _Toc234895901 \h </w:instrText>
+        </w:r>
+        <w:r>
+          <w:rPr>
+            <w:noProof/>
+            <w:webHidden/>
+          </w:rPr>
+        </w:r>
+        <w:r>
+          <w:rPr>
+            <w:noProof/>
+            <w:webHidden/>
+          </w:rPr>
+          <w:fldChar w:fldCharType="separate"/>
+        </w:r>
+        <w:r>
+          <w:rPr>
+            <w:noProof/>
+            <w:webHidden/>
+          </w:rPr>
+          <w:t>20</w:t>
+        </w:r>
+        <w:r>
+          <w:rPr>
+            <w:noProof/>
+            <w:webHidden/>
+          </w:rPr>
+          <w:fldChar w:fldCharType="end"/>
+        </w:r>
+      </w:hyperlink>
+    </w:p>
+    <w:p>
+      <w:pPr>
+        <w:pStyle w:val="TM1"/>
+        <w:tabs>
+          <w:tab w:val="right" w:leader="dot" w:pos="9062"/>
+        </w:tabs>
+        <w:rPr>
+          <w:noProof/>
+        </w:rPr>
+      </w:pPr>
+      <w:hyperlink w:anchor="_Toc234895902" w:history="1">
+        <w:r>
+          <w:rPr>
+            <w:rStyle w:val="Lienhypertexte"/>
+            <w:noProof/>
+          </w:rPr>
+          <w:t>CHAPITRE IV — DÉMONSTRATION DE L’APPLICATION</w:t>
+        </w:r>
+        <w:r>
+          <w:rPr>
+            <w:noProof/>
+            <w:webHidden/>
+          </w:rPr>
+          <w:tab/>
+        </w:r>
+        <w:r>
+          <w:rPr>
+            <w:noProof/>
+            <w:webHidden/>
+          </w:rPr>
+          <w:fldChar w:fldCharType="begin"/>
+        </w:r>
+        <w:r>
+          <w:rPr>
+            <w:noProof/>
+            <w:webHidden/>
+          </w:rPr>
+          <w:instrText xml:space="preserve"> PAGEREF _Toc234895902 \h </w:instrText>
+        </w:r>
+        <w:r>
+          <w:rPr>
+            <w:noProof/>
+            <w:webHidden/>
+          </w:rPr>
+        </w:r>
+        <w:r>
+          <w:rPr>
+            <w:noProof/>
+            <w:webHidden/>
+          </w:rPr>
+          <w:fldChar w:fldCharType="separate"/>
+        </w:r>
+        <w:r>
+          <w:rPr>
+            <w:noProof/>
+            <w:webHidden/>
+          </w:rPr>
+          <w:t>21</w:t>
+        </w:r>
+        <w:r>
+          <w:rPr>
+            <w:noProof/>
+            <w:webHidden/>
+          </w:rPr>
+          <w:fldChar w:fldCharType="end"/>
+        </w:r>
+      </w:hyperlink>
+    </w:p>
+    <w:p>
+      <w:pPr>
+        <w:pStyle w:val="TM3"/>
+        <w:tabs>
+          <w:tab w:val="right" w:leader="dot" w:pos="9062"/>
+        </w:tabs>
+        <w:rPr>
+          <w:noProof/>
+        </w:rPr>
+      </w:pPr>
+      <w:hyperlink w:anchor="_Toc234895903" w:history="1">
+        <w:r>
+          <w:rPr>
+            <w:rStyle w:val="Lienhypertexte"/>
+            <w:noProof/>
+          </w:rPr>
+          <w:t>Introduction du chapitre</w:t>
+        </w:r>
+        <w:r>
+          <w:rPr>
+            <w:noProof/>
+            <w:webHidden/>
+          </w:rPr>
+          <w:tab/>
+        </w:r>
+        <w:r>
+          <w:rPr>
+            <w:noProof/>
+            <w:webHidden/>
+          </w:rPr>
+          <w:fldChar w:fldCharType="begin"/>
+        </w:r>
+        <w:r>
+          <w:rPr>
+            <w:noProof/>
+            <w:webHidden/>
+          </w:rPr>
+          <w:instrText xml:space="preserve"> PAGEREF _Toc234895903 \h </w:instrText>
+        </w:r>
+        <w:r>
+          <w:rPr>
+            <w:noProof/>
+            <w:webHidden/>
+          </w:rPr>
+        </w:r>
+        <w:r>
+          <w:rPr>
+            <w:noProof/>
+            <w:webHidden/>
+          </w:rPr>
+          <w:fldChar w:fldCharType="separate"/>
+        </w:r>
+        <w:r>
+          <w:rPr>
+            <w:noProof/>
+            <w:webHidden/>
+          </w:rPr>
+          <w:t>21</w:t>
+        </w:r>
+        <w:r>
+          <w:rPr>
+            <w:noProof/>
+            <w:webHidden/>
+          </w:rPr>
+          <w:fldChar w:fldCharType="end"/>
+        </w:r>
+      </w:hyperlink>
+    </w:p>
+    <w:p>
+      <w:pPr>
+        <w:pStyle w:val="TM2"/>
+        <w:tabs>
+          <w:tab w:val="right" w:leader="dot" w:pos="9062"/>
+        </w:tabs>
+        <w:rPr>
+          <w:noProof/>
+        </w:rPr>
+      </w:pPr>
+      <w:hyperlink w:anchor="_Toc234895904" w:history="1">
+        <w:r>
+          <w:rPr>
+            <w:rStyle w:val="Lienhypertexte"/>
+            <w:noProof/>
+          </w:rPr>
+          <w:t>Section 1 — Environnement et parcours par rôle</w:t>
+        </w:r>
+        <w:r>
+          <w:rPr>
+            <w:noProof/>
+            <w:webHidden/>
+          </w:rPr>
+          <w:tab/>
+        </w:r>
+        <w:r>
+          <w:rPr>
+            <w:noProof/>
+            <w:webHidden/>
+          </w:rPr>
+          <w:fldChar w:fldCharType="begin"/>
+        </w:r>
+        <w:r>
+          <w:rPr>
+            <w:noProof/>
+            <w:webHidden/>
+          </w:rPr>
+          <w:instrText xml:space="preserve"> PAGEREF _Toc234895904 \h </w:instrText>
+        </w:r>
+        <w:r>
+          <w:rPr>
+            <w:noProof/>
+            <w:webHidden/>
+          </w:rPr>
+        </w:r>
+        <w:r>
+          <w:rPr>
+            <w:noProof/>
+            <w:webHidden/>
+          </w:rPr>
+          <w:fldChar w:fldCharType="separate"/>
+        </w:r>
+        <w:r>
+          <w:rPr>
+            <w:noProof/>
+            <w:webHidden/>
+          </w:rPr>
+          <w:t>21</w:t>
+        </w:r>
+        <w:r>
+          <w:rPr>
+            <w:noProof/>
+            <w:webHidden/>
+          </w:rPr>
+          <w:fldChar w:fldCharType="end"/>
+        </w:r>
+      </w:hyperlink>
+    </w:p>
+    <w:p>
+      <w:pPr>
+        <w:pStyle w:val="TM3"/>
+        <w:tabs>
+          <w:tab w:val="right" w:leader="dot" w:pos="9062"/>
+        </w:tabs>
+        <w:rPr>
+          <w:noProof/>
+        </w:rPr>
+      </w:pPr>
+      <w:hyperlink w:anchor="_Toc234895905" w:history="1">
+        <w:r>
+          <w:rPr>
+            <w:rStyle w:val="Lienhypertexte"/>
+            <w:noProof/>
+          </w:rPr>
+          <w:t>1.1 Environnement de démonstration et comptes de test</w:t>
+        </w:r>
+        <w:r>
+          <w:rPr>
+            <w:noProof/>
+            <w:webHidden/>
+          </w:rPr>
+          <w:tab/>
+        </w:r>
+        <w:r>
+          <w:rPr>
+            <w:noProof/>
+            <w:webHidden/>
+          </w:rPr>
+          <w:fldChar w:fldCharType="begin"/>
+        </w:r>
+        <w:r>
+          <w:rPr>
+            <w:noProof/>
+            <w:webHidden/>
+          </w:rPr>
+          <w:instrText xml:space="preserve"> PAGEREF _Toc234895905 \h </w:instrText>
+        </w:r>
+        <w:r>
+          <w:rPr>
+            <w:noProof/>
+            <w:webHidden/>
+          </w:rPr>
+        </w:r>
+        <w:r>
+          <w:rPr>
+            <w:noProof/>
+            <w:webHidden/>
+          </w:rPr>
+          <w:fldChar w:fldCharType="separate"/>
+        </w:r>
+        <w:r>
+          <w:rPr>
+            <w:noProof/>
+            <w:webHidden/>
+          </w:rPr>
+          <w:t>21</w:t>
+        </w:r>
+        <w:r>
+          <w:rPr>
+            <w:noProof/>
+            <w:webHidden/>
+          </w:rPr>
+          <w:fldChar w:fldCharType="end"/>
+        </w:r>
+      </w:hyperlink>
+    </w:p>
+    <w:p>
+      <w:pPr>
+        <w:pStyle w:val="TM3"/>
+        <w:tabs>
+          <w:tab w:val="right" w:leader="dot" w:pos="9062"/>
+        </w:tabs>
+        <w:rPr>
+          <w:noProof/>
+        </w:rPr>
+      </w:pPr>
+      <w:hyperlink w:anchor="_Toc234895906" w:history="1">
+        <w:r>
+          <w:rPr>
+            <w:rStyle w:val="Lienhypertexte"/>
+            <w:noProof/>
+          </w:rPr>
+          <w:t>1.2 Parcours Administrateur</w:t>
+        </w:r>
+        <w:r>
+          <w:rPr>
+            <w:noProof/>
+            <w:webHidden/>
+          </w:rPr>
+          <w:tab/>
+        </w:r>
+        <w:r>
+          <w:rPr>
+            <w:noProof/>
+            <w:webHidden/>
+          </w:rPr>
+          <w:fldChar w:fldCharType="begin"/>
+        </w:r>
+        <w:r>
+          <w:rPr>
+            <w:noProof/>
+            <w:webHidden/>
+          </w:rPr>
+          <w:instrText xml:space="preserve"> PAGEREF _Toc234895906 \h </w:instrText>
+        </w:r>
+        <w:r>
+          <w:rPr>
+            <w:noProof/>
+            <w:webHidden/>
+          </w:rPr>
+        </w:r>
+        <w:r>
+          <w:rPr>
+            <w:noProof/>
+            <w:webHidden/>
+          </w:rPr>
+          <w:fldChar w:fldCharType="separate"/>
+        </w:r>
+        <w:r>
+          <w:rPr>
+            <w:noProof/>
+            <w:webHidden/>
+          </w:rPr>
+          <w:t>21</w:t>
+        </w:r>
+        <w:r>
+          <w:rPr>
+            <w:noProof/>
+            <w:webHidden/>
+          </w:rPr>
+          <w:fldChar w:fldCharType="end"/>
+        </w:r>
+      </w:hyperlink>
+    </w:p>
+    <w:p>
+      <w:pPr>
+        <w:pStyle w:val="TM3"/>
+        <w:tabs>
+          <w:tab w:val="right" w:leader="dot" w:pos="9062"/>
+        </w:tabs>
+        <w:rPr>
+          <w:noProof/>
+        </w:rPr>
+      </w:pPr>
+      <w:hyperlink w:anchor="_Toc234895907" w:history="1">
+        <w:r>
+          <w:rPr>
+            <w:rStyle w:val="Lienhypertexte"/>
+            <w:noProof/>
+          </w:rPr>
+          <w:t>1.3 Parcours Délégué</w:t>
+        </w:r>
+        <w:r>
+          <w:rPr>
+            <w:noProof/>
+            <w:webHidden/>
+          </w:rPr>
+          <w:tab/>
+        </w:r>
+        <w:r>
+          <w:rPr>
+            <w:noProof/>
+            <w:webHidden/>
+          </w:rPr>
+          <w:fldChar w:fldCharType="begin"/>
+        </w:r>
+        <w:r>
+          <w:rPr>
+            <w:noProof/>
+            <w:webHidden/>
+          </w:rPr>
+          <w:instrText xml:space="preserve"> PAGEREF _Toc234895907 \h </w:instrText>
+        </w:r>
+        <w:r>
+          <w:rPr>
+            <w:noProof/>
+            <w:webHidden/>
+          </w:rPr>
+        </w:r>
+        <w:r>
+          <w:rPr>
+            <w:noProof/>
+            <w:webHidden/>
+          </w:rPr>
+          <w:fldChar w:fldCharType="separate"/>
+        </w:r>
+        <w:r>
+          <w:rPr>
+            <w:noProof/>
+            <w:webHidden/>
+          </w:rPr>
+          <w:t>22</w:t>
+        </w:r>
+        <w:r>
+          <w:rPr>
+            <w:noProof/>
+            <w:webHidden/>
+          </w:rPr>
+          <w:fldChar w:fldCharType="end"/>
+        </w:r>
+      </w:hyperlink>
+    </w:p>
+    <w:p>
+      <w:pPr>
+        <w:pStyle w:val="TM3"/>
+        <w:tabs>
+          <w:tab w:val="right" w:leader="dot" w:pos="9062"/>
+        </w:tabs>
+        <w:rPr>
+          <w:noProof/>
+        </w:rPr>
+      </w:pPr>
+      <w:hyperlink w:anchor="_Toc234895908" w:history="1">
+        <w:r>
+          <w:rPr>
+            <w:rStyle w:val="Lienhypertexte"/>
+            <w:noProof/>
+          </w:rPr>
+          <w:t>1.4 Parcours Étudiant</w:t>
+        </w:r>
+        <w:r>
+          <w:rPr>
+            <w:noProof/>
+            <w:webHidden/>
+          </w:rPr>
+          <w:tab/>
+        </w:r>
+        <w:r>
+          <w:rPr>
+            <w:noProof/>
+            <w:webHidden/>
+          </w:rPr>
+          <w:fldChar w:fldCharType="begin"/>
+        </w:r>
+        <w:r>
+          <w:rPr>
+            <w:noProof/>
+            <w:webHidden/>
+          </w:rPr>
+          <w:instrText xml:space="preserve"> PAGEREF _Toc234895908 \h </w:instrText>
+        </w:r>
+        <w:r>
+          <w:rPr>
+            <w:noProof/>
+            <w:webHidden/>
+          </w:rPr>
+        </w:r>
+        <w:r>
+          <w:rPr>
+            <w:noProof/>
+            <w:webHidden/>
+          </w:rPr>
+          <w:fldChar w:fldCharType="separate"/>
+        </w:r>
+        <w:r>
+          <w:rPr>
+            <w:noProof/>
+            <w:webHidden/>
+          </w:rPr>
+          <w:t>22</w:t>
+        </w:r>
+        <w:r>
+          <w:rPr>
+            <w:noProof/>
+            <w:webHidden/>
+          </w:rPr>
+          <w:fldChar w:fldCharType="end"/>
+        </w:r>
+      </w:hyperlink>
+    </w:p>
+    <w:p>
+      <w:pPr>
+        <w:pStyle w:val="TM2"/>
+        <w:tabs>
+          <w:tab w:val="right" w:leader="dot" w:pos="9062"/>
+        </w:tabs>
+        <w:rPr>
+          <w:noProof/>
+        </w:rPr>
+      </w:pPr>
+      <w:hyperlink w:anchor="_Toc234895909" w:history="1">
+        <w:r>
+          <w:rPr>
+            <w:rStyle w:val="Lienhypertexte"/>
+            <w:noProof/>
+          </w:rPr>
+          <w:t>Section 2 — Fonctions transversales et application mobile</w:t>
+        </w:r>
+        <w:r>
+          <w:rPr>
+            <w:noProof/>
+            <w:webHidden/>
+          </w:rPr>
+          <w:tab/>
+        </w:r>
+        <w:r>
+          <w:rPr>
+            <w:noProof/>
+            <w:webHidden/>
+          </w:rPr>
+          <w:fldChar w:fldCharType="begin"/>
+        </w:r>
+        <w:r>
+          <w:rPr>
+            <w:noProof/>
+            <w:webHidden/>
+          </w:rPr>
+          <w:instrText xml:space="preserve"> PAGEREF _Toc234895909 \h </w:instrText>
+        </w:r>
+        <w:r>
+          <w:rPr>
+            <w:noProof/>
+            <w:webHidden/>
+          </w:rPr>
+        </w:r>
+        <w:r>
+          <w:rPr>
+            <w:noProof/>
+            <w:webHidden/>
+          </w:rPr>
+          <w:fldChar w:fldCharType="separate"/>
+        </w:r>
+        <w:r>
+          <w:rPr>
+            <w:noProof/>
+            <w:webHidden/>
+          </w:rPr>
+          <w:t>23</w:t>
+        </w:r>
+        <w:r>
+          <w:rPr>
+            <w:noProof/>
+            <w:webHidden/>
+          </w:rPr>
+          <w:fldChar w:fldCharType="end"/>
+        </w:r>
+      </w:hyperlink>
+    </w:p>
+    <w:p>
+      <w:pPr>
+        <w:pStyle w:val="TM3"/>
+        <w:tabs>
+          <w:tab w:val="right" w:leader="dot" w:pos="9062"/>
+        </w:tabs>
+        <w:rPr>
+          <w:noProof/>
+        </w:rPr>
+      </w:pPr>
+      <w:hyperlink w:anchor="_Toc234895910" w:history="1">
+        <w:r>
+          <w:rPr>
+            <w:rStyle w:val="Lienhypertexte"/>
+            <w:noProof/>
+          </w:rPr>
+          <w:t>2.1 Notifications</w:t>
+        </w:r>
+        <w:r>
+          <w:rPr>
+            <w:noProof/>
+            <w:webHidden/>
+          </w:rPr>
+          <w:tab/>
+        </w:r>
+        <w:r>
+          <w:rPr>
+            <w:noProof/>
+            <w:webHidden/>
+          </w:rPr>
+          <w:fldChar w:fldCharType="begin"/>
+        </w:r>
+        <w:r>
+          <w:rPr>
+            <w:noProof/>
+            <w:webHidden/>
+          </w:rPr>
+          <w:instrText xml:space="preserve"> PAGEREF _Toc234895910 \h </w:instrText>
+        </w:r>
+        <w:r>
+          <w:rPr>
+            <w:noProof/>
+            <w:webHidden/>
+          </w:rPr>
+        </w:r>
+        <w:r>
+          <w:rPr>
+            <w:noProof/>
+            <w:webHidden/>
+          </w:rPr>
+          <w:fldChar w:fldCharType="separate"/>
+        </w:r>
+        <w:r>
+          <w:rPr>
+            <w:noProof/>
+            <w:webHidden/>
+          </w:rPr>
+          <w:t>23</w:t>
+        </w:r>
+        <w:r>
+          <w:rPr>
+            <w:noProof/>
+            <w:webHidden/>
+          </w:rPr>
+          <w:fldChar w:fldCharType="end"/>
+        </w:r>
+      </w:hyperlink>
+    </w:p>
+    <w:p>
+      <w:pPr>
+        <w:pStyle w:val="TM3"/>
+        <w:tabs>
+          <w:tab w:val="right" w:leader="dot" w:pos="9062"/>
+        </w:tabs>
+        <w:rPr>
+          <w:noProof/>
+        </w:rPr>
+      </w:pPr>
+      <w:hyperlink w:anchor="_Toc234895911" w:history="1">
+        <w:r>
+          <w:rPr>
+            <w:rStyle w:val="Lienhypertexte"/>
+            <w:noProof/>
+          </w:rPr>
+          <w:t>2.2 Double authentification (OTP) et connexion Google</w:t>
+        </w:r>
+        <w:r>
+          <w:rPr>
+            <w:noProof/>
+            <w:webHidden/>
+          </w:rPr>
+          <w:tab/>
+        </w:r>
+        <w:r>
+          <w:rPr>
+            <w:noProof/>
+            <w:webHidden/>
+          </w:rPr>
+          <w:fldChar w:fldCharType="begin"/>
+        </w:r>
+        <w:r>
+          <w:rPr>
+            <w:noProof/>
+            <w:webHidden/>
+          </w:rPr>
+          <w:instrText xml:space="preserve"> PAGEREF _Toc234895911 \h </w:instrText>
+        </w:r>
+        <w:r>
+          <w:rPr>
+            <w:noProof/>
+            <w:webHidden/>
+          </w:rPr>
+        </w:r>
+        <w:r>
+          <w:rPr>
+            <w:noProof/>
+            <w:webHidden/>
+          </w:rPr>
+          <w:fldChar w:fldCharType="separate"/>
+        </w:r>
+        <w:r>
+          <w:rPr>
+            <w:noProof/>
+            <w:webHidden/>
+          </w:rPr>
+          <w:t>23</w:t>
+        </w:r>
+        <w:r>
+          <w:rPr>
+            <w:noProof/>
+            <w:webHidden/>
+          </w:rPr>
+          <w:fldChar w:fldCharType="end"/>
+        </w:r>
+      </w:hyperlink>
+    </w:p>
+    <w:p>
+      <w:pPr>
+        <w:pStyle w:val="TM3"/>
+        <w:tabs>
+          <w:tab w:val="right" w:leader="dot" w:pos="9062"/>
+        </w:tabs>
+        <w:rPr>
+          <w:noProof/>
+        </w:rPr>
+      </w:pPr>
+      <w:hyperlink w:anchor="_Toc234895912" w:history="1">
+        <w:r>
+          <w:rPr>
+            <w:rStyle w:val="Lienhypertexte"/>
+            <w:noProof/>
+          </w:rPr>
+          <w:t>2.3 Application mobile et consultation hors connexion</w:t>
+        </w:r>
+        <w:r>
+          <w:rPr>
+            <w:noProof/>
+            <w:webHidden/>
+          </w:rPr>
+          <w:tab/>
+        </w:r>
+        <w:r>
+          <w:rPr>
+            <w:noProof/>
+            <w:webHidden/>
+          </w:rPr>
+          <w:fldChar w:fldCharType="begin"/>
+        </w:r>
+        <w:r>
+          <w:rPr>
+            <w:noProof/>
+            <w:webHidden/>
+          </w:rPr>
+          <w:instrText xml:space="preserve"> PAGEREF _Toc234895912 \h </w:instrText>
+        </w:r>
+        <w:r>
+          <w:rPr>
+            <w:noProof/>
+            <w:webHidden/>
+          </w:rPr>
+        </w:r>
+        <w:r>
+          <w:rPr>
+            <w:noProof/>
+            <w:webHidden/>
+          </w:rPr>
+          <w:fldChar w:fldCharType="separate"/>
+        </w:r>
+        <w:r>
+          <w:rPr>
+            <w:noProof/>
+            <w:webHidden/>
+          </w:rPr>
+          <w:t>23</w:t>
+        </w:r>
+        <w:r>
+          <w:rPr>
+            <w:noProof/>
+            <w:webHidden/>
+          </w:rPr>
+          <w:fldChar w:fldCharType="end"/>
+        </w:r>
+      </w:hyperlink>
+    </w:p>
+    <w:p>
+      <w:pPr>
+        <w:pStyle w:val="TM3"/>
+        <w:tabs>
+          <w:tab w:val="right" w:leader="dot" w:pos="9062"/>
+        </w:tabs>
+        <w:rPr>
+          <w:noProof/>
+        </w:rPr>
+      </w:pPr>
+      <w:hyperlink w:anchor="_Toc234895913" w:history="1">
+        <w:r>
+          <w:rPr>
+            <w:rStyle w:val="Lienhypertexte"/>
+            <w:noProof/>
+          </w:rPr>
+          <w:t>2.4 Évaluation des enseignants</w:t>
+        </w:r>
+        <w:r>
+          <w:rPr>
+            <w:noProof/>
+            <w:webHidden/>
+          </w:rPr>
+          <w:tab/>
+        </w:r>
+        <w:r>
+          <w:rPr>
+            <w:noProof/>
+            <w:webHidden/>
+          </w:rPr>
+          <w:fldChar w:fldCharType="begin"/>
+        </w:r>
+        <w:r>
+          <w:rPr>
+            <w:noProof/>
+            <w:webHidden/>
+          </w:rPr>
+          <w:instrText xml:space="preserve"> PAGEREF _Toc234895913 \h </w:instrText>
+        </w:r>
+        <w:r>
+          <w:rPr>
+            <w:noProof/>
+            <w:webHidden/>
+          </w:rPr>
+        </w:r>
+        <w:r>
+          <w:rPr>
+            <w:noProof/>
+            <w:webHidden/>
+          </w:rPr>
+          <w:fldChar w:fldCharType="separate"/>
+        </w:r>
+        <w:r>
+          <w:rPr>
+            <w:noProof/>
+            <w:webHidden/>
+          </w:rPr>
+          <w:t>23</w:t>
+        </w:r>
+        <w:r>
+          <w:rPr>
+            <w:noProof/>
+            <w:webHidden/>
+          </w:rPr>
+          <w:fldChar w:fldCharType="end"/>
+        </w:r>
+      </w:hyperlink>
+    </w:p>
+    <w:p>
+      <w:pPr>
+        <w:pStyle w:val="TM3"/>
+        <w:tabs>
+          <w:tab w:val="right" w:leader="dot" w:pos="9062"/>
+        </w:tabs>
+        <w:rPr>
+          <w:noProof/>
+        </w:rPr>
+      </w:pPr>
+      <w:hyperlink w:anchor="_Toc234895914" w:history="1">
+        <w:r>
+          <w:rPr>
+            <w:rStyle w:val="Lienhypertexte"/>
+            <w:noProof/>
+          </w:rPr>
+          <w:t>Conclusion du chapitre</w:t>
+        </w:r>
+        <w:r>
+          <w:rPr>
+            <w:noProof/>
+            <w:webHidden/>
+          </w:rPr>
+          <w:tab/>
+        </w:r>
+        <w:r>
+          <w:rPr>
+            <w:noProof/>
+            <w:webHidden/>
+          </w:rPr>
+          <w:fldChar w:fldCharType="begin"/>
+        </w:r>
+        <w:r>
+          <w:rPr>
+            <w:noProof/>
+            <w:webHidden/>
+          </w:rPr>
+          <w:instrText xml:space="preserve"> PAGEREF _Toc234895914 \h </w:instrText>
+        </w:r>
+        <w:r>
+          <w:rPr>
+            <w:noProof/>
+            <w:webHidden/>
+          </w:rPr>
+        </w:r>
+        <w:r>
+          <w:rPr>
+            <w:noProof/>
+            <w:webHidden/>
+          </w:rPr>
+          <w:fldChar w:fldCharType="separate"/>
+        </w:r>
+        <w:r>
+          <w:rPr>
+            <w:noProof/>
+            <w:webHidden/>
+          </w:rPr>
+          <w:t>24</w:t>
+        </w:r>
+        <w:r>
+          <w:rPr>
+            <w:noProof/>
+            <w:webHidden/>
+          </w:rPr>
+          <w:fldChar w:fldCharType="end"/>
+        </w:r>
+      </w:hyperlink>
+    </w:p>
+    <w:p>
+      <w:pPr>
+        <w:pStyle w:val="TM1"/>
+        <w:tabs>
+          <w:tab w:val="right" w:leader="dot" w:pos="9062"/>
+        </w:tabs>
+        <w:rPr>
+          <w:noProof/>
+        </w:rPr>
+      </w:pPr>
+      <w:hyperlink w:anchor="_Toc234895915" w:history="1">
+        <w:r>
+          <w:rPr>
+            <w:rStyle w:val="Lienhypertexte"/>
+            <w:noProof/>
+          </w:rPr>
+          <w:t>CHAPITRE V — CADRE ANALYTIQUE</w:t>
+        </w:r>
+        <w:r>
+          <w:rPr>
+            <w:noProof/>
+            <w:webHidden/>
+          </w:rPr>
+          <w:tab/>
+        </w:r>
+        <w:r>
+          <w:rPr>
+            <w:noProof/>
+            <w:webHidden/>
+          </w:rPr>
+          <w:fldChar w:fldCharType="begin"/>
+        </w:r>
+        <w:r>
+          <w:rPr>
+            <w:noProof/>
+            <w:webHidden/>
+          </w:rPr>
+          <w:instrText xml:space="preserve"> PAGEREF _Toc234895915 \h </w:instrText>
+        </w:r>
+        <w:r>
+          <w:rPr>
+            <w:noProof/>
+            <w:webHidden/>
+          </w:rPr>
+        </w:r>
+        <w:r>
+          <w:rPr>
+            <w:noProof/>
+            <w:webHidden/>
+          </w:rPr>
+          <w:fldChar w:fldCharType="separate"/>
+        </w:r>
+        <w:r>
+          <w:rPr>
+            <w:noProof/>
+            <w:webHidden/>
+          </w:rPr>
+          <w:t>25</w:t>
+        </w:r>
+        <w:r>
+          <w:rPr>
+            <w:noProof/>
+            <w:webHidden/>
+          </w:rPr>
+          <w:fldChar w:fldCharType="end"/>
+        </w:r>
+      </w:hyperlink>
+    </w:p>
+    <w:p>
+      <w:pPr>
+        <w:pStyle w:val="TM3"/>
+        <w:tabs>
+          <w:tab w:val="right" w:leader="dot" w:pos="9062"/>
+        </w:tabs>
+        <w:rPr>
+          <w:noProof/>
+        </w:rPr>
+      </w:pPr>
+      <w:hyperlink w:anchor="_Toc234895916" w:history="1">
+        <w:r>
+          <w:rPr>
+            <w:rStyle w:val="Lienhypertexte"/>
+            <w:noProof/>
+          </w:rPr>
+          <w:t>Introduction du chapitre</w:t>
+        </w:r>
+        <w:r>
+          <w:rPr>
+            <w:noProof/>
+            <w:webHidden/>
+          </w:rPr>
+          <w:tab/>
+        </w:r>
+        <w:r>
+          <w:rPr>
+            <w:noProof/>
+            <w:webHidden/>
+          </w:rPr>
+          <w:fldChar w:fldCharType="begin"/>
+        </w:r>
+        <w:r>
+          <w:rPr>
+            <w:noProof/>
+            <w:webHidden/>
+          </w:rPr>
+          <w:instrText xml:space="preserve"> PAGEREF _Toc234895916 \h </w:instrText>
+        </w:r>
+        <w:r>
+          <w:rPr>
+            <w:noProof/>
+            <w:webHidden/>
+          </w:rPr>
+        </w:r>
+        <w:r>
+          <w:rPr>
+            <w:noProof/>
+            <w:webHidden/>
+          </w:rPr>
+          <w:fldChar w:fldCharType="separate"/>
+        </w:r>
+        <w:r>
+          <w:rPr>
+            <w:noProof/>
+            <w:webHidden/>
+          </w:rPr>
+          <w:t>25</w:t>
+        </w:r>
+        <w:r>
+          <w:rPr>
+            <w:noProof/>
+            <w:webHidden/>
+          </w:rPr>
+          <w:fldChar w:fldCharType="end"/>
+        </w:r>
+      </w:hyperlink>
+    </w:p>
+    <w:p>
+      <w:pPr>
+        <w:pStyle w:val="TM2"/>
+        <w:tabs>
+          <w:tab w:val="right" w:leader="dot" w:pos="9062"/>
+        </w:tabs>
+        <w:rPr>
+          <w:noProof/>
+        </w:rPr>
+      </w:pPr>
+      <w:hyperlink w:anchor="_Toc234895917" w:history="1">
+        <w:r>
+          <w:rPr>
+            <w:rStyle w:val="Lienhypertexte"/>
+            <w:noProof/>
+          </w:rPr>
+          <w:t>Section 1 — Analyse des résultats</w:t>
+        </w:r>
+        <w:r>
+          <w:rPr>
+            <w:noProof/>
+            <w:webHidden/>
+          </w:rPr>
+          <w:tab/>
+        </w:r>
+        <w:r>
+          <w:rPr>
+            <w:noProof/>
+            <w:webHidden/>
+          </w:rPr>
+          <w:fldChar w:fldCharType="begin"/>
+        </w:r>
+        <w:r>
+          <w:rPr>
+            <w:noProof/>
+            <w:webHidden/>
+          </w:rPr>
+          <w:instrText xml:space="preserve"> PAGEREF _Toc234895917 \h </w:instrText>
+        </w:r>
+        <w:r>
+          <w:rPr>
+            <w:noProof/>
+            <w:webHidden/>
+          </w:rPr>
+        </w:r>
+        <w:r>
+          <w:rPr>
+            <w:noProof/>
+            <w:webHidden/>
+          </w:rPr>
+          <w:fldChar w:fldCharType="separate"/>
+        </w:r>
+        <w:r>
+          <w:rPr>
+            <w:noProof/>
+            <w:webHidden/>
+          </w:rPr>
+          <w:t>25</w:t>
+        </w:r>
+        <w:r>
+          <w:rPr>
+            <w:noProof/>
+            <w:webHidden/>
+          </w:rPr>
+          <w:fldChar w:fldCharType="end"/>
+        </w:r>
+      </w:hyperlink>
+    </w:p>
+    <w:p>
+      <w:pPr>
+        <w:pStyle w:val="TM3"/>
+        <w:tabs>
+          <w:tab w:val="right" w:leader="dot" w:pos="9062"/>
+        </w:tabs>
+        <w:rPr>
+          <w:noProof/>
+        </w:rPr>
+      </w:pPr>
+      <w:hyperlink w:anchor="_Toc234895918" w:history="1">
+        <w:r>
+          <w:rPr>
+            <w:rStyle w:val="Lienhypertexte"/>
+            <w:noProof/>
+          </w:rPr>
+          <w:t>1.1 Présentation des résultats — tests fonctionnels</w:t>
+        </w:r>
+        <w:r>
+          <w:rPr>
+            <w:noProof/>
+            <w:webHidden/>
+          </w:rPr>
+          <w:tab/>
+        </w:r>
+        <w:r>
+          <w:rPr>
+            <w:noProof/>
+            <w:webHidden/>
+          </w:rPr>
+          <w:fldChar w:fldCharType="begin"/>
+        </w:r>
+        <w:r>
+          <w:rPr>
+            <w:noProof/>
+            <w:webHidden/>
+          </w:rPr>
+          <w:instrText xml:space="preserve"> PAGEREF _Toc234895918 \h </w:instrText>
+        </w:r>
+        <w:r>
+          <w:rPr>
+            <w:noProof/>
+            <w:webHidden/>
+          </w:rPr>
+        </w:r>
+        <w:r>
+          <w:rPr>
+            <w:noProof/>
+            <w:webHidden/>
+          </w:rPr>
+          <w:fldChar w:fldCharType="separate"/>
+        </w:r>
+        <w:r>
+          <w:rPr>
+            <w:noProof/>
+            <w:webHidden/>
+          </w:rPr>
+          <w:t>25</w:t>
+        </w:r>
+        <w:r>
+          <w:rPr>
+            <w:noProof/>
+            <w:webHidden/>
+          </w:rPr>
+          <w:fldChar w:fldCharType="end"/>
+        </w:r>
+      </w:hyperlink>
+    </w:p>
+    <w:p>
+      <w:pPr>
+        <w:pStyle w:val="TM3"/>
+        <w:tabs>
+          <w:tab w:val="right" w:leader="dot" w:pos="9062"/>
+        </w:tabs>
+        <w:rPr>
+          <w:noProof/>
+        </w:rPr>
+      </w:pPr>
+      <w:hyperlink w:anchor="_Toc234895919" w:history="1">
+        <w:r>
+          <w:rPr>
+            <w:rStyle w:val="Lienhypertexte"/>
+            <w:noProof/>
+          </w:rPr>
+          <w:t>1.2 Synthèse des résultats et vérification des hypothèses</w:t>
+        </w:r>
+        <w:r>
+          <w:rPr>
+            <w:noProof/>
+            <w:webHidden/>
+          </w:rPr>
+          <w:tab/>
+        </w:r>
+        <w:r>
+          <w:rPr>
+            <w:noProof/>
+            <w:webHidden/>
+          </w:rPr>
+          <w:fldChar w:fldCharType="begin"/>
+        </w:r>
+        <w:r>
+          <w:rPr>
+            <w:noProof/>
+            <w:webHidden/>
+          </w:rPr>
+          <w:instrText xml:space="preserve"> PAGEREF _Toc234895919 \h </w:instrText>
+        </w:r>
+        <w:r>
+          <w:rPr>
+            <w:noProof/>
+            <w:webHidden/>
+          </w:rPr>
+        </w:r>
+        <w:r>
+          <w:rPr>
+            <w:noProof/>
+            <w:webHidden/>
+          </w:rPr>
+          <w:fldChar w:fldCharType="separate"/>
+        </w:r>
+        <w:r>
+          <w:rPr>
+            <w:noProof/>
+            <w:webHidden/>
+          </w:rPr>
+          <w:t>25</w:t>
+        </w:r>
+        <w:r>
+          <w:rPr>
+            <w:noProof/>
+            <w:webHidden/>
+          </w:rPr>
+          <w:fldChar w:fldCharType="end"/>
+        </w:r>
+      </w:hyperlink>
+    </w:p>
+    <w:p>
+      <w:pPr>
+        <w:pStyle w:val="TM2"/>
+        <w:tabs>
+          <w:tab w:val="right" w:leader="dot" w:pos="9062"/>
+        </w:tabs>
+        <w:rPr>
+          <w:noProof/>
+        </w:rPr>
+      </w:pPr>
+      <w:hyperlink w:anchor="_Toc234895920" w:history="1">
+        <w:r>
+          <w:rPr>
+            <w:rStyle w:val="Lienhypertexte"/>
+            <w:noProof/>
+          </w:rPr>
+          <w:t>Section 2 — Recommandations</w:t>
+        </w:r>
+        <w:r>
+          <w:rPr>
+            <w:noProof/>
+            <w:webHidden/>
+          </w:rPr>
+          <w:tab/>
+        </w:r>
+        <w:r>
+          <w:rPr>
+            <w:noProof/>
+            <w:webHidden/>
+          </w:rPr>
+          <w:fldChar w:fldCharType="begin"/>
+        </w:r>
+        <w:r>
+          <w:rPr>
+            <w:noProof/>
+            <w:webHidden/>
+          </w:rPr>
+          <w:instrText xml:space="preserve"> PAGEREF _Toc234895920 \h </w:instrText>
+        </w:r>
+        <w:r>
+          <w:rPr>
+            <w:noProof/>
+            <w:webHidden/>
+          </w:rPr>
+        </w:r>
+        <w:r>
+          <w:rPr>
+            <w:noProof/>
+            <w:webHidden/>
+          </w:rPr>
+          <w:fldChar w:fldCharType="separate"/>
+        </w:r>
+        <w:r>
+          <w:rPr>
+            <w:noProof/>
+            <w:webHidden/>
+          </w:rPr>
+          <w:t>26</w:t>
+        </w:r>
+        <w:r>
+          <w:rPr>
+            <w:noProof/>
+            <w:webHidden/>
+          </w:rPr>
+          <w:fldChar w:fldCharType="end"/>
+        </w:r>
+      </w:hyperlink>
+    </w:p>
+    <w:p>
+      <w:pPr>
+        <w:pStyle w:val="TM3"/>
+        <w:tabs>
+          <w:tab w:val="right" w:leader="dot" w:pos="9062"/>
+        </w:tabs>
+        <w:rPr>
+          <w:noProof/>
+        </w:rPr>
+      </w:pPr>
+      <w:hyperlink w:anchor="_Toc234895921" w:history="1">
+        <w:r>
+          <w:rPr>
+            <w:rStyle w:val="Lienhypertexte"/>
+            <w:noProof/>
+          </w:rPr>
+          <w:t>2.1 Implications managériales</w:t>
+        </w:r>
+        <w:r>
+          <w:rPr>
+            <w:noProof/>
+            <w:webHidden/>
+          </w:rPr>
+          <w:tab/>
+        </w:r>
+        <w:r>
+          <w:rPr>
+            <w:noProof/>
+            <w:webHidden/>
+          </w:rPr>
+          <w:fldChar w:fldCharType="begin"/>
+        </w:r>
+        <w:r>
+          <w:rPr>
+            <w:noProof/>
+            <w:webHidden/>
+          </w:rPr>
+          <w:instrText xml:space="preserve"> PAGEREF _Toc234895921 \h </w:instrText>
+        </w:r>
+        <w:r>
+          <w:rPr>
+            <w:noProof/>
+            <w:webHidden/>
+          </w:rPr>
+        </w:r>
+        <w:r>
+          <w:rPr>
+            <w:noProof/>
+            <w:webHidden/>
+          </w:rPr>
+          <w:fldChar w:fldCharType="separate"/>
+        </w:r>
+        <w:r>
+          <w:rPr>
+            <w:noProof/>
+            <w:webHidden/>
+          </w:rPr>
+          <w:t>26</w:t>
+        </w:r>
+        <w:r>
+          <w:rPr>
+            <w:noProof/>
+            <w:webHidden/>
+          </w:rPr>
+          <w:fldChar w:fldCharType="end"/>
+        </w:r>
+      </w:hyperlink>
+    </w:p>
+    <w:p>
+      <w:pPr>
+        <w:pStyle w:val="TM3"/>
+        <w:tabs>
+          <w:tab w:val="right" w:leader="dot" w:pos="9062"/>
+        </w:tabs>
+        <w:rPr>
+          <w:noProof/>
+        </w:rPr>
+      </w:pPr>
+      <w:hyperlink w:anchor="_Toc234895922" w:history="1">
+        <w:r>
+          <w:rPr>
+            <w:rStyle w:val="Lienhypertexte"/>
+            <w:noProof/>
+          </w:rPr>
+          <w:t>2.2 Améliorations et perspectives</w:t>
+        </w:r>
+        <w:r>
+          <w:rPr>
+            <w:noProof/>
+            <w:webHidden/>
+          </w:rPr>
+          <w:tab/>
+        </w:r>
+        <w:r>
+          <w:rPr>
+            <w:noProof/>
+            <w:webHidden/>
+          </w:rPr>
+          <w:fldChar w:fldCharType="begin"/>
+        </w:r>
+        <w:r>
+          <w:rPr>
+            <w:noProof/>
+            <w:webHidden/>
+          </w:rPr>
+          <w:instrText xml:space="preserve"> PAGEREF _Toc234895922 \h </w:instrText>
+        </w:r>
+        <w:r>
+          <w:rPr>
+            <w:noProof/>
+            <w:webHidden/>
+          </w:rPr>
+        </w:r>
+        <w:r>
+          <w:rPr>
+            <w:noProof/>
+            <w:webHidden/>
+          </w:rPr>
+          <w:fldChar w:fldCharType="separate"/>
+        </w:r>
+        <w:r>
+          <w:rPr>
+            <w:noProof/>
+            <w:webHidden/>
+          </w:rPr>
+          <w:t>26</w:t>
+        </w:r>
+        <w:r>
+          <w:rPr>
+            <w:noProof/>
+            <w:webHidden/>
+          </w:rPr>
+          <w:fldChar w:fldCharType="end"/>
+        </w:r>
+      </w:hyperlink>
+    </w:p>
+    <w:p>
+      <w:pPr>
+        <w:pStyle w:val="TM3"/>
+        <w:tabs>
+          <w:tab w:val="right" w:leader="dot" w:pos="9062"/>
+        </w:tabs>
+        <w:rPr>
+          <w:noProof/>
+        </w:rPr>
+      </w:pPr>
+      <w:hyperlink w:anchor="_Toc234895923" w:history="1">
+        <w:r>
+          <w:rPr>
+            <w:rStyle w:val="Lienhypertexte"/>
+            <w:noProof/>
+          </w:rPr>
+          <w:t>Conclusion du chapitre</w:t>
+        </w:r>
+        <w:r>
+          <w:rPr>
+            <w:noProof/>
+            <w:webHidden/>
+          </w:rPr>
+          <w:tab/>
+        </w:r>
+        <w:r>
+          <w:rPr>
+            <w:noProof/>
+            <w:webHidden/>
+          </w:rPr>
+          <w:fldChar w:fldCharType="begin"/>
+        </w:r>
+        <w:r>
+          <w:rPr>
+            <w:noProof/>
+            <w:webHidden/>
+          </w:rPr>
+          <w:instrText xml:space="preserve"> PAGEREF _Toc234895923 \h </w:instrText>
+        </w:r>
+        <w:r>
+          <w:rPr>
+            <w:noProof/>
+            <w:webHidden/>
+          </w:rPr>
+        </w:r>
+        <w:r>
+          <w:rPr>
+            <w:noProof/>
+            <w:webHidden/>
+          </w:rPr>
+          <w:fldChar w:fldCharType="separate"/>
+        </w:r>
+        <w:r>
+          <w:rPr>
+            <w:noProof/>
+            <w:webHidden/>
+          </w:rPr>
+          <w:t>27</w:t>
+        </w:r>
+        <w:r>
+          <w:rPr>
+            <w:noProof/>
+            <w:webHidden/>
+          </w:rPr>
+          <w:fldChar w:fldCharType="end"/>
+        </w:r>
+      </w:hyperlink>
+    </w:p>
+    <w:p>
+      <w:pPr>
+        <w:pStyle w:val="TM1"/>
+        <w:tabs>
+          <w:tab w:val="right" w:leader="dot" w:pos="9062"/>
+        </w:tabs>
+        <w:rPr>
+          <w:noProof/>
+        </w:rPr>
+      </w:pPr>
+      <w:hyperlink w:anchor="_Toc234895924" w:history="1">
+        <w:r>
+          <w:rPr>
+            <w:rStyle w:val="Lienhypertexte"/>
+            <w:noProof/>
+          </w:rPr>
+          <w:t>CONCLUSION GÉNÉRALE</w:t>
+        </w:r>
+        <w:r>
+          <w:rPr>
+            <w:noProof/>
+            <w:webHidden/>
+          </w:rPr>
+          <w:tab/>
+        </w:r>
+        <w:r>
+          <w:rPr>
+            <w:noProof/>
+            <w:webHidden/>
+          </w:rPr>
+          <w:fldChar w:fldCharType="begin"/>
+        </w:r>
+        <w:r>
+          <w:rPr>
+            <w:noProof/>
+            <w:webHidden/>
+          </w:rPr>
+          <w:instrText xml:space="preserve"> PAGEREF _Toc234895924 \h </w:instrText>
+        </w:r>
+        <w:r>
+          <w:rPr>
+            <w:noProof/>
+            <w:webHidden/>
+          </w:rPr>
+        </w:r>
+        <w:r>
+          <w:rPr>
+            <w:noProof/>
+            <w:webHidden/>
+          </w:rPr>
+          <w:fldChar w:fldCharType="separate"/>
+        </w:r>
+        <w:r>
+          <w:rPr>
+            <w:noProof/>
+            <w:webHidden/>
+          </w:rPr>
+          <w:t>28</w:t>
+        </w:r>
+        <w:r>
+          <w:rPr>
+            <w:noProof/>
+            <w:webHidden/>
+          </w:rPr>
+          <w:fldChar w:fldCharType="end"/>
+        </w:r>
+      </w:hyperlink>
+    </w:p>
+    <w:p>
+      <w:pPr>
+        <w:pStyle w:val="TM1"/>
+        <w:tabs>
+          <w:tab w:val="right" w:leader="dot" w:pos="9062"/>
+        </w:tabs>
+        <w:rPr>
+          <w:noProof/>
+        </w:rPr>
+      </w:pPr>
+      <w:hyperlink w:anchor="_Toc234895925" w:history="1">
+        <w:r>
+          <w:rPr>
+            <w:rStyle w:val="Lienhypertexte"/>
+            <w:noProof/>
+          </w:rPr>
+          <w:t>BIBLIOGRAPHIE</w:t>
+        </w:r>
+        <w:r>
+          <w:rPr>
+            <w:noProof/>
+            <w:webHidden/>
+          </w:rPr>
+          <w:tab/>
+        </w:r>
+        <w:r>
+          <w:rPr>
+            <w:noProof/>
+            <w:webHidden/>
+          </w:rPr>
+          <w:fldChar w:fldCharType="begin"/>
+        </w:r>
+        <w:r>
+          <w:rPr>
+            <w:noProof/>
+            <w:webHidden/>
+          </w:rPr>
+          <w:instrText xml:space="preserve"> PAGEREF _Toc234895925 \h </w:instrText>
+        </w:r>
+        <w:r>
+          <w:rPr>
+            <w:noProof/>
+            <w:webHidden/>
+          </w:rPr>
+        </w:r>
+        <w:r>
+          <w:rPr>
+            <w:noProof/>
+            <w:webHidden/>
+          </w:rPr>
+          <w:fldChar w:fldCharType="separate"/>
+        </w:r>
+        <w:r>
+          <w:rPr>
+            <w:noProof/>
+            <w:webHidden/>
+          </w:rPr>
+          <w:t>30</w:t>
+        </w:r>
+        <w:r>
+          <w:rPr>
+            <w:noProof/>
+            <w:webHidden/>
+          </w:rPr>
+          <w:fldChar w:fldCharType="end"/>
+        </w:r>
+      </w:hyperlink>
+    </w:p>
+    <w:p>
+      <w:pPr>
+        <w:pStyle w:val="TM1"/>
+        <w:tabs>
+          <w:tab w:val="right" w:leader="dot" w:pos="9062"/>
+        </w:tabs>
+        <w:rPr>
+          <w:noProof/>
+        </w:rPr>
+      </w:pPr>
+      <w:hyperlink w:anchor="_Toc234895926" w:history="1">
+        <w:r>
+          <w:rPr>
+            <w:rStyle w:val="Lienhypertexte"/>
+            <w:noProof/>
+          </w:rPr>
+          <w:t>ANNEXES</w:t>
+        </w:r>
+        <w:r>
+          <w:rPr>
+            <w:noProof/>
+            <w:webHidden/>
+          </w:rPr>
+          <w:tab/>
+        </w:r>
+        <w:r>
+          <w:rPr>
+            <w:noProof/>
+            <w:webHidden/>
+          </w:rPr>
+          <w:fldChar w:fldCharType="begin"/>
+        </w:r>
+        <w:r>
+          <w:rPr>
+            <w:noProof/>
+            <w:webHidden/>
+          </w:rPr>
+          <w:instrText xml:space="preserve"> PAGEREF _Toc234895926 \h </w:instrText>
+        </w:r>
+        <w:r>
+          <w:rPr>
+            <w:noProof/>
+            <w:webHidden/>
+          </w:rPr>
+        </w:r>
+        <w:r>
+          <w:rPr>
+            <w:noProof/>
+            <w:webHidden/>
+          </w:rPr>
+          <w:fldChar w:fldCharType="separate"/>
+        </w:r>
+        <w:r>
+          <w:rPr>
+            <w:noProof/>
+            <w:webHidden/>
+          </w:rPr>
+          <w:t>32</w:t>
+        </w:r>
+        <w:r>
+          <w:rPr>
+            <w:noProof/>
+            <w:webHidden/>
+          </w:rPr>
+          <w:fldChar w:fldCharType="end"/>
+        </w:r>
+      </w:hyperlink>
+    </w:p>
+    <w:p>
+      <w:pPr>
+        <w:pStyle w:val="TM3"/>
+        <w:tabs>
+          <w:tab w:val="right" w:leader="dot" w:pos="9062"/>
+        </w:tabs>
+        <w:rPr>
+          <w:noProof/>
+        </w:rPr>
+      </w:pPr>
+      <w:hyperlink w:anchor="_Toc234895927" w:history="1">
+        <w:r>
+          <w:rPr>
+            <w:rStyle w:val="Lienhypertexte"/>
+            <w:noProof/>
+          </w:rPr>
+          <w:t>Annexe 1 — Questionnaire utilisateur</w:t>
+        </w:r>
+        <w:r>
+          <w:rPr>
+            <w:noProof/>
+            <w:webHidden/>
+          </w:rPr>
+          <w:tab/>
+        </w:r>
+        <w:r>
+          <w:rPr>
+            <w:noProof/>
+            <w:webHidden/>
+          </w:rPr>
+          <w:fldChar w:fldCharType="begin"/>
+        </w:r>
+        <w:r>
+          <w:rPr>
+            <w:noProof/>
+            <w:webHidden/>
+          </w:rPr>
+          <w:instrText xml:space="preserve"> PAGEREF _Toc234895927 \h </w:instrText>
+        </w:r>
+        <w:r>
+          <w:rPr>
+            <w:noProof/>
+            <w:webHidden/>
+          </w:rPr>
+        </w:r>
+        <w:r>
+          <w:rPr>
+            <w:noProof/>
+            <w:webHidden/>
+          </w:rPr>
+          <w:fldChar w:fldCharType="separate"/>
+        </w:r>
+        <w:r>
+          <w:rPr>
+            <w:noProof/>
+            <w:webHidden/>
+          </w:rPr>
+          <w:t>32</w:t>
+        </w:r>
+        <w:r>
+          <w:rPr>
+            <w:noProof/>
+            <w:webHidden/>
+          </w:rPr>
+          <w:fldChar w:fldCharType="end"/>
+        </w:r>
+      </w:hyperlink>
+    </w:p>
+    <w:p>
+      <w:pPr>
         <w:pStyle w:val="FirstParagraph"/>
         <w:spacing w:after="120" w:line="360" w:lineRule="auto"/>
       </w:pPr>
-      <w:fldSimple w:instr=" TOC \o &quot;1-3&quot; \h \z \u ">
-        <w:r>
-          <w:t>[Ouvrez dans Word, clic droit sur ce texte → « Mettre à jour les champs » pour générer le sommaire avec la pagination.]</w:t>
-        </w:r>
-      </w:fldSimple>
+      <w:r>
+        <w:fldChar w:fldCharType="end"/>
+      </w:r>
     </w:p>
     <w:p>
       <w:pPr>
@@ -3510,17 +10106,37 @@
         <w:pageBreakBefore/>
         <w:spacing w:after="240" w:line="276" w:lineRule="auto"/>
         <w:jc w:val="center"/>
+        <w:rPr>
+          <w:rFonts w:ascii="Times New Roman" w:hAnsi="Times New Roman"/>
+          <w:color w:val="000000"/>
+          <w:sz w:val="28"/>
+        </w:rPr>
       </w:pPr>
       <w:bookmarkStart w:id="10" w:name="introduction-générale"/>
+      <w:bookmarkStart w:id="11" w:name="_Toc234895860"/>
       <w:r>
         <w:rPr>
           <w:rFonts w:ascii="Times New Roman" w:hAnsi="Times New Roman"/>
           <w:color w:val="000000"/>
           <w:sz w:val="28"/>
         </w:rPr>
-        <w:t>Introduction générale</w:t>
+        <w:t xml:space="preserve">Introduction </w:t>
+      </w:r>
+      <w:r>
+        <w:rPr>
+          <w:rFonts w:ascii="Times New Roman" w:hAnsi="Times New Roman"/>
+          <w:color w:val="000000"/>
+          <w:sz w:val="28"/>
+        </w:rPr>
+        <w:t>Générale</w:t>
       </w:r>
       <w:bookmarkEnd w:id="10"/>
+      <w:bookmarkEnd w:id="11"/>
+    </w:p>
+    <w:p>
+      <w:pPr>
+        <w:pStyle w:val="Corpsdetexte"/>
+      </w:pPr>
     </w:p>
     <w:p>
       <w:pPr>
@@ -3852,7 +10468,8 @@
         <w:spacing w:after="240" w:line="276" w:lineRule="auto"/>
         <w:jc w:val="center"/>
       </w:pPr>
-      <w:bookmarkStart w:id="11" w:name="X1151e4ffa465e27f7435a2c692eafbb6850724d"/>
+      <w:bookmarkStart w:id="12" w:name="X1151e4ffa465e27f7435a2c692eafbb6850724d"/>
+      <w:bookmarkStart w:id="13" w:name="_Toc234895861"/>
       <w:r>
         <w:rPr>
           <w:rFonts w:ascii="Times New Roman" w:hAnsi="Times New Roman"/>
@@ -3861,7 +10478,8 @@
         </w:rPr>
         <w:t>PREMIÈRE PARTIE — CADRE THÉORIQUE, LÉGISLATIF ET RÉGLEMENTAIRE</w:t>
       </w:r>
-      <w:bookmarkEnd w:id="11"/>
+      <w:bookmarkEnd w:id="12"/>
+      <w:bookmarkEnd w:id="13"/>
     </w:p>
     <w:p>
       <w:pPr>
@@ -3870,7 +10488,8 @@
         <w:spacing w:after="240" w:line="276" w:lineRule="auto"/>
         <w:jc w:val="center"/>
       </w:pPr>
-      <w:bookmarkStart w:id="12" w:name="chapitre-i-cadre-théorique"/>
+      <w:bookmarkStart w:id="14" w:name="chapitre-i-cadre-théorique"/>
+      <w:bookmarkStart w:id="15" w:name="_Toc234895862"/>
       <w:r>
         <w:rPr>
           <w:rFonts w:ascii="Times New Roman" w:hAnsi="Times New Roman"/>
@@ -3879,14 +10498,16 @@
         </w:rPr>
         <w:t>CHAPITRE I — CADRE THÉORIQUE</w:t>
       </w:r>
-      <w:bookmarkEnd w:id="12"/>
+      <w:bookmarkEnd w:id="14"/>
+      <w:bookmarkEnd w:id="15"/>
     </w:p>
     <w:p>
       <w:pPr>
         <w:pStyle w:val="Titre3"/>
         <w:spacing w:before="120" w:after="60" w:line="276" w:lineRule="auto"/>
       </w:pPr>
-      <w:bookmarkStart w:id="13" w:name="introduction-du-chapitre"/>
+      <w:bookmarkStart w:id="16" w:name="introduction-du-chapitre"/>
+      <w:bookmarkStart w:id="17" w:name="_Toc234895863"/>
       <w:r>
         <w:rPr>
           <w:rFonts w:ascii="Times New Roman" w:hAnsi="Times New Roman"/>
@@ -3894,7 +10515,8 @@
         </w:rPr>
         <w:t>Introduction du chapitre</w:t>
       </w:r>
-      <w:bookmarkEnd w:id="13"/>
+      <w:bookmarkEnd w:id="16"/>
+      <w:bookmarkEnd w:id="17"/>
     </w:p>
     <w:p>
       <w:pPr>
@@ -3914,7 +10536,8 @@
         <w:pStyle w:val="Titre2"/>
         <w:spacing w:before="160" w:after="80" w:line="276" w:lineRule="auto"/>
       </w:pPr>
-      <w:bookmarkStart w:id="14" w:name="section-1-revue-conceptuelle"/>
+      <w:bookmarkStart w:id="18" w:name="section-1-revue-conceptuelle"/>
+      <w:bookmarkStart w:id="19" w:name="_Toc234895864"/>
       <w:r>
         <w:rPr>
           <w:rFonts w:ascii="Times New Roman" w:hAnsi="Times New Roman"/>
@@ -3923,14 +10546,16 @@
         </w:rPr>
         <w:t>Section 1 — Revue conceptuelle</w:t>
       </w:r>
-      <w:bookmarkEnd w:id="14"/>
+      <w:bookmarkEnd w:id="18"/>
+      <w:bookmarkEnd w:id="19"/>
     </w:p>
     <w:p>
       <w:pPr>
         <w:pStyle w:val="Titre3"/>
         <w:spacing w:before="120" w:after="60" w:line="276" w:lineRule="auto"/>
       </w:pPr>
-      <w:bookmarkStart w:id="15" w:name="X84a334aa9f770dab6812c94b7547406c15f5d2b"/>
+      <w:bookmarkStart w:id="20" w:name="X84a334aa9f770dab6812c94b7547406c15f5d2b"/>
+      <w:bookmarkStart w:id="21" w:name="_Toc234895865"/>
       <w:r>
         <w:rPr>
           <w:rFonts w:ascii="Times New Roman" w:hAnsi="Times New Roman"/>
@@ -3938,7 +10563,8 @@
         </w:rPr>
         <w:t>1.1 Les systèmes de gestion de l’apprentissage (LMS)</w:t>
       </w:r>
-      <w:bookmarkEnd w:id="15"/>
+      <w:bookmarkEnd w:id="20"/>
+      <w:bookmarkEnd w:id="21"/>
     </w:p>
     <w:p>
       <w:pPr>
@@ -3984,7 +10610,8 @@
         <w:pStyle w:val="Titre3"/>
         <w:spacing w:before="120" w:after="60" w:line="276" w:lineRule="auto"/>
       </w:pPr>
-      <w:bookmarkStart w:id="16" w:name="X5c5159ec334927effb5f5312907587b1c11a5ef"/>
+      <w:bookmarkStart w:id="22" w:name="X5c5159ec334927effb5f5312907587b1c11a5ef"/>
+      <w:bookmarkStart w:id="23" w:name="_Toc234895866"/>
       <w:r>
         <w:rPr>
           <w:rFonts w:ascii="Times New Roman" w:hAnsi="Times New Roman"/>
@@ -3992,7 +10619,8 @@
         </w:rPr>
         <w:t>1.2 Les plateformes collaboratives numériques</w:t>
       </w:r>
-      <w:bookmarkEnd w:id="16"/>
+      <w:bookmarkEnd w:id="22"/>
+      <w:bookmarkEnd w:id="23"/>
     </w:p>
     <w:p>
       <w:pPr>
@@ -4025,7 +10653,8 @@
         <w:pStyle w:val="Titre3"/>
         <w:spacing w:before="120" w:after="60" w:line="276" w:lineRule="auto"/>
       </w:pPr>
-      <w:bookmarkStart w:id="17" w:name="X84a7087e988ae82c339ab8f7efb8068d1dbf1dc"/>
+      <w:bookmarkStart w:id="24" w:name="X84a7087e988ae82c339ab8f7efb8068d1dbf1dc"/>
+      <w:bookmarkStart w:id="25" w:name="_Toc234895867"/>
       <w:r>
         <w:rPr>
           <w:rFonts w:ascii="Times New Roman" w:hAnsi="Times New Roman"/>
@@ -4033,7 +10662,8 @@
         </w:rPr>
         <w:t>1.3 Les architectures logicielles modernes (REST, API)</w:t>
       </w:r>
-      <w:bookmarkEnd w:id="17"/>
+      <w:bookmarkEnd w:id="24"/>
+      <w:bookmarkEnd w:id="25"/>
     </w:p>
     <w:p>
       <w:pPr>
@@ -4107,7 +10737,8 @@
         <w:pStyle w:val="Titre3"/>
         <w:spacing w:before="120" w:after="60" w:line="276" w:lineRule="auto"/>
       </w:pPr>
-      <w:bookmarkStart w:id="18" w:name="lapproche-offline-first"/>
+      <w:bookmarkStart w:id="26" w:name="lapproche-offline-first"/>
+      <w:bookmarkStart w:id="27" w:name="_Toc234895868"/>
       <w:r>
         <w:rPr>
           <w:rFonts w:ascii="Times New Roman" w:hAnsi="Times New Roman"/>
@@ -4115,7 +10746,8 @@
         </w:rPr>
         <w:t>1.4 L’approche « offline-first »</w:t>
       </w:r>
-      <w:bookmarkEnd w:id="18"/>
+      <w:bookmarkEnd w:id="26"/>
+      <w:bookmarkEnd w:id="27"/>
     </w:p>
     <w:p>
       <w:pPr>
@@ -4148,7 +10780,8 @@
         <w:pStyle w:val="Titre2"/>
         <w:spacing w:before="160" w:after="80" w:line="276" w:lineRule="auto"/>
       </w:pPr>
-      <w:bookmarkStart w:id="19" w:name="X034d5bee4e0c4bcc072d754667102bb0c6eae6d"/>
+      <w:bookmarkStart w:id="28" w:name="X034d5bee4e0c4bcc072d754667102bb0c6eae6d"/>
+      <w:bookmarkStart w:id="29" w:name="_Toc234895869"/>
       <w:r>
         <w:rPr>
           <w:rFonts w:ascii="Times New Roman" w:hAnsi="Times New Roman"/>
@@ -4157,14 +10790,16 @@
         </w:rPr>
         <w:t>Section 2 — Revue critique de la littérature</w:t>
       </w:r>
-      <w:bookmarkEnd w:id="19"/>
+      <w:bookmarkEnd w:id="28"/>
+      <w:bookmarkEnd w:id="29"/>
     </w:p>
     <w:p>
       <w:pPr>
         <w:pStyle w:val="Titre3"/>
         <w:spacing w:before="120" w:after="60" w:line="276" w:lineRule="auto"/>
       </w:pPr>
-      <w:bookmarkStart w:id="20" w:name="le-socioconstructivisme-vygotsky-1978"/>
+      <w:bookmarkStart w:id="30" w:name="le-socioconstructivisme-vygotsky-1978"/>
+      <w:bookmarkStart w:id="31" w:name="_Toc234895870"/>
       <w:r>
         <w:rPr>
           <w:rFonts w:ascii="Times New Roman" w:hAnsi="Times New Roman"/>
@@ -4172,7 +10807,8 @@
         </w:rPr>
         <w:t>2.1 Le socioconstructivisme — Vygotsky (1978)</w:t>
       </w:r>
-      <w:bookmarkEnd w:id="20"/>
+      <w:bookmarkEnd w:id="30"/>
+      <w:bookmarkEnd w:id="31"/>
     </w:p>
     <w:p>
       <w:pPr>
@@ -4205,7 +10841,8 @@
         <w:pStyle w:val="Titre3"/>
         <w:spacing w:before="120" w:after="60" w:line="276" w:lineRule="auto"/>
       </w:pPr>
-      <w:bookmarkStart w:id="21" w:name="le-design-centré-utilisateur-norman-2013"/>
+      <w:bookmarkStart w:id="32" w:name="le-design-centré-utilisateur-norman-2013"/>
+      <w:bookmarkStart w:id="33" w:name="_Toc234895871"/>
       <w:r>
         <w:rPr>
           <w:rFonts w:ascii="Times New Roman" w:hAnsi="Times New Roman"/>
@@ -4213,7 +10850,8 @@
         </w:rPr>
         <w:t>2.2 Le design centré utilisateur — Norman (2013)</w:t>
       </w:r>
-      <w:bookmarkEnd w:id="21"/>
+      <w:bookmarkEnd w:id="32"/>
+      <w:bookmarkEnd w:id="33"/>
     </w:p>
     <w:p>
       <w:pPr>
@@ -4259,7 +10897,8 @@
         <w:pStyle w:val="Titre3"/>
         <w:spacing w:before="120" w:after="60" w:line="276" w:lineRule="auto"/>
       </w:pPr>
-      <w:bookmarkStart w:id="22" w:name="X1b8f3eee6f5bb20ebe7d7682b0e9e16d8852c17"/>
+      <w:bookmarkStart w:id="34" w:name="X1b8f3eee6f5bb20ebe7d7682b0e9e16d8852c17"/>
+      <w:bookmarkStart w:id="35" w:name="_Toc234895872"/>
       <w:r>
         <w:rPr>
           <w:rFonts w:ascii="Times New Roman" w:hAnsi="Times New Roman"/>
@@ -4267,7 +10906,8 @@
         </w:rPr>
         <w:t>2.3 Architecture REST et monolithe structuré — Fielding (2000) et Newman (2015)</w:t>
       </w:r>
-      <w:bookmarkEnd w:id="22"/>
+      <w:bookmarkEnd w:id="34"/>
+      <w:bookmarkEnd w:id="35"/>
     </w:p>
     <w:p>
       <w:pPr>
@@ -4313,7 +10953,8 @@
         <w:pStyle w:val="Titre3"/>
         <w:spacing w:before="120" w:after="60" w:line="276" w:lineRule="auto"/>
       </w:pPr>
-      <w:bookmarkStart w:id="23" w:name="Xd9cc442f159437057a312dc5151a300d37f61c3"/>
+      <w:bookmarkStart w:id="36" w:name="Xd9cc442f159437057a312dc5151a300d37f61c3"/>
+      <w:bookmarkStart w:id="37" w:name="_Toc234895873"/>
       <w:r>
         <w:rPr>
           <w:rFonts w:ascii="Times New Roman" w:hAnsi="Times New Roman"/>
@@ -4321,7 +10962,8 @@
         </w:rPr>
         <w:t>2.4 Le paradoxe de sur-fonctionnalité — Naveh et al. (2010)</w:t>
       </w:r>
-      <w:bookmarkEnd w:id="23"/>
+      <w:bookmarkEnd w:id="36"/>
+      <w:bookmarkEnd w:id="37"/>
     </w:p>
     <w:p>
       <w:pPr>
@@ -4354,7 +10996,8 @@
         <w:pStyle w:val="Titre3"/>
         <w:spacing w:before="120" w:after="60" w:line="276" w:lineRule="auto"/>
       </w:pPr>
-      <w:bookmarkStart w:id="24" w:name="conclusion-du-chapitre"/>
+      <w:bookmarkStart w:id="38" w:name="conclusion-du-chapitre"/>
+      <w:bookmarkStart w:id="39" w:name="_Toc234895874"/>
       <w:r>
         <w:rPr>
           <w:rFonts w:ascii="Times New Roman" w:hAnsi="Times New Roman"/>
@@ -4362,7 +11005,8 @@
         </w:rPr>
         <w:t>Conclusion du chapitre</w:t>
       </w:r>
-      <w:bookmarkEnd w:id="24"/>
+      <w:bookmarkEnd w:id="38"/>
+      <w:bookmarkEnd w:id="39"/>
     </w:p>
     <w:p>
       <w:pPr>
@@ -4384,7 +11028,8 @@
         <w:spacing w:after="240" w:line="276" w:lineRule="auto"/>
         <w:jc w:val="center"/>
       </w:pPr>
-      <w:bookmarkStart w:id="25" w:name="chapitre-ii-contexte-de-létude"/>
+      <w:bookmarkStart w:id="40" w:name="chapitre-ii-contexte-de-létude"/>
+      <w:bookmarkStart w:id="41" w:name="_Toc234895875"/>
       <w:r>
         <w:rPr>
           <w:rFonts w:ascii="Times New Roman" w:hAnsi="Times New Roman"/>
@@ -4393,14 +11038,16 @@
         </w:rPr>
         <w:t>CHAPITRE II — CONTEXTE DE L’ÉTUDE</w:t>
       </w:r>
-      <w:bookmarkEnd w:id="25"/>
+      <w:bookmarkEnd w:id="40"/>
+      <w:bookmarkEnd w:id="41"/>
     </w:p>
     <w:p>
       <w:pPr>
         <w:pStyle w:val="Titre3"/>
         <w:spacing w:before="120" w:after="60" w:line="276" w:lineRule="auto"/>
       </w:pPr>
-      <w:bookmarkStart w:id="26" w:name="introduction-du-chapitre-1"/>
+      <w:bookmarkStart w:id="42" w:name="introduction-du-chapitre-1"/>
+      <w:bookmarkStart w:id="43" w:name="_Toc234895876"/>
       <w:r>
         <w:rPr>
           <w:rFonts w:ascii="Times New Roman" w:hAnsi="Times New Roman"/>
@@ -4408,7 +11055,8 @@
         </w:rPr>
         <w:t>Introduction du chapitre</w:t>
       </w:r>
-      <w:bookmarkEnd w:id="26"/>
+      <w:bookmarkEnd w:id="42"/>
+      <w:bookmarkEnd w:id="43"/>
     </w:p>
     <w:p>
       <w:pPr>
@@ -4428,7 +11076,8 @@
         <w:pStyle w:val="Titre2"/>
         <w:spacing w:before="160" w:after="80" w:line="276" w:lineRule="auto"/>
       </w:pPr>
-      <w:bookmarkStart w:id="27" w:name="section-1-contexte-général"/>
+      <w:bookmarkStart w:id="44" w:name="section-1-contexte-général"/>
+      <w:bookmarkStart w:id="45" w:name="_Toc234895877"/>
       <w:r>
         <w:rPr>
           <w:rFonts w:ascii="Times New Roman" w:hAnsi="Times New Roman"/>
@@ -4437,14 +11086,16 @@
         </w:rPr>
         <w:t>Section 1 — Contexte général</w:t>
       </w:r>
-      <w:bookmarkEnd w:id="27"/>
+      <w:bookmarkEnd w:id="44"/>
+      <w:bookmarkEnd w:id="45"/>
     </w:p>
     <w:p>
       <w:pPr>
         <w:pStyle w:val="Titre3"/>
         <w:spacing w:before="120" w:after="60" w:line="276" w:lineRule="auto"/>
       </w:pPr>
-      <w:bookmarkStart w:id="28" w:name="Xe8149e7720c8aaecd35b763bb02305a2f84b339"/>
+      <w:bookmarkStart w:id="46" w:name="Xe8149e7720c8aaecd35b763bb02305a2f84b339"/>
+      <w:bookmarkStart w:id="47" w:name="_Toc234895878"/>
       <w:r>
         <w:rPr>
           <w:rFonts w:ascii="Times New Roman" w:hAnsi="Times New Roman"/>
@@ -4452,7 +11103,8 @@
         </w:rPr>
         <w:t>1.1 La numérisation de l’enseignement supérieur en Afrique</w:t>
       </w:r>
-      <w:bookmarkEnd w:id="28"/>
+      <w:bookmarkEnd w:id="46"/>
+      <w:bookmarkEnd w:id="47"/>
     </w:p>
     <w:p>
       <w:pPr>
@@ -4485,7 +11137,8 @@
         <w:pStyle w:val="Titre3"/>
         <w:spacing w:before="120" w:after="60" w:line="276" w:lineRule="auto"/>
       </w:pPr>
-      <w:bookmarkStart w:id="29" w:name="les-enjeux-pédagogiques-du-numérique"/>
+      <w:bookmarkStart w:id="48" w:name="les-enjeux-pédagogiques-du-numérique"/>
+      <w:bookmarkStart w:id="49" w:name="_Toc234895879"/>
       <w:r>
         <w:rPr>
           <w:rFonts w:ascii="Times New Roman" w:hAnsi="Times New Roman"/>
@@ -4493,7 +11146,8 @@
         </w:rPr>
         <w:t>1.2 Les enjeux pédagogiques du numérique</w:t>
       </w:r>
-      <w:bookmarkEnd w:id="29"/>
+      <w:bookmarkEnd w:id="48"/>
+      <w:bookmarkEnd w:id="49"/>
     </w:p>
     <w:p>
       <w:pPr>
@@ -4565,7 +11219,8 @@
         <w:pStyle w:val="Titre2"/>
         <w:spacing w:before="160" w:after="80" w:line="276" w:lineRule="auto"/>
       </w:pPr>
-      <w:bookmarkStart w:id="30" w:name="section-2-contexte-spécifique-à-lafi"/>
+      <w:bookmarkStart w:id="50" w:name="section-2-contexte-spécifique-à-lafi"/>
+      <w:bookmarkStart w:id="51" w:name="_Toc234895880"/>
       <w:r>
         <w:rPr>
           <w:rFonts w:ascii="Times New Roman" w:hAnsi="Times New Roman"/>
@@ -4574,14 +11229,16 @@
         </w:rPr>
         <w:t>Section 2 — Contexte spécifique à l’AFI</w:t>
       </w:r>
-      <w:bookmarkEnd w:id="30"/>
+      <w:bookmarkEnd w:id="50"/>
+      <w:bookmarkEnd w:id="51"/>
     </w:p>
     <w:p>
       <w:pPr>
         <w:pStyle w:val="Titre3"/>
         <w:spacing w:before="120" w:after="60" w:line="276" w:lineRule="auto"/>
       </w:pPr>
-      <w:bookmarkStart w:id="31" w:name="présentation-de-lafi"/>
+      <w:bookmarkStart w:id="52" w:name="présentation-de-lafi"/>
+      <w:bookmarkStart w:id="53" w:name="_Toc234895881"/>
       <w:r>
         <w:rPr>
           <w:rFonts w:ascii="Times New Roman" w:hAnsi="Times New Roman"/>
@@ -4589,7 +11246,8 @@
         </w:rPr>
         <w:t>2.1 Présentation de l’AFI</w:t>
       </w:r>
-      <w:bookmarkEnd w:id="31"/>
+      <w:bookmarkEnd w:id="52"/>
+      <w:bookmarkEnd w:id="53"/>
     </w:p>
     <w:p>
       <w:pPr>
@@ -4622,7 +11280,8 @@
         <w:pStyle w:val="Titre3"/>
         <w:spacing w:before="120" w:after="60" w:line="276" w:lineRule="auto"/>
       </w:pPr>
-      <w:bookmarkStart w:id="32" w:name="pratiques-actuelles-de-partage"/>
+      <w:bookmarkStart w:id="54" w:name="pratiques-actuelles-de-partage"/>
+      <w:bookmarkStart w:id="55" w:name="_Toc234895882"/>
       <w:r>
         <w:rPr>
           <w:rFonts w:ascii="Times New Roman" w:hAnsi="Times New Roman"/>
@@ -4630,7 +11289,8 @@
         </w:rPr>
         <w:t>2.2 Pratiques actuelles de partage</w:t>
       </w:r>
-      <w:bookmarkEnd w:id="32"/>
+      <w:bookmarkEnd w:id="54"/>
+      <w:bookmarkEnd w:id="55"/>
     </w:p>
     <w:p>
       <w:pPr>
@@ -4663,7 +11323,8 @@
         <w:pStyle w:val="Titre3"/>
         <w:spacing w:before="120" w:after="60" w:line="276" w:lineRule="auto"/>
       </w:pPr>
-      <w:bookmarkStart w:id="33" w:name="X3a2792eb8f8b42c0980f890ba982a61bb92e2fa"/>
+      <w:bookmarkStart w:id="56" w:name="X3a2792eb8f8b42c0980f890ba982a61bb92e2fa"/>
+      <w:bookmarkStart w:id="57" w:name="_Toc234895883"/>
       <w:r>
         <w:rPr>
           <w:rFonts w:ascii="Times New Roman" w:hAnsi="Times New Roman"/>
@@ -4671,7 +11332,8 @@
         </w:rPr>
         <w:t>2.3 Défaillances identifiées et besoins exprimés</w:t>
       </w:r>
-      <w:bookmarkEnd w:id="33"/>
+      <w:bookmarkEnd w:id="56"/>
+      <w:bookmarkEnd w:id="57"/>
     </w:p>
     <w:p>
       <w:pPr>
@@ -4821,7 +11483,8 @@
         <w:pStyle w:val="Titre3"/>
         <w:spacing w:before="120" w:after="60" w:line="276" w:lineRule="auto"/>
       </w:pPr>
-      <w:bookmarkStart w:id="34" w:name="conclusion-du-chapitre-1"/>
+      <w:bookmarkStart w:id="58" w:name="conclusion-du-chapitre-1"/>
+      <w:bookmarkStart w:id="59" w:name="_Toc234895884"/>
       <w:r>
         <w:rPr>
           <w:rFonts w:ascii="Times New Roman" w:hAnsi="Times New Roman"/>
@@ -4829,7 +11492,8 @@
         </w:rPr>
         <w:t>Conclusion du chapitre</w:t>
       </w:r>
-      <w:bookmarkEnd w:id="34"/>
+      <w:bookmarkEnd w:id="58"/>
+      <w:bookmarkEnd w:id="59"/>
     </w:p>
     <w:p>
       <w:pPr>
@@ -4851,7 +11515,8 @@
         <w:spacing w:after="240" w:line="276" w:lineRule="auto"/>
         <w:jc w:val="center"/>
       </w:pPr>
-      <w:bookmarkStart w:id="35" w:name="X24e8a1d0e46787213ef80e1c522a11ca9c85921"/>
+      <w:bookmarkStart w:id="60" w:name="X24e8a1d0e46787213ef80e1c522a11ca9c85921"/>
+      <w:bookmarkStart w:id="61" w:name="_Toc234895885"/>
       <w:r>
         <w:rPr>
           <w:rFonts w:ascii="Times New Roman" w:hAnsi="Times New Roman"/>
@@ -4860,7 +11525,8 @@
         </w:rPr>
         <w:t>DEUXIÈME PARTIE — CADRE MÉTHODOLOGIQUE ET ANALYTIQUE</w:t>
       </w:r>
-      <w:bookmarkEnd w:id="35"/>
+      <w:bookmarkEnd w:id="60"/>
+      <w:bookmarkEnd w:id="61"/>
     </w:p>
     <w:p>
       <w:pPr>
@@ -4869,7 +11535,8 @@
         <w:spacing w:after="240" w:line="276" w:lineRule="auto"/>
         <w:jc w:val="center"/>
       </w:pPr>
-      <w:bookmarkStart w:id="36" w:name="chapitre-iii-cadre-méthodologique"/>
+      <w:bookmarkStart w:id="62" w:name="chapitre-iii-cadre-méthodologique"/>
+      <w:bookmarkStart w:id="63" w:name="_Toc234895886"/>
       <w:r>
         <w:rPr>
           <w:rFonts w:ascii="Times New Roman" w:hAnsi="Times New Roman"/>
@@ -4878,14 +11545,16 @@
         </w:rPr>
         <w:t>CHAPITRE III — CADRE MÉTHODOLOGIQUE</w:t>
       </w:r>
-      <w:bookmarkEnd w:id="36"/>
+      <w:bookmarkEnd w:id="62"/>
+      <w:bookmarkEnd w:id="63"/>
     </w:p>
     <w:p>
       <w:pPr>
         <w:pStyle w:val="Titre3"/>
         <w:spacing w:before="120" w:after="60" w:line="276" w:lineRule="auto"/>
       </w:pPr>
-      <w:bookmarkStart w:id="37" w:name="introduction-du-chapitre-2"/>
+      <w:bookmarkStart w:id="64" w:name="introduction-du-chapitre-2"/>
+      <w:bookmarkStart w:id="65" w:name="_Toc234895887"/>
       <w:r>
         <w:rPr>
           <w:rFonts w:ascii="Times New Roman" w:hAnsi="Times New Roman"/>
@@ -4893,7 +11562,8 @@
         </w:rPr>
         <w:t>Introduction du chapitre</w:t>
       </w:r>
-      <w:bookmarkEnd w:id="37"/>
+      <w:bookmarkEnd w:id="64"/>
+      <w:bookmarkEnd w:id="65"/>
     </w:p>
     <w:p>
       <w:pPr>
@@ -4913,7 +11583,8 @@
         <w:pStyle w:val="Titre2"/>
         <w:spacing w:before="160" w:after="80" w:line="276" w:lineRule="auto"/>
       </w:pPr>
-      <w:bookmarkStart w:id="38" w:name="section-1-modélisation-et-implémentation"/>
+      <w:bookmarkStart w:id="66" w:name="section-1-modélisation-et-implémentation"/>
+      <w:bookmarkStart w:id="67" w:name="_Toc234895888"/>
       <w:r>
         <w:rPr>
           <w:rFonts w:ascii="Times New Roman" w:hAnsi="Times New Roman"/>
@@ -4922,14 +11593,16 @@
         </w:rPr>
         <w:t>Section 1 — Modélisation et implémentation</w:t>
       </w:r>
-      <w:bookmarkEnd w:id="38"/>
+      <w:bookmarkEnd w:id="66"/>
+      <w:bookmarkEnd w:id="67"/>
     </w:p>
     <w:p>
       <w:pPr>
         <w:pStyle w:val="Titre3"/>
         <w:spacing w:before="120" w:after="60" w:line="276" w:lineRule="auto"/>
       </w:pPr>
-      <w:bookmarkStart w:id="39" w:name="diagramme-de-classes"/>
+      <w:bookmarkStart w:id="68" w:name="diagramme-de-classes"/>
+      <w:bookmarkStart w:id="69" w:name="_Toc234895889"/>
       <w:r>
         <w:rPr>
           <w:rFonts w:ascii="Times New Roman" w:hAnsi="Times New Roman"/>
@@ -4937,7 +11610,8 @@
         </w:rPr>
         <w:t>1.1 Diagramme de classes</w:t>
       </w:r>
-      <w:bookmarkEnd w:id="39"/>
+      <w:bookmarkEnd w:id="68"/>
+      <w:bookmarkEnd w:id="69"/>
     </w:p>
     <w:p>
       <w:pPr>
@@ -5167,7 +11841,8 @@
         <w:pStyle w:val="Titre3"/>
         <w:spacing w:before="120" w:after="60" w:line="276" w:lineRule="auto"/>
       </w:pPr>
-      <w:bookmarkStart w:id="40" w:name="schéma-de-la-base-de-données"/>
+      <w:bookmarkStart w:id="70" w:name="schéma-de-la-base-de-données"/>
+      <w:bookmarkStart w:id="71" w:name="_Toc234895890"/>
       <w:r>
         <w:rPr>
           <w:rFonts w:ascii="Times New Roman" w:hAnsi="Times New Roman"/>
@@ -5175,7 +11850,8 @@
         </w:rPr>
         <w:t>1.2 Schéma de la base de données</w:t>
       </w:r>
-      <w:bookmarkEnd w:id="40"/>
+      <w:bookmarkEnd w:id="70"/>
+      <w:bookmarkEnd w:id="71"/>
     </w:p>
     <w:p>
       <w:pPr>
@@ -5223,7 +11899,8 @@
         <w:pStyle w:val="Titre3"/>
         <w:spacing w:before="120" w:after="60" w:line="276" w:lineRule="auto"/>
       </w:pPr>
-      <w:bookmarkStart w:id="41" w:name="diagramme-de-composants"/>
+      <w:bookmarkStart w:id="72" w:name="diagramme-de-composants"/>
+      <w:bookmarkStart w:id="73" w:name="_Toc234895891"/>
       <w:r>
         <w:rPr>
           <w:rFonts w:ascii="Times New Roman" w:hAnsi="Times New Roman"/>
@@ -5231,7 +11908,8 @@
         </w:rPr>
         <w:t>1.3 Diagramme de composants</w:t>
       </w:r>
-      <w:bookmarkEnd w:id="41"/>
+      <w:bookmarkEnd w:id="72"/>
+      <w:bookmarkEnd w:id="73"/>
     </w:p>
     <w:p>
       <w:pPr>
@@ -5331,7 +12009,8 @@
         <w:pStyle w:val="Titre3"/>
         <w:spacing w:before="120" w:after="60" w:line="276" w:lineRule="auto"/>
       </w:pPr>
-      <w:bookmarkStart w:id="42" w:name="diagramme-de-cas-dutilisation"/>
+      <w:bookmarkStart w:id="74" w:name="diagramme-de-cas-dutilisation"/>
+      <w:bookmarkStart w:id="75" w:name="_Toc234895892"/>
       <w:r>
         <w:rPr>
           <w:rFonts w:ascii="Times New Roman" w:hAnsi="Times New Roman"/>
@@ -5339,7 +12018,8 @@
         </w:rPr>
         <w:t>1.4 Diagramme de cas d’utilisation</w:t>
       </w:r>
-      <w:bookmarkEnd w:id="42"/>
+      <w:bookmarkEnd w:id="74"/>
+      <w:bookmarkEnd w:id="75"/>
     </w:p>
     <w:p>
       <w:pPr>
@@ -5426,7 +12106,8 @@
         <w:pStyle w:val="Titre3"/>
         <w:spacing w:before="120" w:after="60" w:line="276" w:lineRule="auto"/>
       </w:pPr>
-      <w:bookmarkStart w:id="43" w:name="diagramme-de-classes-détaillé"/>
+      <w:bookmarkStart w:id="76" w:name="diagramme-de-classes-détaillé"/>
+      <w:bookmarkStart w:id="77" w:name="_Toc234895893"/>
       <w:r>
         <w:rPr>
           <w:rFonts w:ascii="Times New Roman" w:hAnsi="Times New Roman"/>
@@ -5434,7 +12115,8 @@
         </w:rPr>
         <w:t>1.5 Diagramme de classes détaillé</w:t>
       </w:r>
-      <w:bookmarkEnd w:id="43"/>
+      <w:bookmarkEnd w:id="76"/>
+      <w:bookmarkEnd w:id="77"/>
     </w:p>
     <w:p>
       <w:pPr>
@@ -5480,7 +12162,8 @@
         <w:pStyle w:val="Titre3"/>
         <w:spacing w:before="120" w:after="60" w:line="276" w:lineRule="auto"/>
       </w:pPr>
-      <w:bookmarkStart w:id="44" w:name="diagrammes-de-séquence"/>
+      <w:bookmarkStart w:id="78" w:name="diagrammes-de-séquence"/>
+      <w:bookmarkStart w:id="79" w:name="_Toc234895894"/>
       <w:r>
         <w:rPr>
           <w:rFonts w:ascii="Times New Roman" w:hAnsi="Times New Roman"/>
@@ -5488,7 +12171,8 @@
         </w:rPr>
         <w:t>1.6 Diagrammes de séquence</w:t>
       </w:r>
-      <w:bookmarkEnd w:id="44"/>
+      <w:bookmarkEnd w:id="78"/>
+      <w:bookmarkEnd w:id="79"/>
     </w:p>
     <w:p>
       <w:pPr>
@@ -5575,7 +12259,8 @@
         <w:pStyle w:val="Titre3"/>
         <w:spacing w:before="120" w:after="60" w:line="276" w:lineRule="auto"/>
       </w:pPr>
-      <w:bookmarkStart w:id="45" w:name="maquettes-et-prototype-dinterface"/>
+      <w:bookmarkStart w:id="80" w:name="maquettes-et-prototype-dinterface"/>
+      <w:bookmarkStart w:id="81" w:name="_Toc234895895"/>
       <w:r>
         <w:rPr>
           <w:rFonts w:ascii="Times New Roman" w:hAnsi="Times New Roman"/>
@@ -5583,7 +12268,8 @@
         </w:rPr>
         <w:t>1.7 Maquettes et prototype d’interface</w:t>
       </w:r>
-      <w:bookmarkEnd w:id="45"/>
+      <w:bookmarkEnd w:id="80"/>
+      <w:bookmarkEnd w:id="81"/>
     </w:p>
     <w:p>
       <w:pPr>
@@ -5631,7 +12317,8 @@
         <w:pStyle w:val="Titre3"/>
         <w:spacing w:before="120" w:after="60" w:line="276" w:lineRule="auto"/>
       </w:pPr>
-      <w:bookmarkStart w:id="46" w:name="acteurs-et-matrice-des-droits"/>
+      <w:bookmarkStart w:id="82" w:name="acteurs-et-matrice-des-droits"/>
+      <w:bookmarkStart w:id="83" w:name="_Toc234895896"/>
       <w:r>
         <w:rPr>
           <w:rFonts w:ascii="Times New Roman" w:hAnsi="Times New Roman"/>
@@ -5639,7 +12326,8 @@
         </w:rPr>
         <w:t>1.8 Acteurs et matrice des droits</w:t>
       </w:r>
-      <w:bookmarkEnd w:id="46"/>
+      <w:bookmarkEnd w:id="82"/>
+      <w:bookmarkEnd w:id="83"/>
     </w:p>
     <w:p>
       <w:pPr>
@@ -6359,7 +13047,8 @@
         <w:pStyle w:val="Titre2"/>
         <w:spacing w:before="160" w:after="80" w:line="276" w:lineRule="auto"/>
       </w:pPr>
-      <w:bookmarkStart w:id="47" w:name="Xe3d28d438e54adee718014226975754141111b9"/>
+      <w:bookmarkStart w:id="84" w:name="Xe3d28d438e54adee718014226975754141111b9"/>
+      <w:bookmarkStart w:id="85" w:name="_Toc234895897"/>
       <w:r>
         <w:rPr>
           <w:rFonts w:ascii="Times New Roman" w:hAnsi="Times New Roman"/>
@@ -6368,14 +13057,16 @@
         </w:rPr>
         <w:t>Section 2 — Présentation et traitement des données</w:t>
       </w:r>
-      <w:bookmarkEnd w:id="47"/>
+      <w:bookmarkEnd w:id="84"/>
+      <w:bookmarkEnd w:id="85"/>
     </w:p>
     <w:p>
       <w:pPr>
         <w:pStyle w:val="Titre3"/>
         <w:spacing w:before="120" w:after="60" w:line="276" w:lineRule="auto"/>
       </w:pPr>
-      <w:bookmarkStart w:id="48" w:name="questionnaire-utilisateurs"/>
+      <w:bookmarkStart w:id="86" w:name="questionnaire-utilisateurs"/>
+      <w:bookmarkStart w:id="87" w:name="_Toc234895898"/>
       <w:r>
         <w:rPr>
           <w:rFonts w:ascii="Times New Roman" w:hAnsi="Times New Roman"/>
@@ -6383,7 +13074,8 @@
         </w:rPr>
         <w:t>2.1 Questionnaire utilisateurs</w:t>
       </w:r>
-      <w:bookmarkEnd w:id="48"/>
+      <w:bookmarkEnd w:id="86"/>
+      <w:bookmarkEnd w:id="87"/>
     </w:p>
     <w:p>
       <w:pPr>
@@ -6457,7 +13149,8 @@
         <w:pStyle w:val="Titre3"/>
         <w:spacing w:before="120" w:after="60" w:line="276" w:lineRule="auto"/>
       </w:pPr>
-      <w:bookmarkStart w:id="49" w:name="méthode-agile-scrum"/>
+      <w:bookmarkStart w:id="88" w:name="méthode-agile-scrum"/>
+      <w:bookmarkStart w:id="89" w:name="_Toc234895899"/>
       <w:r>
         <w:rPr>
           <w:rFonts w:ascii="Times New Roman" w:hAnsi="Times New Roman"/>
@@ -6465,7 +13158,8 @@
         </w:rPr>
         <w:t>2.2 Méthode Agile Scrum</w:t>
       </w:r>
-      <w:bookmarkEnd w:id="49"/>
+      <w:bookmarkEnd w:id="88"/>
+      <w:bookmarkEnd w:id="89"/>
     </w:p>
     <w:p>
       <w:pPr>
@@ -7000,7 +13694,8 @@
         <w:pStyle w:val="Titre3"/>
         <w:spacing w:before="120" w:after="60" w:line="276" w:lineRule="auto"/>
       </w:pPr>
-      <w:bookmarkStart w:id="50" w:name="X8f86a791b74f180fbc8dfa1934589ea43b1b253"/>
+      <w:bookmarkStart w:id="90" w:name="X8f86a791b74f180fbc8dfa1934589ea43b1b253"/>
+      <w:bookmarkStart w:id="91" w:name="_Toc234895900"/>
       <w:r>
         <w:rPr>
           <w:rFonts w:ascii="Times New Roman" w:hAnsi="Times New Roman"/>
@@ -7008,7 +13703,8 @@
         </w:rPr>
         <w:t>2.3 Environnement de développement et de déploiement</w:t>
       </w:r>
-      <w:bookmarkEnd w:id="50"/>
+      <w:bookmarkEnd w:id="90"/>
+      <w:bookmarkEnd w:id="91"/>
     </w:p>
     <w:p>
       <w:pPr>
@@ -7028,7 +13724,8 @@
         <w:pStyle w:val="Titre3"/>
         <w:spacing w:before="120" w:after="60" w:line="276" w:lineRule="auto"/>
       </w:pPr>
-      <w:bookmarkStart w:id="51" w:name="conclusion-du-chapitre-2"/>
+      <w:bookmarkStart w:id="92" w:name="conclusion-du-chapitre-2"/>
+      <w:bookmarkStart w:id="93" w:name="_Toc234895901"/>
       <w:r>
         <w:rPr>
           <w:rFonts w:ascii="Times New Roman" w:hAnsi="Times New Roman"/>
@@ -7036,7 +13733,8 @@
         </w:rPr>
         <w:t>Conclusion du chapitre</w:t>
       </w:r>
-      <w:bookmarkEnd w:id="51"/>
+      <w:bookmarkEnd w:id="92"/>
+      <w:bookmarkEnd w:id="93"/>
     </w:p>
     <w:p>
       <w:pPr>
@@ -7058,7 +13756,8 @@
         <w:spacing w:after="240" w:line="276" w:lineRule="auto"/>
         <w:jc w:val="center"/>
       </w:pPr>
-      <w:bookmarkStart w:id="52" w:name="X3e6de2ace3719374dc050187162df8582748f9e"/>
+      <w:bookmarkStart w:id="94" w:name="X3e6de2ace3719374dc050187162df8582748f9e"/>
+      <w:bookmarkStart w:id="95" w:name="_Toc234895902"/>
       <w:r>
         <w:rPr>
           <w:rFonts w:ascii="Times New Roman" w:hAnsi="Times New Roman"/>
@@ -7067,14 +13766,16 @@
         </w:rPr>
         <w:t>CHAPITRE IV — DÉMONSTRATION DE L’APPLICATION</w:t>
       </w:r>
-      <w:bookmarkEnd w:id="52"/>
+      <w:bookmarkEnd w:id="94"/>
+      <w:bookmarkEnd w:id="95"/>
     </w:p>
     <w:p>
       <w:pPr>
         <w:pStyle w:val="Titre3"/>
         <w:spacing w:before="120" w:after="60" w:line="276" w:lineRule="auto"/>
       </w:pPr>
-      <w:bookmarkStart w:id="53" w:name="introduction-du-chapitre-3"/>
+      <w:bookmarkStart w:id="96" w:name="introduction-du-chapitre-3"/>
+      <w:bookmarkStart w:id="97" w:name="_Toc234895903"/>
       <w:r>
         <w:rPr>
           <w:rFonts w:ascii="Times New Roman" w:hAnsi="Times New Roman"/>
@@ -7082,7 +13783,8 @@
         </w:rPr>
         <w:t>Introduction du chapitre</w:t>
       </w:r>
-      <w:bookmarkEnd w:id="53"/>
+      <w:bookmarkEnd w:id="96"/>
+      <w:bookmarkEnd w:id="97"/>
     </w:p>
     <w:p>
       <w:pPr>
@@ -7102,7 +13804,8 @@
         <w:pStyle w:val="Titre2"/>
         <w:spacing w:before="160" w:after="80" w:line="276" w:lineRule="auto"/>
       </w:pPr>
-      <w:bookmarkStart w:id="54" w:name="X6f7b5570c5dc412fede8859583fc888aa553bbf"/>
+      <w:bookmarkStart w:id="98" w:name="X6f7b5570c5dc412fede8859583fc888aa553bbf"/>
+      <w:bookmarkStart w:id="99" w:name="_Toc234895904"/>
       <w:r>
         <w:rPr>
           <w:rFonts w:ascii="Times New Roman" w:hAnsi="Times New Roman"/>
@@ -7111,14 +13814,16 @@
         </w:rPr>
         <w:t>Section 1 — Environnement et parcours par rôle</w:t>
       </w:r>
-      <w:bookmarkEnd w:id="54"/>
+      <w:bookmarkEnd w:id="98"/>
+      <w:bookmarkEnd w:id="99"/>
     </w:p>
     <w:p>
       <w:pPr>
         <w:pStyle w:val="Titre3"/>
         <w:spacing w:before="120" w:after="60" w:line="276" w:lineRule="auto"/>
       </w:pPr>
-      <w:bookmarkStart w:id="55" w:name="X2d31954f25efbc806b17f8f1ad1e8d11de0f5b2"/>
+      <w:bookmarkStart w:id="100" w:name="X2d31954f25efbc806b17f8f1ad1e8d11de0f5b2"/>
+      <w:bookmarkStart w:id="101" w:name="_Toc234895905"/>
       <w:r>
         <w:rPr>
           <w:rFonts w:ascii="Times New Roman" w:hAnsi="Times New Roman"/>
@@ -7126,7 +13831,8 @@
         </w:rPr>
         <w:t>1.1 Environnement de démonstration et comptes de test</w:t>
       </w:r>
-      <w:bookmarkEnd w:id="55"/>
+      <w:bookmarkEnd w:id="100"/>
+      <w:bookmarkEnd w:id="101"/>
     </w:p>
     <w:p>
       <w:pPr>
@@ -7146,7 +13852,8 @@
         <w:pStyle w:val="Titre3"/>
         <w:spacing w:before="120" w:after="60" w:line="276" w:lineRule="auto"/>
       </w:pPr>
-      <w:bookmarkStart w:id="56" w:name="parcours-administrateur"/>
+      <w:bookmarkStart w:id="102" w:name="parcours-administrateur"/>
+      <w:bookmarkStart w:id="103" w:name="_Toc234895906"/>
       <w:r>
         <w:rPr>
           <w:rFonts w:ascii="Times New Roman" w:hAnsi="Times New Roman"/>
@@ -7154,7 +13861,8 @@
         </w:rPr>
         <w:t>1.2 Parcours Administrateur</w:t>
       </w:r>
-      <w:bookmarkEnd w:id="56"/>
+      <w:bookmarkEnd w:id="102"/>
+      <w:bookmarkEnd w:id="103"/>
     </w:p>
     <w:p>
       <w:pPr>
@@ -7202,7 +13910,8 @@
         <w:pStyle w:val="Titre3"/>
         <w:spacing w:before="120" w:after="60" w:line="276" w:lineRule="auto"/>
       </w:pPr>
-      <w:bookmarkStart w:id="57" w:name="parcours-délégué"/>
+      <w:bookmarkStart w:id="104" w:name="parcours-délégué"/>
+      <w:bookmarkStart w:id="105" w:name="_Toc234895907"/>
       <w:r>
         <w:rPr>
           <w:rFonts w:ascii="Times New Roman" w:hAnsi="Times New Roman"/>
@@ -7210,7 +13919,8 @@
         </w:rPr>
         <w:t>1.3 Parcours Délégué</w:t>
       </w:r>
-      <w:bookmarkEnd w:id="57"/>
+      <w:bookmarkEnd w:id="104"/>
+      <w:bookmarkEnd w:id="105"/>
     </w:p>
     <w:p>
       <w:pPr>
@@ -7258,7 +13968,8 @@
         <w:pStyle w:val="Titre3"/>
         <w:spacing w:before="120" w:after="60" w:line="276" w:lineRule="auto"/>
       </w:pPr>
-      <w:bookmarkStart w:id="58" w:name="parcours-étudiant"/>
+      <w:bookmarkStart w:id="106" w:name="parcours-étudiant"/>
+      <w:bookmarkStart w:id="107" w:name="_Toc234895908"/>
       <w:r>
         <w:rPr>
           <w:rFonts w:ascii="Times New Roman" w:hAnsi="Times New Roman"/>
@@ -7266,7 +13977,8 @@
         </w:rPr>
         <w:t>1.4 Parcours Étudiant</w:t>
       </w:r>
-      <w:bookmarkEnd w:id="58"/>
+      <w:bookmarkEnd w:id="106"/>
+      <w:bookmarkEnd w:id="107"/>
     </w:p>
     <w:p>
       <w:pPr>
@@ -7314,7 +14026,8 @@
         <w:pStyle w:val="Titre2"/>
         <w:spacing w:before="160" w:after="80" w:line="276" w:lineRule="auto"/>
       </w:pPr>
-      <w:bookmarkStart w:id="59" w:name="X9902379b6777b9bf0e9593682770f9baa096273"/>
+      <w:bookmarkStart w:id="108" w:name="X9902379b6777b9bf0e9593682770f9baa096273"/>
+      <w:bookmarkStart w:id="109" w:name="_Toc234895909"/>
       <w:r>
         <w:rPr>
           <w:rFonts w:ascii="Times New Roman" w:hAnsi="Times New Roman"/>
@@ -7323,14 +14036,16 @@
         </w:rPr>
         <w:t>Section 2 — Fonctions transversales et application mobile</w:t>
       </w:r>
-      <w:bookmarkEnd w:id="59"/>
+      <w:bookmarkEnd w:id="108"/>
+      <w:bookmarkEnd w:id="109"/>
     </w:p>
     <w:p>
       <w:pPr>
         <w:pStyle w:val="Titre3"/>
         <w:spacing w:before="120" w:after="60" w:line="276" w:lineRule="auto"/>
       </w:pPr>
-      <w:bookmarkStart w:id="60" w:name="notifications"/>
+      <w:bookmarkStart w:id="110" w:name="notifications"/>
+      <w:bookmarkStart w:id="111" w:name="_Toc234895910"/>
       <w:r>
         <w:rPr>
           <w:rFonts w:ascii="Times New Roman" w:hAnsi="Times New Roman"/>
@@ -7338,7 +14053,8 @@
         </w:rPr>
         <w:t>2.1 Notifications</w:t>
       </w:r>
-      <w:bookmarkEnd w:id="60"/>
+      <w:bookmarkEnd w:id="110"/>
+      <w:bookmarkEnd w:id="111"/>
     </w:p>
     <w:p>
       <w:pPr>
@@ -7358,7 +14074,8 @@
         <w:pStyle w:val="Titre3"/>
         <w:spacing w:before="120" w:after="60" w:line="276" w:lineRule="auto"/>
       </w:pPr>
-      <w:bookmarkStart w:id="61" w:name="X1a04d59f4c33208302ac374cd280c7a8073ad21"/>
+      <w:bookmarkStart w:id="112" w:name="X1a04d59f4c33208302ac374cd280c7a8073ad21"/>
+      <w:bookmarkStart w:id="113" w:name="_Toc234895911"/>
       <w:r>
         <w:rPr>
           <w:rFonts w:ascii="Times New Roman" w:hAnsi="Times New Roman"/>
@@ -7366,7 +14083,8 @@
         </w:rPr>
         <w:t>2.2 Double authentification (OTP) et connexion Google</w:t>
       </w:r>
-      <w:bookmarkEnd w:id="61"/>
+      <w:bookmarkEnd w:id="112"/>
+      <w:bookmarkEnd w:id="113"/>
     </w:p>
     <w:p>
       <w:pPr>
@@ -7386,7 +14104,8 @@
         <w:pStyle w:val="Titre3"/>
         <w:spacing w:before="120" w:after="60" w:line="276" w:lineRule="auto"/>
       </w:pPr>
-      <w:bookmarkStart w:id="62" w:name="Xee496c7a1fb294c0714a4dd947fdda0ac8d07ad"/>
+      <w:bookmarkStart w:id="114" w:name="Xee496c7a1fb294c0714a4dd947fdda0ac8d07ad"/>
+      <w:bookmarkStart w:id="115" w:name="_Toc234895912"/>
       <w:r>
         <w:rPr>
           <w:rFonts w:ascii="Times New Roman" w:hAnsi="Times New Roman"/>
@@ -7394,7 +14113,8 @@
         </w:rPr>
         <w:t>2.3 Application mobile et consultation hors connexion</w:t>
       </w:r>
-      <w:bookmarkEnd w:id="62"/>
+      <w:bookmarkEnd w:id="114"/>
+      <w:bookmarkEnd w:id="115"/>
     </w:p>
     <w:p>
       <w:pPr>
@@ -7442,7 +14162,8 @@
         <w:pStyle w:val="Titre3"/>
         <w:spacing w:before="120" w:after="60" w:line="276" w:lineRule="auto"/>
       </w:pPr>
-      <w:bookmarkStart w:id="63" w:name="évaluation-des-enseignants"/>
+      <w:bookmarkStart w:id="116" w:name="évaluation-des-enseignants"/>
+      <w:bookmarkStart w:id="117" w:name="_Toc234895913"/>
       <w:r>
         <w:rPr>
           <w:rFonts w:ascii="Times New Roman" w:hAnsi="Times New Roman"/>
@@ -7450,7 +14171,8 @@
         </w:rPr>
         <w:t>2.4 Évaluation des enseignants</w:t>
       </w:r>
-      <w:bookmarkEnd w:id="63"/>
+      <w:bookmarkEnd w:id="116"/>
+      <w:bookmarkEnd w:id="117"/>
     </w:p>
     <w:p>
       <w:pPr>
@@ -7470,7 +14192,8 @@
         <w:pStyle w:val="Titre3"/>
         <w:spacing w:before="120" w:after="60" w:line="276" w:lineRule="auto"/>
       </w:pPr>
-      <w:bookmarkStart w:id="64" w:name="conclusion-du-chapitre-3"/>
+      <w:bookmarkStart w:id="118" w:name="conclusion-du-chapitre-3"/>
+      <w:bookmarkStart w:id="119" w:name="_Toc234895914"/>
       <w:r>
         <w:rPr>
           <w:rFonts w:ascii="Times New Roman" w:hAnsi="Times New Roman"/>
@@ -7478,7 +14201,8 @@
         </w:rPr>
         <w:t>Conclusion du chapitre</w:t>
       </w:r>
-      <w:bookmarkEnd w:id="64"/>
+      <w:bookmarkEnd w:id="118"/>
+      <w:bookmarkEnd w:id="119"/>
     </w:p>
     <w:p>
       <w:pPr>
@@ -7500,7 +14224,8 @@
         <w:spacing w:after="240" w:line="276" w:lineRule="auto"/>
         <w:jc w:val="center"/>
       </w:pPr>
-      <w:bookmarkStart w:id="65" w:name="chapitre-v-cadre-analytique"/>
+      <w:bookmarkStart w:id="120" w:name="chapitre-v-cadre-analytique"/>
+      <w:bookmarkStart w:id="121" w:name="_Toc234895915"/>
       <w:r>
         <w:rPr>
           <w:rFonts w:ascii="Times New Roman" w:hAnsi="Times New Roman"/>
@@ -7509,14 +14234,16 @@
         </w:rPr>
         <w:t>CHAPITRE V — CADRE ANALYTIQUE</w:t>
       </w:r>
-      <w:bookmarkEnd w:id="65"/>
+      <w:bookmarkEnd w:id="120"/>
+      <w:bookmarkEnd w:id="121"/>
     </w:p>
     <w:p>
       <w:pPr>
         <w:pStyle w:val="Titre3"/>
         <w:spacing w:before="120" w:after="60" w:line="276" w:lineRule="auto"/>
       </w:pPr>
-      <w:bookmarkStart w:id="66" w:name="introduction-du-chapitre-4"/>
+      <w:bookmarkStart w:id="122" w:name="introduction-du-chapitre-4"/>
+      <w:bookmarkStart w:id="123" w:name="_Toc234895916"/>
       <w:r>
         <w:rPr>
           <w:rFonts w:ascii="Times New Roman" w:hAnsi="Times New Roman"/>
@@ -7524,7 +14251,8 @@
         </w:rPr>
         <w:t>Introduction du chapitre</w:t>
       </w:r>
-      <w:bookmarkEnd w:id="66"/>
+      <w:bookmarkEnd w:id="122"/>
+      <w:bookmarkEnd w:id="123"/>
     </w:p>
     <w:p>
       <w:pPr>
@@ -7544,7 +14272,8 @@
         <w:pStyle w:val="Titre2"/>
         <w:spacing w:before="160" w:after="80" w:line="276" w:lineRule="auto"/>
       </w:pPr>
-      <w:bookmarkStart w:id="67" w:name="section-1-analyse-des-résultats"/>
+      <w:bookmarkStart w:id="124" w:name="section-1-analyse-des-résultats"/>
+      <w:bookmarkStart w:id="125" w:name="_Toc234895917"/>
       <w:r>
         <w:rPr>
           <w:rFonts w:ascii="Times New Roman" w:hAnsi="Times New Roman"/>
@@ -7553,14 +14282,16 @@
         </w:rPr>
         <w:t>Section 1 — Analyse des résultats</w:t>
       </w:r>
-      <w:bookmarkEnd w:id="67"/>
+      <w:bookmarkEnd w:id="124"/>
+      <w:bookmarkEnd w:id="125"/>
     </w:p>
     <w:p>
       <w:pPr>
         <w:pStyle w:val="Titre3"/>
         <w:spacing w:before="120" w:after="60" w:line="276" w:lineRule="auto"/>
       </w:pPr>
-      <w:bookmarkStart w:id="68" w:name="X9a69e9cbf705b8e38c71f2036588eaea8bb24e3"/>
+      <w:bookmarkStart w:id="126" w:name="X9a69e9cbf705b8e38c71f2036588eaea8bb24e3"/>
+      <w:bookmarkStart w:id="127" w:name="_Toc234895918"/>
       <w:r>
         <w:rPr>
           <w:rFonts w:ascii="Times New Roman" w:hAnsi="Times New Roman"/>
@@ -7568,7 +14299,8 @@
         </w:rPr>
         <w:t>1.1 Présentation des résultats — tests fonctionnels</w:t>
       </w:r>
-      <w:bookmarkEnd w:id="68"/>
+      <w:bookmarkEnd w:id="126"/>
+      <w:bookmarkEnd w:id="127"/>
     </w:p>
     <w:p>
       <w:pPr>
@@ -8233,7 +14965,8 @@
         <w:pStyle w:val="Titre3"/>
         <w:spacing w:before="120" w:after="60" w:line="276" w:lineRule="auto"/>
       </w:pPr>
-      <w:bookmarkStart w:id="69" w:name="X48590dbd4ffaf9cb85e49aab7a48b69cb888ff1"/>
+      <w:bookmarkStart w:id="128" w:name="X48590dbd4ffaf9cb85e49aab7a48b69cb888ff1"/>
+      <w:bookmarkStart w:id="129" w:name="_Toc234895919"/>
       <w:r>
         <w:rPr>
           <w:rFonts w:ascii="Times New Roman" w:hAnsi="Times New Roman"/>
@@ -8241,7 +14974,8 @@
         </w:rPr>
         <w:t>1.2 Synthèse des résultats et vérification des hypothèses</w:t>
       </w:r>
-      <w:bookmarkEnd w:id="69"/>
+      <w:bookmarkEnd w:id="128"/>
+      <w:bookmarkEnd w:id="129"/>
     </w:p>
     <w:p>
       <w:pPr>
@@ -8326,7 +15060,8 @@
         <w:pStyle w:val="Titre2"/>
         <w:spacing w:before="160" w:after="80" w:line="276" w:lineRule="auto"/>
       </w:pPr>
-      <w:bookmarkStart w:id="70" w:name="section-2-recommandations"/>
+      <w:bookmarkStart w:id="130" w:name="section-2-recommandations"/>
+      <w:bookmarkStart w:id="131" w:name="_Toc234895920"/>
       <w:r>
         <w:rPr>
           <w:rFonts w:ascii="Times New Roman" w:hAnsi="Times New Roman"/>
@@ -8335,14 +15070,16 @@
         </w:rPr>
         <w:t>Section 2 — Recommandations</w:t>
       </w:r>
-      <w:bookmarkEnd w:id="70"/>
+      <w:bookmarkEnd w:id="130"/>
+      <w:bookmarkEnd w:id="131"/>
     </w:p>
     <w:p>
       <w:pPr>
         <w:pStyle w:val="Titre3"/>
         <w:spacing w:before="120" w:after="60" w:line="276" w:lineRule="auto"/>
       </w:pPr>
-      <w:bookmarkStart w:id="71" w:name="implications-managériales"/>
+      <w:bookmarkStart w:id="132" w:name="implications-managériales"/>
+      <w:bookmarkStart w:id="133" w:name="_Toc234895921"/>
       <w:r>
         <w:rPr>
           <w:rFonts w:ascii="Times New Roman" w:hAnsi="Times New Roman"/>
@@ -8350,7 +15087,8 @@
         </w:rPr>
         <w:t>2.1 Implications managériales</w:t>
       </w:r>
-      <w:bookmarkEnd w:id="71"/>
+      <w:bookmarkEnd w:id="132"/>
+      <w:bookmarkEnd w:id="133"/>
     </w:p>
     <w:p>
       <w:pPr>
@@ -8370,7 +15108,8 @@
         <w:pStyle w:val="Titre3"/>
         <w:spacing w:before="120" w:after="60" w:line="276" w:lineRule="auto"/>
       </w:pPr>
-      <w:bookmarkStart w:id="72" w:name="améliorations-et-perspectives"/>
+      <w:bookmarkStart w:id="134" w:name="améliorations-et-perspectives"/>
+      <w:bookmarkStart w:id="135" w:name="_Toc234895922"/>
       <w:r>
         <w:rPr>
           <w:rFonts w:ascii="Times New Roman" w:hAnsi="Times New Roman"/>
@@ -8378,7 +15117,8 @@
         </w:rPr>
         <w:t>2.2 Améliorations et perspectives</w:t>
       </w:r>
-      <w:bookmarkEnd w:id="72"/>
+      <w:bookmarkEnd w:id="134"/>
+      <w:bookmarkEnd w:id="135"/>
     </w:p>
     <w:p>
       <w:pPr>
@@ -8398,7 +15138,8 @@
         <w:pStyle w:val="Titre3"/>
         <w:spacing w:before="120" w:after="60" w:line="276" w:lineRule="auto"/>
       </w:pPr>
-      <w:bookmarkStart w:id="73" w:name="conclusion-du-chapitre-4"/>
+      <w:bookmarkStart w:id="136" w:name="conclusion-du-chapitre-4"/>
+      <w:bookmarkStart w:id="137" w:name="_Toc234895923"/>
       <w:r>
         <w:rPr>
           <w:rFonts w:ascii="Times New Roman" w:hAnsi="Times New Roman"/>
@@ -8406,7 +15147,8 @@
         </w:rPr>
         <w:t>Conclusion du chapitre</w:t>
       </w:r>
-      <w:bookmarkEnd w:id="73"/>
+      <w:bookmarkEnd w:id="136"/>
+      <w:bookmarkEnd w:id="137"/>
     </w:p>
     <w:p>
       <w:pPr>
@@ -8428,7 +15170,8 @@
         <w:spacing w:after="240" w:line="276" w:lineRule="auto"/>
         <w:jc w:val="center"/>
       </w:pPr>
-      <w:bookmarkStart w:id="74" w:name="conclusion-générale"/>
+      <w:bookmarkStart w:id="138" w:name="conclusion-générale"/>
+      <w:bookmarkStart w:id="139" w:name="_Toc234895924"/>
       <w:r>
         <w:rPr>
           <w:rFonts w:ascii="Times New Roman" w:hAnsi="Times New Roman"/>
@@ -8437,7 +15180,8 @@
         </w:rPr>
         <w:t>CONCLUSION GÉNÉRALE</w:t>
       </w:r>
-      <w:bookmarkEnd w:id="74"/>
+      <w:bookmarkEnd w:id="138"/>
+      <w:bookmarkEnd w:id="139"/>
     </w:p>
     <w:p>
       <w:pPr>
@@ -8511,7 +15255,8 @@
         <w:spacing w:after="240" w:line="276" w:lineRule="auto"/>
         <w:jc w:val="center"/>
       </w:pPr>
-      <w:bookmarkStart w:id="75" w:name="bibliographie"/>
+      <w:bookmarkStart w:id="140" w:name="bibliographie"/>
+      <w:bookmarkStart w:id="141" w:name="_Toc234895925"/>
       <w:r>
         <w:rPr>
           <w:rFonts w:ascii="Times New Roman" w:hAnsi="Times New Roman"/>
@@ -8520,7 +15265,8 @@
         </w:rPr>
         <w:t>BIBLIOGRAPHIE</w:t>
       </w:r>
-      <w:bookmarkEnd w:id="75"/>
+      <w:bookmarkEnd w:id="140"/>
+      <w:bookmarkEnd w:id="141"/>
     </w:p>
     <w:p>
       <w:pPr>
@@ -8997,7 +15743,8 @@
         <w:spacing w:after="240" w:line="276" w:lineRule="auto"/>
         <w:jc w:val="center"/>
       </w:pPr>
-      <w:bookmarkStart w:id="76" w:name="annexes"/>
+      <w:bookmarkStart w:id="142" w:name="annexes"/>
+      <w:bookmarkStart w:id="143" w:name="_Toc234895926"/>
       <w:r>
         <w:rPr>
           <w:rFonts w:ascii="Times New Roman" w:hAnsi="Times New Roman"/>
@@ -9006,14 +15753,16 @@
         </w:rPr>
         <w:t>ANNEXES</w:t>
       </w:r>
-      <w:bookmarkEnd w:id="76"/>
+      <w:bookmarkEnd w:id="142"/>
+      <w:bookmarkEnd w:id="143"/>
     </w:p>
     <w:p>
       <w:pPr>
         <w:pStyle w:val="Titre3"/>
         <w:spacing w:before="120" w:after="60" w:line="276" w:lineRule="auto"/>
       </w:pPr>
-      <w:bookmarkStart w:id="77" w:name="annexe-1-questionnaire-utilisateur"/>
+      <w:bookmarkStart w:id="144" w:name="annexe-1-questionnaire-utilisateur"/>
+      <w:bookmarkStart w:id="145" w:name="_Toc234895927"/>
       <w:r>
         <w:rPr>
           <w:rFonts w:ascii="Times New Roman" w:hAnsi="Times New Roman"/>
@@ -9021,7 +15770,8 @@
         </w:rPr>
         <w:t>Annexe 1 — Questionnaire utilisateur</w:t>
       </w:r>
-      <w:bookmarkEnd w:id="77"/>
+      <w:bookmarkEnd w:id="144"/>
+      <w:bookmarkEnd w:id="145"/>
     </w:p>
     <w:p>
       <w:pPr>
@@ -9639,6 +16389,11 @@
     </w:pPrDefault>
   </w:docDefaults>
   <w:latentStyles w:defLockedState="0" w:defUIPriority="0" w:defSemiHidden="0" w:defUnhideWhenUsed="0" w:defQFormat="0" w:count="376">
+    <w:lsdException w:name="toc 1" w:uiPriority="39"/>
+    <w:lsdException w:name="toc 2" w:uiPriority="39"/>
+    <w:lsdException w:name="toc 3" w:uiPriority="39"/>
+    <w:lsdException w:name="Hyperlink" w:uiPriority="99"/>
+    <w:lsdException w:name="Strong" w:uiPriority="22" w:qFormat="1"/>
     <w:lsdException w:name="Normal Table" w:semiHidden="1" w:unhideWhenUsed="1"/>
     <w:lsdException w:name="Table Simple 1" w:semiHidden="1" w:unhideWhenUsed="1"/>
     <w:lsdException w:name="Table Simple 2" w:semiHidden="1" w:unhideWhenUsed="1"/>
@@ -10295,6 +17050,7 @@
   <w:style w:type="character" w:styleId="Lienhypertexte">
     <w:name w:val="Hyperlink"/>
     <w:basedOn w:val="LgendeCar"/>
+    <w:uiPriority w:val="99"/>
     <w:rPr>
       <w:color w:val="4F81BD" w:themeColor="accent1"/>
     </w:rPr>
@@ -10640,6 +17396,64 @@
       <w:rFonts w:ascii="Times New Roman" w:hAnsi="Times New Roman"/>
     </w:rPr>
   </w:style>
+  <w:style w:type="paragraph" w:customStyle="1" w:styleId="font-claude-response-body">
+    <w:name w:val="font-claude-response-body"/>
+    <w:basedOn w:val="Normal"/>
+    <w:rsid w:val="00AC23BD"/>
+    <w:pPr>
+      <w:spacing w:before="100" w:beforeAutospacing="1" w:after="100" w:afterAutospacing="1"/>
+    </w:pPr>
+    <w:rPr>
+      <w:rFonts w:eastAsia="Times New Roman" w:cs="Times New Roman"/>
+      <w:lang w:val="fr-FR" w:eastAsia="fr-FR"/>
+    </w:rPr>
+  </w:style>
+  <w:style w:type="character" w:styleId="lev">
+    <w:name w:val="Strong"/>
+    <w:basedOn w:val="Policepardfaut"/>
+    <w:uiPriority w:val="22"/>
+    <w:qFormat/>
+    <w:rsid w:val="00AC23BD"/>
+    <w:rPr>
+      <w:b/>
+      <w:bCs/>
+    </w:rPr>
+  </w:style>
+  <w:style w:type="paragraph" w:styleId="TM1">
+    <w:name w:val="toc 1"/>
+    <w:basedOn w:val="Normal"/>
+    <w:next w:val="Normal"/>
+    <w:autoRedefine/>
+    <w:uiPriority w:val="39"/>
+    <w:rsid w:val="00AC23BD"/>
+    <w:pPr>
+      <w:spacing w:after="100"/>
+    </w:pPr>
+  </w:style>
+  <w:style w:type="paragraph" w:styleId="TM3">
+    <w:name w:val="toc 3"/>
+    <w:basedOn w:val="Normal"/>
+    <w:next w:val="Normal"/>
+    <w:autoRedefine/>
+    <w:uiPriority w:val="39"/>
+    <w:rsid w:val="00AC23BD"/>
+    <w:pPr>
+      <w:spacing w:after="100"/>
+      <w:ind w:left="480"/>
+    </w:pPr>
+  </w:style>
+  <w:style w:type="paragraph" w:styleId="TM2">
+    <w:name w:val="toc 2"/>
+    <w:basedOn w:val="Normal"/>
+    <w:next w:val="Normal"/>
+    <w:autoRedefine/>
+    <w:uiPriority w:val="39"/>
+    <w:rsid w:val="00AC23BD"/>
+    <w:pPr>
+      <w:spacing w:after="100"/>
+      <w:ind w:left="240"/>
+    </w:pPr>
+  </w:style>
 </w:styles>
 </file>
 
